--- a/ghi-chu.docx
+++ b/ghi-chu.docx
@@ -5425,6 +5425,7 @@
       <w:r>
         <w:rPr>
           <w:rFonts w:cs="Times New Roman"/>
+          <w:noProof/>
           <w:szCs w:val="26"/>
         </w:rPr>
         <w:drawing>
@@ -5538,6 +5539,7 @@
           <w:rFonts w:cs="Times New Roman"/>
           <w:b/>
           <w:bCs/>
+          <w:noProof/>
           <w:sz w:val="32"/>
           <w:szCs w:val="32"/>
         </w:rPr>
@@ -5594,6 +5596,7 @@
           <w:rFonts w:cs="Times New Roman"/>
           <w:b/>
           <w:bCs/>
+          <w:noProof/>
           <w:sz w:val="32"/>
           <w:szCs w:val="32"/>
         </w:rPr>
@@ -5694,6 +5697,7 @@
           <w:rFonts w:cs="Times New Roman"/>
           <w:b/>
           <w:bCs/>
+          <w:noProof/>
           <w:sz w:val="32"/>
           <w:szCs w:val="32"/>
         </w:rPr>
@@ -5732,6 +5736,104 @@
             </a:graphic>
           </wp:inline>
         </w:drawing>
+      </w:r>
+    </w:p>
+    <w:p>
+      <w:pPr>
+        <w:rPr>
+          <w:rFonts w:cs="Times New Roman"/>
+          <w:b/>
+          <w:bCs/>
+          <w:sz w:val="32"/>
+          <w:szCs w:val="32"/>
+        </w:rPr>
+      </w:pPr>
+      <w:r>
+        <w:rPr>
+          <w:rFonts w:cs="Times New Roman"/>
+          <w:b/>
+          <w:bCs/>
+          <w:sz w:val="32"/>
+          <w:szCs w:val="32"/>
+        </w:rPr>
+        <w:br w:type="page"/>
+      </w:r>
+    </w:p>
+    <w:p>
+      <w:pPr>
+        <w:pStyle w:val="NoSpacing"/>
+      </w:pPr>
+      <w:r>
+        <w:lastRenderedPageBreak/>
+        <w:t>Methods</w:t>
+      </w:r>
+    </w:p>
+    <w:p>
+      <w:pPr>
+        <w:pStyle w:val="NoSpacing"/>
+      </w:pPr>
+      <w:r>
+        <w:drawing>
+          <wp:inline distT="0" distB="0" distL="0" distR="0" wp14:anchorId="46C806B3" wp14:editId="183E83AF">
+            <wp:extent cx="5943600" cy="4445000"/>
+            <wp:effectExtent l="0" t="0" r="0" b="0"/>
+            <wp:docPr id="793188121" name="Picture 1"/>
+            <wp:cNvGraphicFramePr>
+              <a:graphicFrameLocks xmlns:a="http://schemas.openxmlformats.org/drawingml/2006/main" noChangeAspect="1"/>
+            </wp:cNvGraphicFramePr>
+            <a:graphic xmlns:a="http://schemas.openxmlformats.org/drawingml/2006/main">
+              <a:graphicData uri="http://schemas.openxmlformats.org/drawingml/2006/picture">
+                <pic:pic xmlns:pic="http://schemas.openxmlformats.org/drawingml/2006/picture">
+                  <pic:nvPicPr>
+                    <pic:cNvPr id="793188121" name=""/>
+                    <pic:cNvPicPr/>
+                  </pic:nvPicPr>
+                  <pic:blipFill>
+                    <a:blip r:embed="rId30"/>
+                    <a:stretch>
+                      <a:fillRect/>
+                    </a:stretch>
+                  </pic:blipFill>
+                  <pic:spPr>
+                    <a:xfrm>
+                      <a:off x="0" y="0"/>
+                      <a:ext cx="5943600" cy="4445000"/>
+                    </a:xfrm>
+                    <a:prstGeom prst="rect">
+                      <a:avLst/>
+                    </a:prstGeom>
+                  </pic:spPr>
+                </pic:pic>
+              </a:graphicData>
+            </a:graphic>
+          </wp:inline>
+        </w:drawing>
+      </w:r>
+    </w:p>
+    <w:p/>
+    <w:p>
+      <w:pPr>
+        <w:rPr>
+          <w:b/>
+          <w:bCs/>
+          <w:color w:val="EE0000"/>
+        </w:rPr>
+      </w:pPr>
+      <w:r>
+        <w:rPr>
+          <w:b/>
+          <w:bCs/>
+          <w:color w:val="EE0000"/>
+        </w:rPr>
+        <w:t xml:space="preserve">Static: </w:t>
+      </w:r>
+      <w:r>
+        <w:rPr>
+          <w:b/>
+          <w:bCs/>
+          <w:color w:val="EE0000"/>
+        </w:rPr>
+        <w:t>static chỉ làm việc với những thứ cũng thuộc static hoặc những thứ được truyền vào.</w:t>
       </w:r>
     </w:p>
     <w:p/>
@@ -7138,7 +7240,6 @@
   <w:style w:type="character" w:default="1" w:styleId="DefaultParagraphFont">
     <w:name w:val="Default Paragraph Font"/>
     <w:uiPriority w:val="1"/>
-    <w:semiHidden/>
     <w:unhideWhenUsed/>
   </w:style>
   <w:style w:type="table" w:default="1" w:styleId="TableNormal">

--- a/ghi-chu.docx
+++ b/ghi-chu.docx
@@ -5773,6 +5773,9 @@
         <w:pStyle w:val="NoSpacing"/>
       </w:pPr>
       <w:r>
+        <w:rPr>
+          <w:noProof/>
+        </w:rPr>
         <w:drawing>
           <wp:inline distT="0" distB="0" distL="0" distR="0" wp14:anchorId="46C806B3" wp14:editId="183E83AF">
             <wp:extent cx="5943600" cy="4445000"/>
@@ -5825,26 +5828,235 @@
           <w:bCs/>
           <w:color w:val="EE0000"/>
         </w:rPr>
-        <w:t xml:space="preserve">Static: </w:t>
-      </w:r>
-      <w:r>
+        <w:t>Static: static chỉ làm việc với những thứ cũng thuộc static hoặc những thứ được truyền vào.</w:t>
+      </w:r>
+    </w:p>
+    <w:p>
+      <w:pPr>
         <w:rPr>
           <w:b/>
           <w:bCs/>
           <w:color w:val="EE0000"/>
         </w:rPr>
-        <w:t>static chỉ làm việc với những thứ cũng thuộc static hoặc những thứ được truyền vào.</w:t>
+      </w:pPr>
+      <w:r>
+        <w:rPr>
+          <w:b/>
+          <w:bCs/>
+          <w:color w:val="EE0000"/>
+        </w:rPr>
+        <w:br w:type="page"/>
+      </w:r>
+    </w:p>
+    <w:p>
+      <w:pPr>
+        <w:jc w:val="center"/>
+        <w:rPr>
+          <w:b/>
+          <w:bCs/>
+          <w:color w:val="EE0000"/>
+        </w:rPr>
+      </w:pPr>
+      <w:r>
+        <w:rPr>
+          <w:b/>
+          <w:bCs/>
+          <w:noProof/>
+          <w:color w:val="EE0000"/>
+        </w:rPr>
+        <w:lastRenderedPageBreak/>
+        <w:drawing>
+          <wp:inline distT="0" distB="0" distL="0" distR="0" wp14:anchorId="14570F36" wp14:editId="1DAEC87F">
+            <wp:extent cx="5414838" cy="4317986"/>
+            <wp:effectExtent l="0" t="0" r="0" b="6985"/>
+            <wp:docPr id="1358739432" name="Picture 1"/>
+            <wp:cNvGraphicFramePr>
+              <a:graphicFrameLocks xmlns:a="http://schemas.openxmlformats.org/drawingml/2006/main" noChangeAspect="1"/>
+            </wp:cNvGraphicFramePr>
+            <a:graphic xmlns:a="http://schemas.openxmlformats.org/drawingml/2006/main">
+              <a:graphicData uri="http://schemas.openxmlformats.org/drawingml/2006/picture">
+                <pic:pic xmlns:pic="http://schemas.openxmlformats.org/drawingml/2006/picture">
+                  <pic:nvPicPr>
+                    <pic:cNvPr id="1358739432" name=""/>
+                    <pic:cNvPicPr/>
+                  </pic:nvPicPr>
+                  <pic:blipFill>
+                    <a:blip r:embed="rId31"/>
+                    <a:stretch>
+                      <a:fillRect/>
+                    </a:stretch>
+                  </pic:blipFill>
+                  <pic:spPr>
+                    <a:xfrm>
+                      <a:off x="0" y="0"/>
+                      <a:ext cx="5416877" cy="4319612"/>
+                    </a:xfrm>
+                    <a:prstGeom prst="rect">
+                      <a:avLst/>
+                    </a:prstGeom>
+                  </pic:spPr>
+                </pic:pic>
+              </a:graphicData>
+            </a:graphic>
+          </wp:inline>
+        </w:drawing>
       </w:r>
     </w:p>
     <w:p/>
     <w:p>
       <w:pPr>
         <w:rPr>
-          <w:rFonts w:cs="Times New Roman"/>
-          <w:szCs w:val="26"/>
-        </w:rPr>
-      </w:pPr>
-    </w:p>
+          <w:b/>
+          <w:bCs/>
+          <w:color w:val="EE0000"/>
+        </w:rPr>
+      </w:pPr>
+      <w:r>
+        <w:rPr>
+          <w:b/>
+          <w:bCs/>
+          <w:color w:val="EE0000"/>
+        </w:rPr>
+        <w:br w:type="page"/>
+      </w:r>
+    </w:p>
+    <w:p>
+      <w:pPr>
+        <w:pStyle w:val="NoSpacing"/>
+      </w:pPr>
+      <w:r>
+        <w:lastRenderedPageBreak/>
+        <w:t>Overloading</w:t>
+      </w:r>
+      <w:r>
+        <w:t>?</w:t>
+      </w:r>
+    </w:p>
+    <w:p>
+      <w:pPr>
+        <w:rPr>
+          <w:color w:val="EE0000"/>
+        </w:rPr>
+      </w:pPr>
+      <w:r>
+        <w:rPr>
+          <w:b/>
+          <w:bCs/>
+          <w:color w:val="EE0000"/>
+        </w:rPr>
+        <w:t>Method Overloading</w:t>
+      </w:r>
+      <w:r>
+        <w:rPr>
+          <w:color w:val="EE0000"/>
+        </w:rPr>
+        <w:t xml:space="preserve"> trong C# nghĩa là:</w:t>
+      </w:r>
+    </w:p>
+    <w:p>
+      <w:pPr>
+        <w:rPr>
+          <w:color w:val="EE0000"/>
+        </w:rPr>
+      </w:pPr>
+      <w:r>
+        <w:rPr>
+          <w:b/>
+          <w:bCs/>
+          <w:color w:val="EE0000"/>
+        </w:rPr>
+        <w:t>Có nhiều method cùng tên, nhưng khác nhau về tham số.</w:t>
+      </w:r>
+    </w:p>
+    <w:p>
+      <w:pPr>
+        <w:rPr>
+          <w:b/>
+          <w:bCs/>
+          <w:color w:val="EE0000"/>
+        </w:rPr>
+      </w:pPr>
+      <w:r>
+        <w:rPr>
+          <w:color w:val="EE0000"/>
+        </w:rPr>
+        <w:t xml:space="preserve">Nói đơn giản: </w:t>
+      </w:r>
+      <w:r>
+        <w:rPr>
+          <w:b/>
+          <w:bCs/>
+          <w:color w:val="EE0000"/>
+        </w:rPr>
+        <w:t>cùng một tên method nhưng có nhiều “phiên bản” khác nhau.</w:t>
+      </w:r>
+    </w:p>
+    <w:p>
+      <w:pPr>
+        <w:rPr>
+          <w:b/>
+          <w:bCs/>
+          <w:color w:val="EE0000"/>
+        </w:rPr>
+      </w:pPr>
+      <w:r>
+        <w:rPr>
+          <w:b/>
+          <w:bCs/>
+          <w:color w:val="EE0000"/>
+        </w:rPr>
+        <w:t>Method Overloading (nạp chồng phương thức)</w:t>
+      </w:r>
+    </w:p>
+    <w:p>
+      <w:pPr>
+        <w:jc w:val="center"/>
+        <w:rPr>
+          <w:color w:val="EE0000"/>
+        </w:rPr>
+      </w:pPr>
+      <w:r>
+        <w:rPr>
+          <w:color w:val="EE0000"/>
+        </w:rPr>
+        <w:drawing>
+          <wp:inline distT="0" distB="0" distL="0" distR="0" wp14:anchorId="44BFE60E" wp14:editId="0712B5DE">
+            <wp:extent cx="5653377" cy="3954948"/>
+            <wp:effectExtent l="0" t="0" r="5080" b="7620"/>
+            <wp:docPr id="226197050" name="Picture 1"/>
+            <wp:cNvGraphicFramePr>
+              <a:graphicFrameLocks xmlns:a="http://schemas.openxmlformats.org/drawingml/2006/main" noChangeAspect="1"/>
+            </wp:cNvGraphicFramePr>
+            <a:graphic xmlns:a="http://schemas.openxmlformats.org/drawingml/2006/main">
+              <a:graphicData uri="http://schemas.openxmlformats.org/drawingml/2006/picture">
+                <pic:pic xmlns:pic="http://schemas.openxmlformats.org/drawingml/2006/picture">
+                  <pic:nvPicPr>
+                    <pic:cNvPr id="226197050" name=""/>
+                    <pic:cNvPicPr/>
+                  </pic:nvPicPr>
+                  <pic:blipFill>
+                    <a:blip r:embed="rId32"/>
+                    <a:stretch>
+                      <a:fillRect/>
+                    </a:stretch>
+                  </pic:blipFill>
+                  <pic:spPr>
+                    <a:xfrm>
+                      <a:off x="0" y="0"/>
+                      <a:ext cx="5660732" cy="3960093"/>
+                    </a:xfrm>
+                    <a:prstGeom prst="rect">
+                      <a:avLst/>
+                    </a:prstGeom>
+                  </pic:spPr>
+                </pic:pic>
+              </a:graphicData>
+            </a:graphic>
+          </wp:inline>
+        </w:drawing>
+      </w:r>
+    </w:p>
+    <w:p/>
     <w:sectPr>
       <w:pgSz w:w="12240" w:h="15840"/>
       <w:pgMar w:top="1440" w:right="1440" w:bottom="1440" w:left="1440" w:header="720" w:footer="720" w:gutter="0"/>

--- a/ghi-chu.docx
+++ b/ghi-chu.docx
@@ -6017,6 +6017,7 @@
       </w:pPr>
       <w:r>
         <w:rPr>
+          <w:noProof/>
           <w:color w:val="EE0000"/>
         </w:rPr>
         <w:drawing>
@@ -6056,7 +6057,64 @@
         </w:drawing>
       </w:r>
     </w:p>
-    <w:p/>
+    <w:p>
+      <w:r>
+        <w:br w:type="page"/>
+      </w:r>
+    </w:p>
+    <w:p>
+      <w:pPr>
+        <w:pStyle w:val="NoSpacing"/>
+      </w:pPr>
+      <w:r>
+        <w:lastRenderedPageBreak/>
+        <w:t>Hàm Substring</w:t>
+      </w:r>
+    </w:p>
+    <w:p>
+      <w:r>
+        <w:drawing>
+          <wp:inline distT="0" distB="0" distL="0" distR="0" wp14:anchorId="47F88EC3" wp14:editId="1A5BC1B5">
+            <wp:extent cx="5943600" cy="5995035"/>
+            <wp:effectExtent l="0" t="0" r="0" b="5715"/>
+            <wp:docPr id="911307727" name="Picture 1"/>
+            <wp:cNvGraphicFramePr>
+              <a:graphicFrameLocks xmlns:a="http://schemas.openxmlformats.org/drawingml/2006/main" noChangeAspect="1"/>
+            </wp:cNvGraphicFramePr>
+            <a:graphic xmlns:a="http://schemas.openxmlformats.org/drawingml/2006/main">
+              <a:graphicData uri="http://schemas.openxmlformats.org/drawingml/2006/picture">
+                <pic:pic xmlns:pic="http://schemas.openxmlformats.org/drawingml/2006/picture">
+                  <pic:nvPicPr>
+                    <pic:cNvPr id="911307727" name=""/>
+                    <pic:cNvPicPr/>
+                  </pic:nvPicPr>
+                  <pic:blipFill>
+                    <a:blip r:embed="rId33"/>
+                    <a:stretch>
+                      <a:fillRect/>
+                    </a:stretch>
+                  </pic:blipFill>
+                  <pic:spPr>
+                    <a:xfrm>
+                      <a:off x="0" y="0"/>
+                      <a:ext cx="5943600" cy="5995035"/>
+                    </a:xfrm>
+                    <a:prstGeom prst="rect">
+                      <a:avLst/>
+                    </a:prstGeom>
+                  </pic:spPr>
+                </pic:pic>
+              </a:graphicData>
+            </a:graphic>
+          </wp:inline>
+        </w:drawing>
+      </w:r>
+    </w:p>
+    <w:p>
+      <w:r>
+        <w:t xml:space="preserve">Và lấy từ vị trí n-1: </w:t>
+      </w:r>
+    </w:p>
     <w:sectPr>
       <w:pgSz w:w="12240" w:h="15840"/>
       <w:pgMar w:top="1440" w:right="1440" w:bottom="1440" w:left="1440" w:header="720" w:footer="720" w:gutter="0"/>
@@ -7452,6 +7510,7 @@
   <w:style w:type="character" w:default="1" w:styleId="DefaultParagraphFont">
     <w:name w:val="Default Paragraph Font"/>
     <w:uiPriority w:val="1"/>
+    <w:semiHidden/>
     <w:unhideWhenUsed/>
   </w:style>
   <w:style w:type="table" w:default="1" w:styleId="TableNormal">

--- a/ghi-chu.docx
+++ b/ghi-chu.docx
@@ -6073,6 +6073,9 @@
     </w:p>
     <w:p>
       <w:r>
+        <w:rPr>
+          <w:noProof/>
+        </w:rPr>
         <w:drawing>
           <wp:inline distT="0" distB="0" distL="0" distR="0" wp14:anchorId="47F88EC3" wp14:editId="1A5BC1B5">
             <wp:extent cx="5943600" cy="5995035"/>
@@ -6115,6 +6118,624 @@
         <w:t xml:space="preserve">Và lấy từ vị trí n-1: </w:t>
       </w:r>
     </w:p>
+    <w:p>
+      <w:r>
+        <w:br w:type="page"/>
+      </w:r>
+    </w:p>
+    <w:p>
+      <w:pPr>
+        <w:pStyle w:val="NoSpacing"/>
+      </w:pPr>
+      <w:r>
+        <w:lastRenderedPageBreak/>
+        <w:t>Strings</w:t>
+      </w:r>
+    </w:p>
+    <w:p>
+      <w:pPr>
+        <w:jc w:val="center"/>
+      </w:pPr>
+      <w:r>
+        <w:drawing>
+          <wp:inline distT="0" distB="0" distL="0" distR="0" wp14:anchorId="5CC7BF75" wp14:editId="5C9CE4D7">
+            <wp:extent cx="5146727" cy="2208254"/>
+            <wp:effectExtent l="0" t="0" r="0" b="1905"/>
+            <wp:docPr id="1601144666" name="Picture 1"/>
+            <wp:cNvGraphicFramePr>
+              <a:graphicFrameLocks xmlns:a="http://schemas.openxmlformats.org/drawingml/2006/main" noChangeAspect="1"/>
+            </wp:cNvGraphicFramePr>
+            <a:graphic xmlns:a="http://schemas.openxmlformats.org/drawingml/2006/main">
+              <a:graphicData uri="http://schemas.openxmlformats.org/drawingml/2006/picture">
+                <pic:pic xmlns:pic="http://schemas.openxmlformats.org/drawingml/2006/picture">
+                  <pic:nvPicPr>
+                    <pic:cNvPr id="1601144666" name=""/>
+                    <pic:cNvPicPr/>
+                  </pic:nvPicPr>
+                  <pic:blipFill>
+                    <a:blip r:embed="rId34"/>
+                    <a:stretch>
+                      <a:fillRect/>
+                    </a:stretch>
+                  </pic:blipFill>
+                  <pic:spPr>
+                    <a:xfrm>
+                      <a:off x="0" y="0"/>
+                      <a:ext cx="5148701" cy="2209101"/>
+                    </a:xfrm>
+                    <a:prstGeom prst="rect">
+                      <a:avLst/>
+                    </a:prstGeom>
+                  </pic:spPr>
+                </pic:pic>
+              </a:graphicData>
+            </a:graphic>
+          </wp:inline>
+        </w:drawing>
+      </w:r>
+    </w:p>
+    <w:p>
+      <w:pPr>
+        <w:rPr>
+          <w:b/>
+          <w:bCs/>
+          <w:color w:val="EE0000"/>
+        </w:rPr>
+      </w:pPr>
+      <w:r>
+        <w:rPr>
+          <w:b/>
+          <w:bCs/>
+          <w:color w:val="EE0000"/>
+        </w:rPr>
+        <w:t>Chuỗi trong C# là bất biến (Immutable)</w:t>
+      </w:r>
+    </w:p>
+    <w:p>
+      <w:pPr>
+        <w:jc w:val="both"/>
+      </w:pPr>
+      <w:r>
+        <w:t>Đây là khái niệm quan trọng nhất của bài học.</w:t>
+      </w:r>
+    </w:p>
+    <w:p>
+      <w:pPr>
+        <w:jc w:val="both"/>
+      </w:pPr>
+      <w:r>
+        <w:t>Immutable nghĩa là chuỗi không thể thay đổi nội dung sau khi được tạo ra. Khi bạn thực hiện thao tác có vẻ như sửa chuỗi, C# tạo ra một chuỗi mới.</w:t>
+      </w:r>
+    </w:p>
+    <w:p>
+      <w:r>
+        <w:drawing>
+          <wp:inline distT="0" distB="0" distL="0" distR="0" wp14:anchorId="7ED93CFC" wp14:editId="5E770107">
+            <wp:extent cx="5943600" cy="1676400"/>
+            <wp:effectExtent l="0" t="0" r="0" b="0"/>
+            <wp:docPr id="129494443" name="Picture 1"/>
+            <wp:cNvGraphicFramePr>
+              <a:graphicFrameLocks xmlns:a="http://schemas.openxmlformats.org/drawingml/2006/main" noChangeAspect="1"/>
+            </wp:cNvGraphicFramePr>
+            <a:graphic xmlns:a="http://schemas.openxmlformats.org/drawingml/2006/main">
+              <a:graphicData uri="http://schemas.openxmlformats.org/drawingml/2006/picture">
+                <pic:pic xmlns:pic="http://schemas.openxmlformats.org/drawingml/2006/picture">
+                  <pic:nvPicPr>
+                    <pic:cNvPr id="129494443" name=""/>
+                    <pic:cNvPicPr/>
+                  </pic:nvPicPr>
+                  <pic:blipFill>
+                    <a:blip r:embed="rId35"/>
+                    <a:stretch>
+                      <a:fillRect/>
+                    </a:stretch>
+                  </pic:blipFill>
+                  <pic:spPr>
+                    <a:xfrm>
+                      <a:off x="0" y="0"/>
+                      <a:ext cx="5943600" cy="1676400"/>
+                    </a:xfrm>
+                    <a:prstGeom prst="rect">
+                      <a:avLst/>
+                    </a:prstGeom>
+                  </pic:spPr>
+                </pic:pic>
+              </a:graphicData>
+            </a:graphic>
+          </wp:inline>
+        </w:drawing>
+      </w:r>
+    </w:p>
+    <w:p>
+      <w:pPr>
+        <w:rPr>
+          <w:color w:val="EE0000"/>
+        </w:rPr>
+      </w:pPr>
+      <w:r>
+        <w:rPr>
+          <w:color w:val="EE0000"/>
+        </w:rPr>
+        <w:t>Giải thích:</w:t>
+      </w:r>
+    </w:p>
+    <w:p>
+      <w:pPr>
+        <w:numPr>
+          <w:ilvl w:val="0"/>
+          <w:numId w:val="7"/>
+        </w:numPr>
+      </w:pPr>
+      <w:r>
+        <w:t>Ban đầu, s1 và s2 cùng tham chiếu đến chuỗi "Hello".</w:t>
+      </w:r>
+    </w:p>
+    <w:p>
+      <w:pPr>
+        <w:numPr>
+          <w:ilvl w:val="0"/>
+          <w:numId w:val="7"/>
+        </w:numPr>
+      </w:pPr>
+      <w:r>
+        <w:t>s1 += " World" tạo ra chuỗi mới "Hello World".</w:t>
+      </w:r>
+    </w:p>
+    <w:p>
+      <w:pPr>
+        <w:numPr>
+          <w:ilvl w:val="0"/>
+          <w:numId w:val="7"/>
+        </w:numPr>
+      </w:pPr>
+      <w:r>
+        <w:t>s1 tham chiếu đến chuỗi mới, còn s2 vẫn giữ "Hello".</w:t>
+      </w:r>
+    </w:p>
+    <w:p>
+      <w:r>
+        <w:lastRenderedPageBreak/>
+        <w:drawing>
+          <wp:inline distT="0" distB="0" distL="0" distR="0" wp14:anchorId="16982FC9" wp14:editId="56DF4310">
+            <wp:extent cx="5943600" cy="4725035"/>
+            <wp:effectExtent l="0" t="0" r="0" b="0"/>
+            <wp:docPr id="607034138" name="Picture 1"/>
+            <wp:cNvGraphicFramePr>
+              <a:graphicFrameLocks xmlns:a="http://schemas.openxmlformats.org/drawingml/2006/main" noChangeAspect="1"/>
+            </wp:cNvGraphicFramePr>
+            <a:graphic xmlns:a="http://schemas.openxmlformats.org/drawingml/2006/main">
+              <a:graphicData uri="http://schemas.openxmlformats.org/drawingml/2006/picture">
+                <pic:pic xmlns:pic="http://schemas.openxmlformats.org/drawingml/2006/picture">
+                  <pic:nvPicPr>
+                    <pic:cNvPr id="607034138" name=""/>
+                    <pic:cNvPicPr/>
+                  </pic:nvPicPr>
+                  <pic:blipFill>
+                    <a:blip r:embed="rId36"/>
+                    <a:stretch>
+                      <a:fillRect/>
+                    </a:stretch>
+                  </pic:blipFill>
+                  <pic:spPr>
+                    <a:xfrm>
+                      <a:off x="0" y="0"/>
+                      <a:ext cx="5943600" cy="4725035"/>
+                    </a:xfrm>
+                    <a:prstGeom prst="rect">
+                      <a:avLst/>
+                    </a:prstGeom>
+                  </pic:spPr>
+                </pic:pic>
+              </a:graphicData>
+            </a:graphic>
+          </wp:inline>
+        </w:drawing>
+      </w:r>
+    </w:p>
+    <w:p>
+      <w:r>
+        <w:drawing>
+          <wp:inline distT="0" distB="0" distL="0" distR="0" wp14:anchorId="4DCF5EE3" wp14:editId="7AB3C5F4">
+            <wp:extent cx="5943600" cy="2185035"/>
+            <wp:effectExtent l="0" t="0" r="0" b="5715"/>
+            <wp:docPr id="671175479" name="Picture 1"/>
+            <wp:cNvGraphicFramePr>
+              <a:graphicFrameLocks xmlns:a="http://schemas.openxmlformats.org/drawingml/2006/main" noChangeAspect="1"/>
+            </wp:cNvGraphicFramePr>
+            <a:graphic xmlns:a="http://schemas.openxmlformats.org/drawingml/2006/main">
+              <a:graphicData uri="http://schemas.openxmlformats.org/drawingml/2006/picture">
+                <pic:pic xmlns:pic="http://schemas.openxmlformats.org/drawingml/2006/picture">
+                  <pic:nvPicPr>
+                    <pic:cNvPr id="671175479" name=""/>
+                    <pic:cNvPicPr/>
+                  </pic:nvPicPr>
+                  <pic:blipFill>
+                    <a:blip r:embed="rId37"/>
+                    <a:stretch>
+                      <a:fillRect/>
+                    </a:stretch>
+                  </pic:blipFill>
+                  <pic:spPr>
+                    <a:xfrm>
+                      <a:off x="0" y="0"/>
+                      <a:ext cx="5943600" cy="2185035"/>
+                    </a:xfrm>
+                    <a:prstGeom prst="rect">
+                      <a:avLst/>
+                    </a:prstGeom>
+                  </pic:spPr>
+                </pic:pic>
+              </a:graphicData>
+            </a:graphic>
+          </wp:inline>
+        </w:drawing>
+      </w:r>
+    </w:p>
+    <w:p>
+      <w:pPr>
+        <w:rPr>
+          <w:b/>
+          <w:bCs/>
+        </w:rPr>
+      </w:pPr>
+      <w:r>
+        <w:rPr>
+          <w:b/>
+          <w:bCs/>
+        </w:rPr>
+        <w:t>StringBuilder là gì?</w:t>
+      </w:r>
+    </w:p>
+    <w:p>
+      <w:r>
+        <w:t>StringBuilder thuộc namespace System.Text, dùng để xây dựng và chỉnh sửa chuỗi hiệu quả khi có nhiều thao tác nối hoặc thay đổi nội dung.</w:t>
+      </w:r>
+    </w:p>
+    <w:p>
+      <w:r>
+        <w:lastRenderedPageBreak/>
+        <w:t>Vì string là immutable, mỗi lần nối chuỗi có thể tạo ra đối tượng mới. StringBuilder cho phép thay đổi nội dung bộ đệm hiện tại.</w:t>
+      </w:r>
+    </w:p>
+    <w:p>
+      <w:pPr>
+        <w:rPr>
+          <w:b/>
+          <w:bCs/>
+        </w:rPr>
+      </w:pPr>
+      <w:r>
+        <w:rPr>
+          <w:b/>
+          <w:bCs/>
+        </w:rPr>
+        <w:drawing>
+          <wp:inline distT="0" distB="0" distL="0" distR="0" wp14:anchorId="34BB2B07" wp14:editId="53BE5B17">
+            <wp:extent cx="5287617" cy="4819866"/>
+            <wp:effectExtent l="0" t="0" r="8890" b="0"/>
+            <wp:docPr id="282914252" name="Picture 1"/>
+            <wp:cNvGraphicFramePr>
+              <a:graphicFrameLocks xmlns:a="http://schemas.openxmlformats.org/drawingml/2006/main" noChangeAspect="1"/>
+            </wp:cNvGraphicFramePr>
+            <a:graphic xmlns:a="http://schemas.openxmlformats.org/drawingml/2006/main">
+              <a:graphicData uri="http://schemas.openxmlformats.org/drawingml/2006/picture">
+                <pic:pic xmlns:pic="http://schemas.openxmlformats.org/drawingml/2006/picture">
+                  <pic:nvPicPr>
+                    <pic:cNvPr id="282914252" name=""/>
+                    <pic:cNvPicPr/>
+                  </pic:nvPicPr>
+                  <pic:blipFill>
+                    <a:blip r:embed="rId38"/>
+                    <a:stretch>
+                      <a:fillRect/>
+                    </a:stretch>
+                  </pic:blipFill>
+                  <pic:spPr>
+                    <a:xfrm>
+                      <a:off x="0" y="0"/>
+                      <a:ext cx="5290376" cy="4822381"/>
+                    </a:xfrm>
+                    <a:prstGeom prst="rect">
+                      <a:avLst/>
+                    </a:prstGeom>
+                  </pic:spPr>
+                </pic:pic>
+              </a:graphicData>
+            </a:graphic>
+          </wp:inline>
+        </w:drawing>
+      </w:r>
+    </w:p>
+    <w:p>
+      <w:pPr>
+        <w:rPr>
+          <w:b/>
+          <w:bCs/>
+        </w:rPr>
+      </w:pPr>
+      <w:r>
+        <w:rPr>
+          <w:b/>
+          <w:bCs/>
+        </w:rPr>
+        <w:t>Các method xử lý chuỗi trong C#</w:t>
+      </w:r>
+    </w:p>
+    <w:p>
+      <w:r>
+        <w:t>Giả sử các ví dụ sử dụng chuỗi sau:</w:t>
+      </w:r>
+    </w:p>
+    <w:p>
+      <w:pPr>
+        <w:rPr>
+          <w:b/>
+          <w:bCs/>
+        </w:rPr>
+      </w:pPr>
+      <w:r>
+        <w:rPr>
+          <w:b/>
+          <w:bCs/>
+        </w:rPr>
+        <w:lastRenderedPageBreak/>
+        <w:drawing>
+          <wp:inline distT="0" distB="0" distL="0" distR="0" wp14:anchorId="08E245BD" wp14:editId="2E0233BC">
+            <wp:extent cx="5716988" cy="2756496"/>
+            <wp:effectExtent l="0" t="0" r="0" b="6350"/>
+            <wp:docPr id="1170878087" name="Picture 1"/>
+            <wp:cNvGraphicFramePr>
+              <a:graphicFrameLocks xmlns:a="http://schemas.openxmlformats.org/drawingml/2006/main" noChangeAspect="1"/>
+            </wp:cNvGraphicFramePr>
+            <a:graphic xmlns:a="http://schemas.openxmlformats.org/drawingml/2006/main">
+              <a:graphicData uri="http://schemas.openxmlformats.org/drawingml/2006/picture">
+                <pic:pic xmlns:pic="http://schemas.openxmlformats.org/drawingml/2006/picture">
+                  <pic:nvPicPr>
+                    <pic:cNvPr id="1170878087" name=""/>
+                    <pic:cNvPicPr/>
+                  </pic:nvPicPr>
+                  <pic:blipFill>
+                    <a:blip r:embed="rId39"/>
+                    <a:stretch>
+                      <a:fillRect/>
+                    </a:stretch>
+                  </pic:blipFill>
+                  <pic:spPr>
+                    <a:xfrm>
+                      <a:off x="0" y="0"/>
+                      <a:ext cx="5750625" cy="2772715"/>
+                    </a:xfrm>
+                    <a:prstGeom prst="rect">
+                      <a:avLst/>
+                    </a:prstGeom>
+                  </pic:spPr>
+                </pic:pic>
+              </a:graphicData>
+            </a:graphic>
+          </wp:inline>
+        </w:drawing>
+      </w:r>
+    </w:p>
+    <w:p>
+      <w:pPr>
+        <w:rPr>
+          <w:b/>
+          <w:bCs/>
+        </w:rPr>
+      </w:pPr>
+      <w:r>
+        <w:rPr>
+          <w:b/>
+          <w:bCs/>
+        </w:rPr>
+        <w:drawing>
+          <wp:inline distT="0" distB="0" distL="0" distR="0" wp14:anchorId="32052902" wp14:editId="187F525A">
+            <wp:extent cx="5943600" cy="1824355"/>
+            <wp:effectExtent l="0" t="0" r="0" b="4445"/>
+            <wp:docPr id="473907089" name="Picture 1"/>
+            <wp:cNvGraphicFramePr>
+              <a:graphicFrameLocks xmlns:a="http://schemas.openxmlformats.org/drawingml/2006/main" noChangeAspect="1"/>
+            </wp:cNvGraphicFramePr>
+            <a:graphic xmlns:a="http://schemas.openxmlformats.org/drawingml/2006/main">
+              <a:graphicData uri="http://schemas.openxmlformats.org/drawingml/2006/picture">
+                <pic:pic xmlns:pic="http://schemas.openxmlformats.org/drawingml/2006/picture">
+                  <pic:nvPicPr>
+                    <pic:cNvPr id="473907089" name=""/>
+                    <pic:cNvPicPr/>
+                  </pic:nvPicPr>
+                  <pic:blipFill>
+                    <a:blip r:embed="rId40"/>
+                    <a:stretch>
+                      <a:fillRect/>
+                    </a:stretch>
+                  </pic:blipFill>
+                  <pic:spPr>
+                    <a:xfrm>
+                      <a:off x="0" y="0"/>
+                      <a:ext cx="5943600" cy="1824355"/>
+                    </a:xfrm>
+                    <a:prstGeom prst="rect">
+                      <a:avLst/>
+                    </a:prstGeom>
+                  </pic:spPr>
+                </pic:pic>
+              </a:graphicData>
+            </a:graphic>
+          </wp:inline>
+        </w:drawing>
+      </w:r>
+    </w:p>
+    <w:p>
+      <w:pPr>
+        <w:rPr>
+          <w:b/>
+          <w:bCs/>
+        </w:rPr>
+      </w:pPr>
+      <w:r>
+        <w:rPr>
+          <w:b/>
+          <w:bCs/>
+        </w:rPr>
+        <w:drawing>
+          <wp:inline distT="0" distB="0" distL="0" distR="0" wp14:anchorId="3D158824" wp14:editId="27B09BEE">
+            <wp:extent cx="5375082" cy="2112132"/>
+            <wp:effectExtent l="0" t="0" r="0" b="2540"/>
+            <wp:docPr id="1262667754" name="Picture 1"/>
+            <wp:cNvGraphicFramePr>
+              <a:graphicFrameLocks xmlns:a="http://schemas.openxmlformats.org/drawingml/2006/main" noChangeAspect="1"/>
+            </wp:cNvGraphicFramePr>
+            <a:graphic xmlns:a="http://schemas.openxmlformats.org/drawingml/2006/main">
+              <a:graphicData uri="http://schemas.openxmlformats.org/drawingml/2006/picture">
+                <pic:pic xmlns:pic="http://schemas.openxmlformats.org/drawingml/2006/picture">
+                  <pic:nvPicPr>
+                    <pic:cNvPr id="1262667754" name=""/>
+                    <pic:cNvPicPr/>
+                  </pic:nvPicPr>
+                  <pic:blipFill>
+                    <a:blip r:embed="rId41"/>
+                    <a:stretch>
+                      <a:fillRect/>
+                    </a:stretch>
+                  </pic:blipFill>
+                  <pic:spPr>
+                    <a:xfrm>
+                      <a:off x="0" y="0"/>
+                      <a:ext cx="5377837" cy="2113215"/>
+                    </a:xfrm>
+                    <a:prstGeom prst="rect">
+                      <a:avLst/>
+                    </a:prstGeom>
+                  </pic:spPr>
+                </pic:pic>
+              </a:graphicData>
+            </a:graphic>
+          </wp:inline>
+        </w:drawing>
+      </w:r>
+    </w:p>
+    <w:p>
+      <w:pPr>
+        <w:rPr>
+          <w:b/>
+          <w:bCs/>
+        </w:rPr>
+      </w:pPr>
+      <w:r>
+        <w:rPr>
+          <w:b/>
+          <w:bCs/>
+        </w:rPr>
+        <w:lastRenderedPageBreak/>
+        <w:drawing>
+          <wp:inline distT="0" distB="0" distL="0" distR="0" wp14:anchorId="117E1B02" wp14:editId="28FFD74D">
+            <wp:extent cx="5943600" cy="1669415"/>
+            <wp:effectExtent l="0" t="0" r="0" b="6985"/>
+            <wp:docPr id="456360446" name="Picture 1"/>
+            <wp:cNvGraphicFramePr>
+              <a:graphicFrameLocks xmlns:a="http://schemas.openxmlformats.org/drawingml/2006/main" noChangeAspect="1"/>
+            </wp:cNvGraphicFramePr>
+            <a:graphic xmlns:a="http://schemas.openxmlformats.org/drawingml/2006/main">
+              <a:graphicData uri="http://schemas.openxmlformats.org/drawingml/2006/picture">
+                <pic:pic xmlns:pic="http://schemas.openxmlformats.org/drawingml/2006/picture">
+                  <pic:nvPicPr>
+                    <pic:cNvPr id="456360446" name=""/>
+                    <pic:cNvPicPr/>
+                  </pic:nvPicPr>
+                  <pic:blipFill>
+                    <a:blip r:embed="rId42"/>
+                    <a:stretch>
+                      <a:fillRect/>
+                    </a:stretch>
+                  </pic:blipFill>
+                  <pic:spPr>
+                    <a:xfrm>
+                      <a:off x="0" y="0"/>
+                      <a:ext cx="5943600" cy="1669415"/>
+                    </a:xfrm>
+                    <a:prstGeom prst="rect">
+                      <a:avLst/>
+                    </a:prstGeom>
+                  </pic:spPr>
+                </pic:pic>
+              </a:graphicData>
+            </a:graphic>
+          </wp:inline>
+        </w:drawing>
+      </w:r>
+    </w:p>
+    <w:p>
+      <w:pPr>
+        <w:rPr>
+          <w:b/>
+          <w:bCs/>
+        </w:rPr>
+      </w:pPr>
+      <w:r>
+        <w:rPr>
+          <w:b/>
+          <w:bCs/>
+        </w:rPr>
+        <w:t>String Escape Sequences trong C#</w:t>
+      </w:r>
+    </w:p>
+    <w:p>
+      <w:pPr>
+        <w:rPr>
+          <w:b/>
+          <w:bCs/>
+        </w:rPr>
+      </w:pPr>
+      <w:r>
+        <w:rPr>
+          <w:b/>
+          <w:bCs/>
+        </w:rPr>
+        <w:drawing>
+          <wp:inline distT="0" distB="0" distL="0" distR="0" wp14:anchorId="593854BF" wp14:editId="0627FC57">
+            <wp:extent cx="5943600" cy="2994660"/>
+            <wp:effectExtent l="0" t="0" r="0" b="0"/>
+            <wp:docPr id="972654262" name="Picture 1"/>
+            <wp:cNvGraphicFramePr>
+              <a:graphicFrameLocks xmlns:a="http://schemas.openxmlformats.org/drawingml/2006/main" noChangeAspect="1"/>
+            </wp:cNvGraphicFramePr>
+            <a:graphic xmlns:a="http://schemas.openxmlformats.org/drawingml/2006/main">
+              <a:graphicData uri="http://schemas.openxmlformats.org/drawingml/2006/picture">
+                <pic:pic xmlns:pic="http://schemas.openxmlformats.org/drawingml/2006/picture">
+                  <pic:nvPicPr>
+                    <pic:cNvPr id="972654262" name=""/>
+                    <pic:cNvPicPr/>
+                  </pic:nvPicPr>
+                  <pic:blipFill>
+                    <a:blip r:embed="rId43"/>
+                    <a:stretch>
+                      <a:fillRect/>
+                    </a:stretch>
+                  </pic:blipFill>
+                  <pic:spPr>
+                    <a:xfrm>
+                      <a:off x="0" y="0"/>
+                      <a:ext cx="5943600" cy="2994660"/>
+                    </a:xfrm>
+                    <a:prstGeom prst="rect">
+                      <a:avLst/>
+                    </a:prstGeom>
+                  </pic:spPr>
+                </pic:pic>
+              </a:graphicData>
+            </a:graphic>
+          </wp:inline>
+        </w:drawing>
+      </w:r>
+    </w:p>
+    <w:p>
+      <w:pPr>
+        <w:rPr>
+          <w:b/>
+          <w:bCs/>
+        </w:rPr>
+      </w:pPr>
+    </w:p>
     <w:sectPr>
       <w:pgSz w:w="12240" w:h="15840"/>
       <w:pgMar w:top="1440" w:right="1440" w:bottom="1440" w:left="1440" w:header="720" w:footer="720" w:gutter="0"/>
@@ -6389,235 +7010,9 @@
     </w:lvl>
   </w:abstractNum>
   <w:abstractNum w:abstractNumId="2" w15:restartNumberingAfterBreak="0">
-    <w:nsid w:val="4EB95672"/>
+    <w:nsid w:val="25AB5D52"/>
     <w:multiLevelType w:val="multilevel"/>
-    <w:tmpl w:val="55C0416A"/>
-    <w:lvl w:ilvl="0">
-      <w:start w:val="1"/>
-      <w:numFmt w:val="decimal"/>
-      <w:lvlText w:val="%1."/>
-      <w:lvlJc w:val="left"/>
-      <w:pPr>
-        <w:tabs>
-          <w:tab w:val="num" w:pos="720"/>
-        </w:tabs>
-        <w:ind w:left="720" w:hanging="720"/>
-      </w:pPr>
-    </w:lvl>
-    <w:lvl w:ilvl="1">
-      <w:start w:val="1"/>
-      <w:numFmt w:val="decimal"/>
-      <w:lvlText w:val="%2."/>
-      <w:lvlJc w:val="left"/>
-      <w:pPr>
-        <w:tabs>
-          <w:tab w:val="num" w:pos="1440"/>
-        </w:tabs>
-        <w:ind w:left="1440" w:hanging="720"/>
-      </w:pPr>
-    </w:lvl>
-    <w:lvl w:ilvl="2">
-      <w:start w:val="1"/>
-      <w:numFmt w:val="decimal"/>
-      <w:pStyle w:val="LV3"/>
-      <w:lvlText w:val="%3."/>
-      <w:lvlJc w:val="left"/>
-      <w:pPr>
-        <w:tabs>
-          <w:tab w:val="num" w:pos="2160"/>
-        </w:tabs>
-        <w:ind w:left="2160" w:hanging="720"/>
-      </w:pPr>
-    </w:lvl>
-    <w:lvl w:ilvl="3">
-      <w:start w:val="1"/>
-      <w:numFmt w:val="decimal"/>
-      <w:lvlText w:val="%4."/>
-      <w:lvlJc w:val="left"/>
-      <w:pPr>
-        <w:tabs>
-          <w:tab w:val="num" w:pos="2880"/>
-        </w:tabs>
-        <w:ind w:left="2880" w:hanging="720"/>
-      </w:pPr>
-    </w:lvl>
-    <w:lvl w:ilvl="4">
-      <w:start w:val="1"/>
-      <w:numFmt w:val="decimal"/>
-      <w:lvlText w:val="%5."/>
-      <w:lvlJc w:val="left"/>
-      <w:pPr>
-        <w:tabs>
-          <w:tab w:val="num" w:pos="3600"/>
-        </w:tabs>
-        <w:ind w:left="3600" w:hanging="720"/>
-      </w:pPr>
-    </w:lvl>
-    <w:lvl w:ilvl="5">
-      <w:start w:val="1"/>
-      <w:numFmt w:val="decimal"/>
-      <w:lvlText w:val="%6."/>
-      <w:lvlJc w:val="left"/>
-      <w:pPr>
-        <w:tabs>
-          <w:tab w:val="num" w:pos="4320"/>
-        </w:tabs>
-        <w:ind w:left="4320" w:hanging="720"/>
-      </w:pPr>
-    </w:lvl>
-    <w:lvl w:ilvl="6">
-      <w:start w:val="1"/>
-      <w:numFmt w:val="decimal"/>
-      <w:lvlText w:val="%7."/>
-      <w:lvlJc w:val="left"/>
-      <w:pPr>
-        <w:tabs>
-          <w:tab w:val="num" w:pos="5040"/>
-        </w:tabs>
-        <w:ind w:left="5040" w:hanging="720"/>
-      </w:pPr>
-    </w:lvl>
-    <w:lvl w:ilvl="7">
-      <w:start w:val="1"/>
-      <w:numFmt w:val="decimal"/>
-      <w:lvlText w:val="%8."/>
-      <w:lvlJc w:val="left"/>
-      <w:pPr>
-        <w:tabs>
-          <w:tab w:val="num" w:pos="5760"/>
-        </w:tabs>
-        <w:ind w:left="5760" w:hanging="720"/>
-      </w:pPr>
-    </w:lvl>
-    <w:lvl w:ilvl="8">
-      <w:start w:val="1"/>
-      <w:numFmt w:val="decimal"/>
-      <w:lvlText w:val="%9."/>
-      <w:lvlJc w:val="left"/>
-      <w:pPr>
-        <w:tabs>
-          <w:tab w:val="num" w:pos="6480"/>
-        </w:tabs>
-        <w:ind w:left="6480" w:hanging="720"/>
-      </w:pPr>
-    </w:lvl>
-  </w:abstractNum>
-  <w:abstractNum w:abstractNumId="3" w15:restartNumberingAfterBreak="0">
-    <w:nsid w:val="5C6A0AAD"/>
-    <w:multiLevelType w:val="hybridMultilevel"/>
-    <w:tmpl w:val="DB3C4B42"/>
-    <w:lvl w:ilvl="0" w:tplc="63368C40">
-      <w:numFmt w:val="bullet"/>
-      <w:lvlText w:val=""/>
-      <w:lvlJc w:val="left"/>
-      <w:pPr>
-        <w:ind w:left="720" w:hanging="360"/>
-      </w:pPr>
-      <w:rPr>
-        <w:rFonts w:ascii="Wingdings" w:eastAsiaTheme="minorHAnsi" w:hAnsi="Wingdings" w:cs="Times New Roman" w:hint="default"/>
-      </w:rPr>
-    </w:lvl>
-    <w:lvl w:ilvl="1" w:tplc="04090003" w:tentative="1">
-      <w:start w:val="1"/>
-      <w:numFmt w:val="bullet"/>
-      <w:lvlText w:val="o"/>
-      <w:lvlJc w:val="left"/>
-      <w:pPr>
-        <w:ind w:left="1440" w:hanging="360"/>
-      </w:pPr>
-      <w:rPr>
-        <w:rFonts w:ascii="Courier New" w:hAnsi="Courier New" w:cs="Courier New" w:hint="default"/>
-      </w:rPr>
-    </w:lvl>
-    <w:lvl w:ilvl="2" w:tplc="04090005" w:tentative="1">
-      <w:start w:val="1"/>
-      <w:numFmt w:val="bullet"/>
-      <w:lvlText w:val=""/>
-      <w:lvlJc w:val="left"/>
-      <w:pPr>
-        <w:ind w:left="2160" w:hanging="360"/>
-      </w:pPr>
-      <w:rPr>
-        <w:rFonts w:ascii="Wingdings" w:hAnsi="Wingdings" w:hint="default"/>
-      </w:rPr>
-    </w:lvl>
-    <w:lvl w:ilvl="3" w:tplc="04090001" w:tentative="1">
-      <w:start w:val="1"/>
-      <w:numFmt w:val="bullet"/>
-      <w:lvlText w:val=""/>
-      <w:lvlJc w:val="left"/>
-      <w:pPr>
-        <w:ind w:left="2880" w:hanging="360"/>
-      </w:pPr>
-      <w:rPr>
-        <w:rFonts w:ascii="Symbol" w:hAnsi="Symbol" w:hint="default"/>
-      </w:rPr>
-    </w:lvl>
-    <w:lvl w:ilvl="4" w:tplc="04090003" w:tentative="1">
-      <w:start w:val="1"/>
-      <w:numFmt w:val="bullet"/>
-      <w:lvlText w:val="o"/>
-      <w:lvlJc w:val="left"/>
-      <w:pPr>
-        <w:ind w:left="3600" w:hanging="360"/>
-      </w:pPr>
-      <w:rPr>
-        <w:rFonts w:ascii="Courier New" w:hAnsi="Courier New" w:cs="Courier New" w:hint="default"/>
-      </w:rPr>
-    </w:lvl>
-    <w:lvl w:ilvl="5" w:tplc="04090005" w:tentative="1">
-      <w:start w:val="1"/>
-      <w:numFmt w:val="bullet"/>
-      <w:lvlText w:val=""/>
-      <w:lvlJc w:val="left"/>
-      <w:pPr>
-        <w:ind w:left="4320" w:hanging="360"/>
-      </w:pPr>
-      <w:rPr>
-        <w:rFonts w:ascii="Wingdings" w:hAnsi="Wingdings" w:hint="default"/>
-      </w:rPr>
-    </w:lvl>
-    <w:lvl w:ilvl="6" w:tplc="04090001" w:tentative="1">
-      <w:start w:val="1"/>
-      <w:numFmt w:val="bullet"/>
-      <w:lvlText w:val=""/>
-      <w:lvlJc w:val="left"/>
-      <w:pPr>
-        <w:ind w:left="5040" w:hanging="360"/>
-      </w:pPr>
-      <w:rPr>
-        <w:rFonts w:ascii="Symbol" w:hAnsi="Symbol" w:hint="default"/>
-      </w:rPr>
-    </w:lvl>
-    <w:lvl w:ilvl="7" w:tplc="04090003" w:tentative="1">
-      <w:start w:val="1"/>
-      <w:numFmt w:val="bullet"/>
-      <w:lvlText w:val="o"/>
-      <w:lvlJc w:val="left"/>
-      <w:pPr>
-        <w:ind w:left="5760" w:hanging="360"/>
-      </w:pPr>
-      <w:rPr>
-        <w:rFonts w:ascii="Courier New" w:hAnsi="Courier New" w:cs="Courier New" w:hint="default"/>
-      </w:rPr>
-    </w:lvl>
-    <w:lvl w:ilvl="8" w:tplc="04090005" w:tentative="1">
-      <w:start w:val="1"/>
-      <w:numFmt w:val="bullet"/>
-      <w:lvlText w:val=""/>
-      <w:lvlJc w:val="left"/>
-      <w:pPr>
-        <w:ind w:left="6480" w:hanging="360"/>
-      </w:pPr>
-      <w:rPr>
-        <w:rFonts w:ascii="Wingdings" w:hAnsi="Wingdings" w:hint="default"/>
-      </w:rPr>
-    </w:lvl>
-  </w:abstractNum>
-  <w:abstractNum w:abstractNumId="4" w15:restartNumberingAfterBreak="0">
-    <w:nsid w:val="64A44036"/>
-    <w:multiLevelType w:val="multilevel"/>
-    <w:tmpl w:val="115A0A7E"/>
+    <w:tmpl w:val="955EADD8"/>
     <w:lvl w:ilvl="0">
       <w:start w:val="1"/>
       <w:numFmt w:val="bullet"/>
@@ -6763,7 +7158,382 @@
       </w:rPr>
     </w:lvl>
   </w:abstractNum>
+  <w:abstractNum w:abstractNumId="3" w15:restartNumberingAfterBreak="0">
+    <w:nsid w:val="4EB95672"/>
+    <w:multiLevelType w:val="multilevel"/>
+    <w:tmpl w:val="55C0416A"/>
+    <w:lvl w:ilvl="0">
+      <w:start w:val="1"/>
+      <w:numFmt w:val="decimal"/>
+      <w:lvlText w:val="%1."/>
+      <w:lvlJc w:val="left"/>
+      <w:pPr>
+        <w:tabs>
+          <w:tab w:val="num" w:pos="720"/>
+        </w:tabs>
+        <w:ind w:left="720" w:hanging="720"/>
+      </w:pPr>
+    </w:lvl>
+    <w:lvl w:ilvl="1">
+      <w:start w:val="1"/>
+      <w:numFmt w:val="decimal"/>
+      <w:lvlText w:val="%2."/>
+      <w:lvlJc w:val="left"/>
+      <w:pPr>
+        <w:tabs>
+          <w:tab w:val="num" w:pos="1440"/>
+        </w:tabs>
+        <w:ind w:left="1440" w:hanging="720"/>
+      </w:pPr>
+    </w:lvl>
+    <w:lvl w:ilvl="2">
+      <w:start w:val="1"/>
+      <w:numFmt w:val="decimal"/>
+      <w:pStyle w:val="LV3"/>
+      <w:lvlText w:val="%3."/>
+      <w:lvlJc w:val="left"/>
+      <w:pPr>
+        <w:tabs>
+          <w:tab w:val="num" w:pos="2160"/>
+        </w:tabs>
+        <w:ind w:left="2160" w:hanging="720"/>
+      </w:pPr>
+    </w:lvl>
+    <w:lvl w:ilvl="3">
+      <w:start w:val="1"/>
+      <w:numFmt w:val="decimal"/>
+      <w:lvlText w:val="%4."/>
+      <w:lvlJc w:val="left"/>
+      <w:pPr>
+        <w:tabs>
+          <w:tab w:val="num" w:pos="2880"/>
+        </w:tabs>
+        <w:ind w:left="2880" w:hanging="720"/>
+      </w:pPr>
+    </w:lvl>
+    <w:lvl w:ilvl="4">
+      <w:start w:val="1"/>
+      <w:numFmt w:val="decimal"/>
+      <w:lvlText w:val="%5."/>
+      <w:lvlJc w:val="left"/>
+      <w:pPr>
+        <w:tabs>
+          <w:tab w:val="num" w:pos="3600"/>
+        </w:tabs>
+        <w:ind w:left="3600" w:hanging="720"/>
+      </w:pPr>
+    </w:lvl>
+    <w:lvl w:ilvl="5">
+      <w:start w:val="1"/>
+      <w:numFmt w:val="decimal"/>
+      <w:lvlText w:val="%6."/>
+      <w:lvlJc w:val="left"/>
+      <w:pPr>
+        <w:tabs>
+          <w:tab w:val="num" w:pos="4320"/>
+        </w:tabs>
+        <w:ind w:left="4320" w:hanging="720"/>
+      </w:pPr>
+    </w:lvl>
+    <w:lvl w:ilvl="6">
+      <w:start w:val="1"/>
+      <w:numFmt w:val="decimal"/>
+      <w:lvlText w:val="%7."/>
+      <w:lvlJc w:val="left"/>
+      <w:pPr>
+        <w:tabs>
+          <w:tab w:val="num" w:pos="5040"/>
+        </w:tabs>
+        <w:ind w:left="5040" w:hanging="720"/>
+      </w:pPr>
+    </w:lvl>
+    <w:lvl w:ilvl="7">
+      <w:start w:val="1"/>
+      <w:numFmt w:val="decimal"/>
+      <w:lvlText w:val="%8."/>
+      <w:lvlJc w:val="left"/>
+      <w:pPr>
+        <w:tabs>
+          <w:tab w:val="num" w:pos="5760"/>
+        </w:tabs>
+        <w:ind w:left="5760" w:hanging="720"/>
+      </w:pPr>
+    </w:lvl>
+    <w:lvl w:ilvl="8">
+      <w:start w:val="1"/>
+      <w:numFmt w:val="decimal"/>
+      <w:lvlText w:val="%9."/>
+      <w:lvlJc w:val="left"/>
+      <w:pPr>
+        <w:tabs>
+          <w:tab w:val="num" w:pos="6480"/>
+        </w:tabs>
+        <w:ind w:left="6480" w:hanging="720"/>
+      </w:pPr>
+    </w:lvl>
+  </w:abstractNum>
+  <w:abstractNum w:abstractNumId="4" w15:restartNumberingAfterBreak="0">
+    <w:nsid w:val="5C6A0AAD"/>
+    <w:multiLevelType w:val="hybridMultilevel"/>
+    <w:tmpl w:val="DB3C4B42"/>
+    <w:lvl w:ilvl="0" w:tplc="63368C40">
+      <w:numFmt w:val="bullet"/>
+      <w:lvlText w:val=""/>
+      <w:lvlJc w:val="left"/>
+      <w:pPr>
+        <w:ind w:left="720" w:hanging="360"/>
+      </w:pPr>
+      <w:rPr>
+        <w:rFonts w:ascii="Wingdings" w:eastAsiaTheme="minorHAnsi" w:hAnsi="Wingdings" w:cs="Times New Roman" w:hint="default"/>
+      </w:rPr>
+    </w:lvl>
+    <w:lvl w:ilvl="1" w:tplc="04090003" w:tentative="1">
+      <w:start w:val="1"/>
+      <w:numFmt w:val="bullet"/>
+      <w:lvlText w:val="o"/>
+      <w:lvlJc w:val="left"/>
+      <w:pPr>
+        <w:ind w:left="1440" w:hanging="360"/>
+      </w:pPr>
+      <w:rPr>
+        <w:rFonts w:ascii="Courier New" w:hAnsi="Courier New" w:cs="Courier New" w:hint="default"/>
+      </w:rPr>
+    </w:lvl>
+    <w:lvl w:ilvl="2" w:tplc="04090005" w:tentative="1">
+      <w:start w:val="1"/>
+      <w:numFmt w:val="bullet"/>
+      <w:lvlText w:val=""/>
+      <w:lvlJc w:val="left"/>
+      <w:pPr>
+        <w:ind w:left="2160" w:hanging="360"/>
+      </w:pPr>
+      <w:rPr>
+        <w:rFonts w:ascii="Wingdings" w:hAnsi="Wingdings" w:hint="default"/>
+      </w:rPr>
+    </w:lvl>
+    <w:lvl w:ilvl="3" w:tplc="04090001" w:tentative="1">
+      <w:start w:val="1"/>
+      <w:numFmt w:val="bullet"/>
+      <w:lvlText w:val=""/>
+      <w:lvlJc w:val="left"/>
+      <w:pPr>
+        <w:ind w:left="2880" w:hanging="360"/>
+      </w:pPr>
+      <w:rPr>
+        <w:rFonts w:ascii="Symbol" w:hAnsi="Symbol" w:hint="default"/>
+      </w:rPr>
+    </w:lvl>
+    <w:lvl w:ilvl="4" w:tplc="04090003" w:tentative="1">
+      <w:start w:val="1"/>
+      <w:numFmt w:val="bullet"/>
+      <w:lvlText w:val="o"/>
+      <w:lvlJc w:val="left"/>
+      <w:pPr>
+        <w:ind w:left="3600" w:hanging="360"/>
+      </w:pPr>
+      <w:rPr>
+        <w:rFonts w:ascii="Courier New" w:hAnsi="Courier New" w:cs="Courier New" w:hint="default"/>
+      </w:rPr>
+    </w:lvl>
+    <w:lvl w:ilvl="5" w:tplc="04090005" w:tentative="1">
+      <w:start w:val="1"/>
+      <w:numFmt w:val="bullet"/>
+      <w:lvlText w:val=""/>
+      <w:lvlJc w:val="left"/>
+      <w:pPr>
+        <w:ind w:left="4320" w:hanging="360"/>
+      </w:pPr>
+      <w:rPr>
+        <w:rFonts w:ascii="Wingdings" w:hAnsi="Wingdings" w:hint="default"/>
+      </w:rPr>
+    </w:lvl>
+    <w:lvl w:ilvl="6" w:tplc="04090001" w:tentative="1">
+      <w:start w:val="1"/>
+      <w:numFmt w:val="bullet"/>
+      <w:lvlText w:val=""/>
+      <w:lvlJc w:val="left"/>
+      <w:pPr>
+        <w:ind w:left="5040" w:hanging="360"/>
+      </w:pPr>
+      <w:rPr>
+        <w:rFonts w:ascii="Symbol" w:hAnsi="Symbol" w:hint="default"/>
+      </w:rPr>
+    </w:lvl>
+    <w:lvl w:ilvl="7" w:tplc="04090003" w:tentative="1">
+      <w:start w:val="1"/>
+      <w:numFmt w:val="bullet"/>
+      <w:lvlText w:val="o"/>
+      <w:lvlJc w:val="left"/>
+      <w:pPr>
+        <w:ind w:left="5760" w:hanging="360"/>
+      </w:pPr>
+      <w:rPr>
+        <w:rFonts w:ascii="Courier New" w:hAnsi="Courier New" w:cs="Courier New" w:hint="default"/>
+      </w:rPr>
+    </w:lvl>
+    <w:lvl w:ilvl="8" w:tplc="04090005" w:tentative="1">
+      <w:start w:val="1"/>
+      <w:numFmt w:val="bullet"/>
+      <w:lvlText w:val=""/>
+      <w:lvlJc w:val="left"/>
+      <w:pPr>
+        <w:ind w:left="6480" w:hanging="360"/>
+      </w:pPr>
+      <w:rPr>
+        <w:rFonts w:ascii="Wingdings" w:hAnsi="Wingdings" w:hint="default"/>
+      </w:rPr>
+    </w:lvl>
+  </w:abstractNum>
   <w:abstractNum w:abstractNumId="5" w15:restartNumberingAfterBreak="0">
+    <w:nsid w:val="64A44036"/>
+    <w:multiLevelType w:val="multilevel"/>
+    <w:tmpl w:val="115A0A7E"/>
+    <w:lvl w:ilvl="0">
+      <w:start w:val="1"/>
+      <w:numFmt w:val="bullet"/>
+      <w:lvlText w:val=""/>
+      <w:lvlJc w:val="left"/>
+      <w:pPr>
+        <w:tabs>
+          <w:tab w:val="num" w:pos="720"/>
+        </w:tabs>
+        <w:ind w:left="720" w:hanging="360"/>
+      </w:pPr>
+      <w:rPr>
+        <w:rFonts w:ascii="Symbol" w:hAnsi="Symbol" w:hint="default"/>
+        <w:sz w:val="20"/>
+      </w:rPr>
+    </w:lvl>
+    <w:lvl w:ilvl="1" w:tentative="1">
+      <w:start w:val="1"/>
+      <w:numFmt w:val="bullet"/>
+      <w:lvlText w:val="o"/>
+      <w:lvlJc w:val="left"/>
+      <w:pPr>
+        <w:tabs>
+          <w:tab w:val="num" w:pos="1440"/>
+        </w:tabs>
+        <w:ind w:left="1440" w:hanging="360"/>
+      </w:pPr>
+      <w:rPr>
+        <w:rFonts w:ascii="Courier New" w:hAnsi="Courier New" w:hint="default"/>
+        <w:sz w:val="20"/>
+      </w:rPr>
+    </w:lvl>
+    <w:lvl w:ilvl="2" w:tentative="1">
+      <w:start w:val="1"/>
+      <w:numFmt w:val="bullet"/>
+      <w:lvlText w:val=""/>
+      <w:lvlJc w:val="left"/>
+      <w:pPr>
+        <w:tabs>
+          <w:tab w:val="num" w:pos="2160"/>
+        </w:tabs>
+        <w:ind w:left="2160" w:hanging="360"/>
+      </w:pPr>
+      <w:rPr>
+        <w:rFonts w:ascii="Wingdings" w:hAnsi="Wingdings" w:hint="default"/>
+        <w:sz w:val="20"/>
+      </w:rPr>
+    </w:lvl>
+    <w:lvl w:ilvl="3" w:tentative="1">
+      <w:start w:val="1"/>
+      <w:numFmt w:val="bullet"/>
+      <w:lvlText w:val=""/>
+      <w:lvlJc w:val="left"/>
+      <w:pPr>
+        <w:tabs>
+          <w:tab w:val="num" w:pos="2880"/>
+        </w:tabs>
+        <w:ind w:left="2880" w:hanging="360"/>
+      </w:pPr>
+      <w:rPr>
+        <w:rFonts w:ascii="Wingdings" w:hAnsi="Wingdings" w:hint="default"/>
+        <w:sz w:val="20"/>
+      </w:rPr>
+    </w:lvl>
+    <w:lvl w:ilvl="4" w:tentative="1">
+      <w:start w:val="1"/>
+      <w:numFmt w:val="bullet"/>
+      <w:lvlText w:val=""/>
+      <w:lvlJc w:val="left"/>
+      <w:pPr>
+        <w:tabs>
+          <w:tab w:val="num" w:pos="3600"/>
+        </w:tabs>
+        <w:ind w:left="3600" w:hanging="360"/>
+      </w:pPr>
+      <w:rPr>
+        <w:rFonts w:ascii="Wingdings" w:hAnsi="Wingdings" w:hint="default"/>
+        <w:sz w:val="20"/>
+      </w:rPr>
+    </w:lvl>
+    <w:lvl w:ilvl="5" w:tentative="1">
+      <w:start w:val="1"/>
+      <w:numFmt w:val="bullet"/>
+      <w:lvlText w:val=""/>
+      <w:lvlJc w:val="left"/>
+      <w:pPr>
+        <w:tabs>
+          <w:tab w:val="num" w:pos="4320"/>
+        </w:tabs>
+        <w:ind w:left="4320" w:hanging="360"/>
+      </w:pPr>
+      <w:rPr>
+        <w:rFonts w:ascii="Wingdings" w:hAnsi="Wingdings" w:hint="default"/>
+        <w:sz w:val="20"/>
+      </w:rPr>
+    </w:lvl>
+    <w:lvl w:ilvl="6" w:tentative="1">
+      <w:start w:val="1"/>
+      <w:numFmt w:val="bullet"/>
+      <w:lvlText w:val=""/>
+      <w:lvlJc w:val="left"/>
+      <w:pPr>
+        <w:tabs>
+          <w:tab w:val="num" w:pos="5040"/>
+        </w:tabs>
+        <w:ind w:left="5040" w:hanging="360"/>
+      </w:pPr>
+      <w:rPr>
+        <w:rFonts w:ascii="Wingdings" w:hAnsi="Wingdings" w:hint="default"/>
+        <w:sz w:val="20"/>
+      </w:rPr>
+    </w:lvl>
+    <w:lvl w:ilvl="7" w:tentative="1">
+      <w:start w:val="1"/>
+      <w:numFmt w:val="bullet"/>
+      <w:lvlText w:val=""/>
+      <w:lvlJc w:val="left"/>
+      <w:pPr>
+        <w:tabs>
+          <w:tab w:val="num" w:pos="5760"/>
+        </w:tabs>
+        <w:ind w:left="5760" w:hanging="360"/>
+      </w:pPr>
+      <w:rPr>
+        <w:rFonts w:ascii="Wingdings" w:hAnsi="Wingdings" w:hint="default"/>
+        <w:sz w:val="20"/>
+      </w:rPr>
+    </w:lvl>
+    <w:lvl w:ilvl="8" w:tentative="1">
+      <w:start w:val="1"/>
+      <w:numFmt w:val="bullet"/>
+      <w:lvlText w:val=""/>
+      <w:lvlJc w:val="left"/>
+      <w:pPr>
+        <w:tabs>
+          <w:tab w:val="num" w:pos="6480"/>
+        </w:tabs>
+        <w:ind w:left="6480" w:hanging="360"/>
+      </w:pPr>
+      <w:rPr>
+        <w:rFonts w:ascii="Wingdings" w:hAnsi="Wingdings" w:hint="default"/>
+        <w:sz w:val="20"/>
+      </w:rPr>
+    </w:lvl>
+  </w:abstractNum>
+  <w:abstractNum w:abstractNumId="6" w15:restartNumberingAfterBreak="0">
     <w:nsid w:val="73B52B43"/>
     <w:multiLevelType w:val="multilevel"/>
     <w:tmpl w:val="59884D7E"/>
@@ -6881,22 +7651,25 @@
     </w:lvl>
   </w:abstractNum>
   <w:num w:numId="1" w16cid:durableId="430272983">
-    <w:abstractNumId w:val="5"/>
+    <w:abstractNumId w:val="6"/>
   </w:num>
   <w:num w:numId="2" w16cid:durableId="2059476422">
-    <w:abstractNumId w:val="2"/>
+    <w:abstractNumId w:val="3"/>
   </w:num>
   <w:num w:numId="3" w16cid:durableId="75521308">
     <w:abstractNumId w:val="0"/>
   </w:num>
   <w:num w:numId="4" w16cid:durableId="1732775149">
-    <w:abstractNumId w:val="4"/>
+    <w:abstractNumId w:val="5"/>
   </w:num>
   <w:num w:numId="5" w16cid:durableId="963661405">
     <w:abstractNumId w:val="1"/>
   </w:num>
   <w:num w:numId="6" w16cid:durableId="1117141553">
-    <w:abstractNumId w:val="3"/>
+    <w:abstractNumId w:val="4"/>
+  </w:num>
+  <w:num w:numId="7" w16cid:durableId="1585410391">
+    <w:abstractNumId w:val="2"/>
   </w:num>
 </w:numbering>
 </file>
@@ -7510,7 +8283,6 @@
   <w:style w:type="character" w:default="1" w:styleId="DefaultParagraphFont">
     <w:name w:val="Default Paragraph Font"/>
     <w:uiPriority w:val="1"/>
-    <w:semiHidden/>
     <w:unhideWhenUsed/>
   </w:style>
   <w:style w:type="table" w:default="1" w:styleId="TableNormal">

--- a/ghi-chu.docx
+++ b/ghi-chu.docx
@@ -79,7 +79,35 @@
           </wp:inline>
         </w:drawing>
       </w:r>
-      <w:r>
+    </w:p>
+    <w:p>
+      <w:pPr>
+        <w:rPr>
+          <w:b/>
+          <w:sz w:val="32"/>
+        </w:rPr>
+      </w:pPr>
+      <w:r>
+        <w:br w:type="page"/>
+      </w:r>
+    </w:p>
+    <w:p>
+      <w:pPr>
+        <w:pStyle w:val="NoSpacing"/>
+      </w:pPr>
+      <w:r>
+        <w:lastRenderedPageBreak/>
+        <w:t>Cách khai báo danh sách số nguyên</w:t>
+      </w:r>
+    </w:p>
+    <w:p>
+      <w:pPr>
+        <w:pStyle w:val="NoSpacing"/>
+      </w:pPr>
+    </w:p>
+    <w:p>
+      <w:pPr>
+        <w:jc w:val="center"/>
         <w:rPr>
           <w:rFonts w:cs="Times New Roman"/>
           <w:b/>
@@ -87,7 +115,150 @@
           <w:sz w:val="32"/>
           <w:szCs w:val="32"/>
         </w:rPr>
-        <w:tab/>
+      </w:pPr>
+      <w:r>
+        <w:rPr>
+          <w:rFonts w:cs="Times New Roman"/>
+          <w:b/>
+          <w:bCs/>
+          <w:sz w:val="32"/>
+          <w:szCs w:val="32"/>
+        </w:rPr>
+        <w:drawing>
+          <wp:inline distT="0" distB="0" distL="0" distR="0" wp14:anchorId="234E4611" wp14:editId="66EFECF3">
+            <wp:extent cx="5255812" cy="6183440"/>
+            <wp:effectExtent l="0" t="0" r="2540" b="8255"/>
+            <wp:docPr id="559949551" name="Picture 1"/>
+            <wp:cNvGraphicFramePr>
+              <a:graphicFrameLocks xmlns:a="http://schemas.openxmlformats.org/drawingml/2006/main" noChangeAspect="1"/>
+            </wp:cNvGraphicFramePr>
+            <a:graphic xmlns:a="http://schemas.openxmlformats.org/drawingml/2006/main">
+              <a:graphicData uri="http://schemas.openxmlformats.org/drawingml/2006/picture">
+                <pic:pic xmlns:pic="http://schemas.openxmlformats.org/drawingml/2006/picture">
+                  <pic:nvPicPr>
+                    <pic:cNvPr id="559949551" name=""/>
+                    <pic:cNvPicPr/>
+                  </pic:nvPicPr>
+                  <pic:blipFill>
+                    <a:blip r:embed="rId6"/>
+                    <a:stretch>
+                      <a:fillRect/>
+                    </a:stretch>
+                  </pic:blipFill>
+                  <pic:spPr>
+                    <a:xfrm>
+                      <a:off x="0" y="0"/>
+                      <a:ext cx="5268608" cy="6198495"/>
+                    </a:xfrm>
+                    <a:prstGeom prst="rect">
+                      <a:avLst/>
+                    </a:prstGeom>
+                  </pic:spPr>
+                </pic:pic>
+              </a:graphicData>
+            </a:graphic>
+          </wp:inline>
+        </w:drawing>
+      </w:r>
+    </w:p>
+    <w:p>
+      <w:pPr>
+        <w:rPr>
+          <w:rFonts w:cs="Times New Roman"/>
+          <w:b/>
+          <w:bCs/>
+          <w:sz w:val="32"/>
+          <w:szCs w:val="32"/>
+        </w:rPr>
+      </w:pPr>
+      <w:r>
+        <w:rPr>
+          <w:rFonts w:cs="Times New Roman"/>
+          <w:b/>
+          <w:bCs/>
+          <w:sz w:val="32"/>
+          <w:szCs w:val="32"/>
+        </w:rPr>
+        <w:br w:type="page"/>
+      </w:r>
+    </w:p>
+    <w:p>
+      <w:pPr>
+        <w:jc w:val="center"/>
+        <w:rPr>
+          <w:rFonts w:cs="Times New Roman"/>
+          <w:b/>
+          <w:bCs/>
+          <w:sz w:val="32"/>
+          <w:szCs w:val="32"/>
+        </w:rPr>
+      </w:pPr>
+      <w:r>
+        <w:rPr>
+          <w:rFonts w:cs="Times New Roman"/>
+          <w:b/>
+          <w:bCs/>
+          <w:sz w:val="32"/>
+          <w:szCs w:val="32"/>
+        </w:rPr>
+        <w:lastRenderedPageBreak/>
+        <w:t>SỰ KHÁC NHAU CỦA MẢNG SỐ NGUYÊN VÀ DANH SÁCH SỐ NGUYÊN</w:t>
+      </w:r>
+    </w:p>
+    <w:p>
+      <w:pPr>
+        <w:jc w:val="center"/>
+        <w:rPr>
+          <w:rFonts w:cs="Times New Roman"/>
+          <w:b/>
+          <w:bCs/>
+          <w:sz w:val="32"/>
+          <w:szCs w:val="32"/>
+        </w:rPr>
+      </w:pPr>
+      <w:r>
+        <w:rPr>
+          <w:rFonts w:cs="Times New Roman"/>
+          <w:b/>
+          <w:bCs/>
+          <w:sz w:val="32"/>
+          <w:szCs w:val="32"/>
+        </w:rPr>
+        <w:drawing>
+          <wp:inline distT="0" distB="0" distL="0" distR="0" wp14:anchorId="547F474E" wp14:editId="573704A0">
+            <wp:extent cx="5943600" cy="3665220"/>
+            <wp:effectExtent l="0" t="0" r="0" b="0"/>
+            <wp:docPr id="1757944732" name="Picture 1"/>
+            <wp:cNvGraphicFramePr>
+              <a:graphicFrameLocks xmlns:a="http://schemas.openxmlformats.org/drawingml/2006/main" noChangeAspect="1"/>
+            </wp:cNvGraphicFramePr>
+            <a:graphic xmlns:a="http://schemas.openxmlformats.org/drawingml/2006/main">
+              <a:graphicData uri="http://schemas.openxmlformats.org/drawingml/2006/picture">
+                <pic:pic xmlns:pic="http://schemas.openxmlformats.org/drawingml/2006/picture">
+                  <pic:nvPicPr>
+                    <pic:cNvPr id="1757944732" name=""/>
+                    <pic:cNvPicPr/>
+                  </pic:nvPicPr>
+                  <pic:blipFill>
+                    <a:blip r:embed="rId7"/>
+                    <a:stretch>
+                      <a:fillRect/>
+                    </a:stretch>
+                  </pic:blipFill>
+                  <pic:spPr>
+                    <a:xfrm>
+                      <a:off x="0" y="0"/>
+                      <a:ext cx="5943600" cy="3665220"/>
+                    </a:xfrm>
+                    <a:prstGeom prst="rect">
+                      <a:avLst/>
+                    </a:prstGeom>
+                  </pic:spPr>
+                </pic:pic>
+              </a:graphicData>
+            </a:graphic>
+          </wp:inline>
+        </w:drawing>
       </w:r>
       <w:r>
         <w:rPr>
@@ -3437,7 +3608,7 @@
                     <pic:cNvPicPr/>
                   </pic:nvPicPr>
                   <pic:blipFill>
-                    <a:blip r:embed="rId6"/>
+                    <a:blip r:embed="rId8"/>
                     <a:stretch>
                       <a:fillRect/>
                     </a:stretch>
@@ -3533,7 +3704,7 @@
                     <pic:cNvPicPr/>
                   </pic:nvPicPr>
                   <pic:blipFill>
-                    <a:blip r:embed="rId7"/>
+                    <a:blip r:embed="rId9"/>
                     <a:stretch>
                       <a:fillRect/>
                     </a:stretch>
@@ -3589,7 +3760,7 @@
                     <pic:cNvPicPr/>
                   </pic:nvPicPr>
                   <pic:blipFill>
-                    <a:blip r:embed="rId8"/>
+                    <a:blip r:embed="rId10"/>
                     <a:stretch>
                       <a:fillRect/>
                     </a:stretch>
@@ -3644,7 +3815,7 @@
                     <pic:cNvPicPr/>
                   </pic:nvPicPr>
                   <pic:blipFill>
-                    <a:blip r:embed="rId9"/>
+                    <a:blip r:embed="rId11"/>
                     <a:stretch>
                       <a:fillRect/>
                     </a:stretch>
@@ -3774,7 +3945,7 @@
                     <pic:cNvPicPr/>
                   </pic:nvPicPr>
                   <pic:blipFill>
-                    <a:blip r:embed="rId10"/>
+                    <a:blip r:embed="rId12"/>
                     <a:stretch>
                       <a:fillRect/>
                     </a:stretch>
@@ -3949,7 +4120,7 @@
                     <pic:cNvPicPr/>
                   </pic:nvPicPr>
                   <pic:blipFill>
-                    <a:blip r:embed="rId11"/>
+                    <a:blip r:embed="rId13"/>
                     <a:stretch>
                       <a:fillRect/>
                     </a:stretch>
@@ -4078,7 +4249,7 @@
                     <pic:cNvPicPr/>
                   </pic:nvPicPr>
                   <pic:blipFill>
-                    <a:blip r:embed="rId12"/>
+                    <a:blip r:embed="rId14"/>
                     <a:stretch>
                       <a:fillRect/>
                     </a:stretch>
@@ -4207,7 +4378,7 @@
                     <pic:cNvPicPr/>
                   </pic:nvPicPr>
                   <pic:blipFill>
-                    <a:blip r:embed="rId13"/>
+                    <a:blip r:embed="rId15"/>
                     <a:stretch>
                       <a:fillRect/>
                     </a:stretch>
@@ -4351,7 +4522,7 @@
                     <pic:cNvPicPr/>
                   </pic:nvPicPr>
                   <pic:blipFill>
-                    <a:blip r:embed="rId14"/>
+                    <a:blip r:embed="rId16"/>
                     <a:stretch>
                       <a:fillRect/>
                     </a:stretch>
@@ -4630,7 +4801,7 @@
                     <pic:cNvPicPr/>
                   </pic:nvPicPr>
                   <pic:blipFill>
-                    <a:blip r:embed="rId15"/>
+                    <a:blip r:embed="rId17"/>
                     <a:stretch>
                       <a:fillRect/>
                     </a:stretch>
@@ -4666,7 +4837,7 @@
         </w:rPr>
         <w:t xml:space="preserve">Link youtube: </w:t>
       </w:r>
-      <w:hyperlink r:id="rId16" w:history="1">
+      <w:hyperlink r:id="rId18" w:history="1">
         <w:r>
           <w:rPr>
             <w:rStyle w:val="Hyperlink"/>
@@ -4740,7 +4911,7 @@
                     <pic:cNvPicPr/>
                   </pic:nvPicPr>
                   <pic:blipFill>
-                    <a:blip r:embed="rId17"/>
+                    <a:blip r:embed="rId19"/>
                     <a:stretch>
                       <a:fillRect/>
                     </a:stretch>
@@ -4805,7 +4976,7 @@
                     <pic:cNvPicPr/>
                   </pic:nvPicPr>
                   <pic:blipFill>
-                    <a:blip r:embed="rId18"/>
+                    <a:blip r:embed="rId20"/>
                     <a:stretch>
                       <a:fillRect/>
                     </a:stretch>
@@ -4885,7 +5056,7 @@
                     <pic:cNvPicPr/>
                   </pic:nvPicPr>
                   <pic:blipFill>
-                    <a:blip r:embed="rId19"/>
+                    <a:blip r:embed="rId21"/>
                     <a:stretch>
                       <a:fillRect/>
                     </a:stretch>
@@ -4935,7 +5106,7 @@
                     <pic:cNvPicPr/>
                   </pic:nvPicPr>
                   <pic:blipFill>
-                    <a:blip r:embed="rId20"/>
+                    <a:blip r:embed="rId22"/>
                     <a:stretch>
                       <a:fillRect/>
                     </a:stretch>
@@ -4986,7 +5157,7 @@
                     <pic:cNvPicPr/>
                   </pic:nvPicPr>
                   <pic:blipFill>
-                    <a:blip r:embed="rId21"/>
+                    <a:blip r:embed="rId23"/>
                     <a:stretch>
                       <a:fillRect/>
                     </a:stretch>
@@ -5036,7 +5207,7 @@
                     <pic:cNvPicPr/>
                   </pic:nvPicPr>
                   <pic:blipFill>
-                    <a:blip r:embed="rId22"/>
+                    <a:blip r:embed="rId24"/>
                     <a:stretch>
                       <a:fillRect/>
                     </a:stretch>
@@ -5119,7 +5290,7 @@
                     <pic:cNvPicPr/>
                   </pic:nvPicPr>
                   <pic:blipFill>
-                    <a:blip r:embed="rId23"/>
+                    <a:blip r:embed="rId25"/>
                     <a:stretch>
                       <a:fillRect/>
                     </a:stretch>
@@ -5211,7 +5382,7 @@
                     <pic:cNvPicPr/>
                   </pic:nvPicPr>
                   <pic:blipFill>
-                    <a:blip r:embed="rId24"/>
+                    <a:blip r:embed="rId26"/>
                     <a:stretch>
                       <a:fillRect/>
                     </a:stretch>
@@ -5294,7 +5465,7 @@
                     <pic:cNvPicPr/>
                   </pic:nvPicPr>
                   <pic:blipFill>
-                    <a:blip r:embed="rId25"/>
+                    <a:blip r:embed="rId27"/>
                     <a:stretch>
                       <a:fillRect/>
                     </a:stretch>
@@ -5444,7 +5615,7 @@
                     <pic:cNvPicPr/>
                   </pic:nvPicPr>
                   <pic:blipFill>
-                    <a:blip r:embed="rId26"/>
+                    <a:blip r:embed="rId28"/>
                     <a:stretch>
                       <a:fillRect/>
                     </a:stretch>
@@ -5559,7 +5730,7 @@
                     <pic:cNvPicPr/>
                   </pic:nvPicPr>
                   <pic:blipFill>
-                    <a:blip r:embed="rId27"/>
+                    <a:blip r:embed="rId29"/>
                     <a:stretch>
                       <a:fillRect/>
                     </a:stretch>
@@ -5616,7 +5787,7 @@
                     <pic:cNvPicPr/>
                   </pic:nvPicPr>
                   <pic:blipFill>
-                    <a:blip r:embed="rId28"/>
+                    <a:blip r:embed="rId30"/>
                     <a:stretch>
                       <a:fillRect/>
                     </a:stretch>
@@ -5717,7 +5888,7 @@
                     <pic:cNvPicPr/>
                   </pic:nvPicPr>
                   <pic:blipFill>
-                    <a:blip r:embed="rId29"/>
+                    <a:blip r:embed="rId31"/>
                     <a:stretch>
                       <a:fillRect/>
                     </a:stretch>
@@ -5792,7 +5963,7 @@
                     <pic:cNvPicPr/>
                   </pic:nvPicPr>
                   <pic:blipFill>
-                    <a:blip r:embed="rId30"/>
+                    <a:blip r:embed="rId32"/>
                     <a:stretch>
                       <a:fillRect/>
                     </a:stretch>
@@ -5881,7 +6052,7 @@
                     <pic:cNvPicPr/>
                   </pic:nvPicPr>
                   <pic:blipFill>
-                    <a:blip r:embed="rId31"/>
+                    <a:blip r:embed="rId33"/>
                     <a:stretch>
                       <a:fillRect/>
                     </a:stretch>
@@ -6036,7 +6207,7 @@
                     <pic:cNvPicPr/>
                   </pic:nvPicPr>
                   <pic:blipFill>
-                    <a:blip r:embed="rId32"/>
+                    <a:blip r:embed="rId34"/>
                     <a:stretch>
                       <a:fillRect/>
                     </a:stretch>
@@ -6092,7 +6263,7 @@
                     <pic:cNvPicPr/>
                   </pic:nvPicPr>
                   <pic:blipFill>
-                    <a:blip r:embed="rId33"/>
+                    <a:blip r:embed="rId35"/>
                     <a:stretch>
                       <a:fillRect/>
                     </a:stretch>
@@ -6137,6 +6308,9 @@
         <w:jc w:val="center"/>
       </w:pPr>
       <w:r>
+        <w:rPr>
+          <w:noProof/>
+        </w:rPr>
         <w:drawing>
           <wp:inline distT="0" distB="0" distL="0" distR="0" wp14:anchorId="5CC7BF75" wp14:editId="5C9CE4D7">
             <wp:extent cx="5146727" cy="2208254"/>
@@ -6153,7 +6327,7 @@
                     <pic:cNvPicPr/>
                   </pic:nvPicPr>
                   <pic:blipFill>
-                    <a:blip r:embed="rId34"/>
+                    <a:blip r:embed="rId36"/>
                     <a:stretch>
                       <a:fillRect/>
                     </a:stretch>
@@ -6209,6 +6383,9 @@
     </w:p>
     <w:p>
       <w:r>
+        <w:rPr>
+          <w:noProof/>
+        </w:rPr>
         <w:drawing>
           <wp:inline distT="0" distB="0" distL="0" distR="0" wp14:anchorId="7ED93CFC" wp14:editId="5E770107">
             <wp:extent cx="5943600" cy="1676400"/>
@@ -6225,7 +6402,7 @@
                     <pic:cNvPicPr/>
                   </pic:nvPicPr>
                   <pic:blipFill>
-                    <a:blip r:embed="rId35"/>
+                    <a:blip r:embed="rId37"/>
                     <a:stretch>
                       <a:fillRect/>
                     </a:stretch>
@@ -6294,6 +6471,9 @@
     </w:p>
     <w:p>
       <w:r>
+        <w:rPr>
+          <w:noProof/>
+        </w:rPr>
         <w:lastRenderedPageBreak/>
         <w:drawing>
           <wp:inline distT="0" distB="0" distL="0" distR="0" wp14:anchorId="16982FC9" wp14:editId="56DF4310">
@@ -6311,7 +6491,7 @@
                     <pic:cNvPicPr/>
                   </pic:nvPicPr>
                   <pic:blipFill>
-                    <a:blip r:embed="rId36"/>
+                    <a:blip r:embed="rId38"/>
                     <a:stretch>
                       <a:fillRect/>
                     </a:stretch>
@@ -6334,6 +6514,9 @@
     </w:p>
     <w:p>
       <w:r>
+        <w:rPr>
+          <w:noProof/>
+        </w:rPr>
         <w:drawing>
           <wp:inline distT="0" distB="0" distL="0" distR="0" wp14:anchorId="4DCF5EE3" wp14:editId="7AB3C5F4">
             <wp:extent cx="5943600" cy="2185035"/>
@@ -6350,7 +6533,7 @@
                     <pic:cNvPicPr/>
                   </pic:nvPicPr>
                   <pic:blipFill>
-                    <a:blip r:embed="rId37"/>
+                    <a:blip r:embed="rId39"/>
                     <a:stretch>
                       <a:fillRect/>
                     </a:stretch>
@@ -6408,6 +6591,7 @@
         <w:rPr>
           <w:b/>
           <w:bCs/>
+          <w:noProof/>
         </w:rPr>
         <w:drawing>
           <wp:inline distT="0" distB="0" distL="0" distR="0" wp14:anchorId="34BB2B07" wp14:editId="53BE5B17">
@@ -6425,7 +6609,7 @@
                     <pic:cNvPicPr/>
                   </pic:nvPicPr>
                   <pic:blipFill>
-                    <a:blip r:embed="rId38"/>
+                    <a:blip r:embed="rId40"/>
                     <a:stretch>
                       <a:fillRect/>
                     </a:stretch>
@@ -6477,6 +6661,7 @@
         <w:rPr>
           <w:b/>
           <w:bCs/>
+          <w:noProof/>
         </w:rPr>
         <w:lastRenderedPageBreak/>
         <w:drawing>
@@ -6495,7 +6680,7 @@
                     <pic:cNvPicPr/>
                   </pic:nvPicPr>
                   <pic:blipFill>
-                    <a:blip r:embed="rId39"/>
+                    <a:blip r:embed="rId41"/>
                     <a:stretch>
                       <a:fillRect/>
                     </a:stretch>
@@ -6527,6 +6712,7 @@
         <w:rPr>
           <w:b/>
           <w:bCs/>
+          <w:noProof/>
         </w:rPr>
         <w:drawing>
           <wp:inline distT="0" distB="0" distL="0" distR="0" wp14:anchorId="32052902" wp14:editId="187F525A">
@@ -6544,7 +6730,7 @@
                     <pic:cNvPicPr/>
                   </pic:nvPicPr>
                   <pic:blipFill>
-                    <a:blip r:embed="rId40"/>
+                    <a:blip r:embed="rId42"/>
                     <a:stretch>
                       <a:fillRect/>
                     </a:stretch>
@@ -6576,6 +6762,7 @@
         <w:rPr>
           <w:b/>
           <w:bCs/>
+          <w:noProof/>
         </w:rPr>
         <w:drawing>
           <wp:inline distT="0" distB="0" distL="0" distR="0" wp14:anchorId="3D158824" wp14:editId="27B09BEE">
@@ -6593,7 +6780,7 @@
                     <pic:cNvPicPr/>
                   </pic:nvPicPr>
                   <pic:blipFill>
-                    <a:blip r:embed="rId41"/>
+                    <a:blip r:embed="rId43"/>
                     <a:stretch>
                       <a:fillRect/>
                     </a:stretch>
@@ -6625,6 +6812,7 @@
         <w:rPr>
           <w:b/>
           <w:bCs/>
+          <w:noProof/>
         </w:rPr>
         <w:lastRenderedPageBreak/>
         <w:drawing>
@@ -6643,7 +6831,7 @@
                     <pic:cNvPicPr/>
                   </pic:nvPicPr>
                   <pic:blipFill>
-                    <a:blip r:embed="rId42"/>
+                    <a:blip r:embed="rId44"/>
                     <a:stretch>
                       <a:fillRect/>
                     </a:stretch>
@@ -6690,6 +6878,7 @@
         <w:rPr>
           <w:b/>
           <w:bCs/>
+          <w:noProof/>
         </w:rPr>
         <w:drawing>
           <wp:inline distT="0" distB="0" distL="0" distR="0" wp14:anchorId="593854BF" wp14:editId="0627FC57">
@@ -6707,7 +6896,7 @@
                     <pic:cNvPicPr/>
                   </pic:nvPicPr>
                   <pic:blipFill>
-                    <a:blip r:embed="rId43"/>
+                    <a:blip r:embed="rId45"/>
                     <a:stretch>
                       <a:fillRect/>
                     </a:stretch>
@@ -6735,6 +6924,625 @@
           <w:bCs/>
         </w:rPr>
       </w:pPr>
+      <w:r>
+        <w:rPr>
+          <w:b/>
+          <w:bCs/>
+        </w:rPr>
+        <w:br w:type="page"/>
+      </w:r>
+    </w:p>
+    <w:p>
+      <w:pPr>
+        <w:pStyle w:val="NoSpacing"/>
+      </w:pPr>
+      <w:r>
+        <w:lastRenderedPageBreak/>
+        <w:t>Unit Test</w:t>
+      </w:r>
+    </w:p>
+    <w:p>
+      <w:r>
+        <w:rPr>
+          <w:noProof/>
+        </w:rPr>
+        <w:drawing>
+          <wp:inline distT="0" distB="0" distL="0" distR="0" wp14:anchorId="5386D5FF" wp14:editId="69E0B9EB">
+            <wp:extent cx="5943600" cy="1529080"/>
+            <wp:effectExtent l="0" t="0" r="0" b="0"/>
+            <wp:docPr id="468725608" name="Picture 1"/>
+            <wp:cNvGraphicFramePr>
+              <a:graphicFrameLocks xmlns:a="http://schemas.openxmlformats.org/drawingml/2006/main" noChangeAspect="1"/>
+            </wp:cNvGraphicFramePr>
+            <a:graphic xmlns:a="http://schemas.openxmlformats.org/drawingml/2006/main">
+              <a:graphicData uri="http://schemas.openxmlformats.org/drawingml/2006/picture">
+                <pic:pic xmlns:pic="http://schemas.openxmlformats.org/drawingml/2006/picture">
+                  <pic:nvPicPr>
+                    <pic:cNvPr id="468725608" name=""/>
+                    <pic:cNvPicPr/>
+                  </pic:nvPicPr>
+                  <pic:blipFill>
+                    <a:blip r:embed="rId46"/>
+                    <a:stretch>
+                      <a:fillRect/>
+                    </a:stretch>
+                  </pic:blipFill>
+                  <pic:spPr>
+                    <a:xfrm>
+                      <a:off x="0" y="0"/>
+                      <a:ext cx="5943600" cy="1529080"/>
+                    </a:xfrm>
+                    <a:prstGeom prst="rect">
+                      <a:avLst/>
+                    </a:prstGeom>
+                  </pic:spPr>
+                </pic:pic>
+              </a:graphicData>
+            </a:graphic>
+          </wp:inline>
+        </w:drawing>
+      </w:r>
+    </w:p>
+    <w:p>
+      <w:r>
+        <w:t>Bạn hãy nhớ đơn giản:</w:t>
+      </w:r>
+    </w:p>
+    <w:p>
+      <w:pPr>
+        <w:numPr>
+          <w:ilvl w:val="0"/>
+          <w:numId w:val="8"/>
+        </w:numPr>
+      </w:pPr>
+      <w:r>
+        <w:t>TestClass = lớp chứa các bài test.</w:t>
+      </w:r>
+    </w:p>
+    <w:p>
+      <w:pPr>
+        <w:numPr>
+          <w:ilvl w:val="0"/>
+          <w:numId w:val="8"/>
+        </w:numPr>
+      </w:pPr>
+      <w:r>
+        <w:t>TestMethod = một bài test cụ thể.</w:t>
+      </w:r>
+    </w:p>
+    <w:p>
+      <w:r>
+        <w:rPr>
+          <w:noProof/>
+        </w:rPr>
+        <w:drawing>
+          <wp:inline distT="0" distB="0" distL="0" distR="0" wp14:anchorId="365A9AAF" wp14:editId="43453EFE">
+            <wp:extent cx="5943600" cy="2133600"/>
+            <wp:effectExtent l="0" t="0" r="0" b="0"/>
+            <wp:docPr id="1254068529" name="Picture 1"/>
+            <wp:cNvGraphicFramePr>
+              <a:graphicFrameLocks xmlns:a="http://schemas.openxmlformats.org/drawingml/2006/main" noChangeAspect="1"/>
+            </wp:cNvGraphicFramePr>
+            <a:graphic xmlns:a="http://schemas.openxmlformats.org/drawingml/2006/main">
+              <a:graphicData uri="http://schemas.openxmlformats.org/drawingml/2006/picture">
+                <pic:pic xmlns:pic="http://schemas.openxmlformats.org/drawingml/2006/picture">
+                  <pic:nvPicPr>
+                    <pic:cNvPr id="1254068529" name=""/>
+                    <pic:cNvPicPr/>
+                  </pic:nvPicPr>
+                  <pic:blipFill>
+                    <a:blip r:embed="rId47"/>
+                    <a:stretch>
+                      <a:fillRect/>
+                    </a:stretch>
+                  </pic:blipFill>
+                  <pic:spPr>
+                    <a:xfrm>
+                      <a:off x="0" y="0"/>
+                      <a:ext cx="5943600" cy="2133600"/>
+                    </a:xfrm>
+                    <a:prstGeom prst="rect">
+                      <a:avLst/>
+                    </a:prstGeom>
+                  </pic:spPr>
+                </pic:pic>
+              </a:graphicData>
+            </a:graphic>
+          </wp:inline>
+        </w:drawing>
+      </w:r>
+    </w:p>
+    <w:p>
+      <w:pPr>
+        <w:rPr>
+          <w:b/>
+          <w:bCs/>
+        </w:rPr>
+      </w:pPr>
+      <w:r>
+        <w:rPr>
+          <w:b/>
+          <w:bCs/>
+        </w:rPr>
+        <w:t>C</w:t>
+      </w:r>
+      <w:r>
+        <w:rPr>
+          <w:b/>
+          <w:bCs/>
+        </w:rPr>
+        <w:t>ác quy tắc bắt buộc khi viết một phương thức Unit Test bằng MSTest trong C#.</w:t>
+      </w:r>
+    </w:p>
+    <w:p>
+      <w:r>
+        <w:rPr>
+          <w:noProof/>
+        </w:rPr>
+        <w:drawing>
+          <wp:inline distT="0" distB="0" distL="0" distR="0" wp14:anchorId="1D99966F" wp14:editId="0D1646E1">
+            <wp:extent cx="5943600" cy="1307465"/>
+            <wp:effectExtent l="0" t="0" r="0" b="6985"/>
+            <wp:docPr id="1838513171" name="Picture 1"/>
+            <wp:cNvGraphicFramePr>
+              <a:graphicFrameLocks xmlns:a="http://schemas.openxmlformats.org/drawingml/2006/main" noChangeAspect="1"/>
+            </wp:cNvGraphicFramePr>
+            <a:graphic xmlns:a="http://schemas.openxmlformats.org/drawingml/2006/main">
+              <a:graphicData uri="http://schemas.openxmlformats.org/drawingml/2006/picture">
+                <pic:pic xmlns:pic="http://schemas.openxmlformats.org/drawingml/2006/picture">
+                  <pic:nvPicPr>
+                    <pic:cNvPr id="1838513171" name=""/>
+                    <pic:cNvPicPr/>
+                  </pic:nvPicPr>
+                  <pic:blipFill>
+                    <a:blip r:embed="rId48"/>
+                    <a:stretch>
+                      <a:fillRect/>
+                    </a:stretch>
+                  </pic:blipFill>
+                  <pic:spPr>
+                    <a:xfrm>
+                      <a:off x="0" y="0"/>
+                      <a:ext cx="5943600" cy="1307465"/>
+                    </a:xfrm>
+                    <a:prstGeom prst="rect">
+                      <a:avLst/>
+                    </a:prstGeom>
+                  </pic:spPr>
+                </pic:pic>
+              </a:graphicData>
+            </a:graphic>
+          </wp:inline>
+        </w:drawing>
+      </w:r>
+    </w:p>
+    <w:p>
+      <w:r>
+        <w:br w:type="page"/>
+      </w:r>
+    </w:p>
+    <w:p>
+      <w:pPr>
+        <w:rPr>
+          <w:b/>
+          <w:bCs/>
+        </w:rPr>
+      </w:pPr>
+      <w:r>
+        <w:rPr>
+          <w:b/>
+          <w:bCs/>
+        </w:rPr>
+        <w:lastRenderedPageBreak/>
+        <w:t>1. Unit Test là gì?</w:t>
+      </w:r>
+    </w:p>
+    <w:p>
+      <w:pPr>
+        <w:jc w:val="both"/>
+      </w:pPr>
+      <w:r>
+        <w:t>Unit Test là kiểm thử một phần nhỏ của chương trình để xác nhận nó hoạt động đúng như mong đợi.</w:t>
+      </w:r>
+    </w:p>
+    <w:p>
+      <w:pPr>
+        <w:jc w:val="both"/>
+      </w:pPr>
+      <w:r>
+        <w:t>Ví dụ: kiểm tra phương thức rút tiền Debit() có trừ tiền đúng và từ chối số tiền không hợp lệ hay không.</w:t>
+      </w:r>
+    </w:p>
+    <w:p>
+      <w:pPr>
+        <w:jc w:val="both"/>
+        <w:rPr>
+          <w:b/>
+          <w:bCs/>
+        </w:rPr>
+      </w:pPr>
+      <w:r>
+        <w:rPr>
+          <w:b/>
+          <w:bCs/>
+        </w:rPr>
+        <w:t>2. Ba phần chính của Unit Test</w:t>
+      </w:r>
+    </w:p>
+    <w:tbl>
+      <w:tblPr>
+        <w:tblStyle w:val="TableGrid"/>
+        <w:tblW w:w="0" w:type="auto"/>
+        <w:tblLook w:val="04A0" w:firstRow="1" w:lastRow="0" w:firstColumn="1" w:lastColumn="0" w:noHBand="0" w:noVBand="1"/>
+      </w:tblPr>
+      <w:tblGrid>
+        <w:gridCol w:w="1068"/>
+        <w:gridCol w:w="2430"/>
+        <w:gridCol w:w="3229"/>
+      </w:tblGrid>
+      <w:tr>
+        <w:tc>
+          <w:tcPr>
+            <w:tcW w:w="0" w:type="auto"/>
+            <w:hideMark/>
+          </w:tcPr>
+          <w:p>
+            <w:pPr>
+              <w:spacing w:after="160" w:line="278" w:lineRule="auto"/>
+              <w:rPr>
+                <w:b/>
+                <w:bCs/>
+              </w:rPr>
+            </w:pPr>
+            <w:r>
+              <w:rPr>
+                <w:b/>
+                <w:bCs/>
+              </w:rPr>
+              <w:t>Phần</w:t>
+            </w:r>
+          </w:p>
+        </w:tc>
+        <w:tc>
+          <w:tcPr>
+            <w:tcW w:w="0" w:type="auto"/>
+            <w:hideMark/>
+          </w:tcPr>
+          <w:p>
+            <w:pPr>
+              <w:spacing w:after="160" w:line="278" w:lineRule="auto"/>
+              <w:rPr>
+                <w:b/>
+                <w:bCs/>
+              </w:rPr>
+            </w:pPr>
+            <w:r>
+              <w:rPr>
+                <w:b/>
+                <w:bCs/>
+              </w:rPr>
+              <w:t>Ý nghĩa</w:t>
+            </w:r>
+          </w:p>
+        </w:tc>
+        <w:tc>
+          <w:tcPr>
+            <w:tcW w:w="0" w:type="auto"/>
+            <w:hideMark/>
+          </w:tcPr>
+          <w:p>
+            <w:pPr>
+              <w:spacing w:after="160" w:line="278" w:lineRule="auto"/>
+              <w:rPr>
+                <w:b/>
+                <w:bCs/>
+              </w:rPr>
+            </w:pPr>
+            <w:r>
+              <w:rPr>
+                <w:b/>
+                <w:bCs/>
+              </w:rPr>
+              <w:t>Ví dụ</w:t>
+            </w:r>
+          </w:p>
+        </w:tc>
+      </w:tr>
+      <w:tr>
+        <w:tc>
+          <w:tcPr>
+            <w:tcW w:w="0" w:type="auto"/>
+            <w:hideMark/>
+          </w:tcPr>
+          <w:p>
+            <w:pPr>
+              <w:spacing w:after="160" w:line="278" w:lineRule="auto"/>
+            </w:pPr>
+            <w:r>
+              <w:t>Arrange</w:t>
+            </w:r>
+          </w:p>
+        </w:tc>
+        <w:tc>
+          <w:tcPr>
+            <w:tcW w:w="0" w:type="auto"/>
+            <w:hideMark/>
+          </w:tcPr>
+          <w:p>
+            <w:pPr>
+              <w:spacing w:after="160" w:line="278" w:lineRule="auto"/>
+            </w:pPr>
+            <w:r>
+              <w:t>Chuẩn bị dữ liệu</w:t>
+            </w:r>
+          </w:p>
+        </w:tc>
+        <w:tc>
+          <w:tcPr>
+            <w:tcW w:w="0" w:type="auto"/>
+            <w:hideMark/>
+          </w:tcPr>
+          <w:p>
+            <w:pPr>
+              <w:spacing w:after="160" w:line="278" w:lineRule="auto"/>
+            </w:pPr>
+            <w:r>
+              <w:t>Tạo tài khoản có số dư 11.99</w:t>
+            </w:r>
+          </w:p>
+        </w:tc>
+      </w:tr>
+      <w:tr>
+        <w:tc>
+          <w:tcPr>
+            <w:tcW w:w="0" w:type="auto"/>
+            <w:hideMark/>
+          </w:tcPr>
+          <w:p>
+            <w:pPr>
+              <w:spacing w:after="160" w:line="278" w:lineRule="auto"/>
+            </w:pPr>
+            <w:r>
+              <w:t>Act</w:t>
+            </w:r>
+          </w:p>
+        </w:tc>
+        <w:tc>
+          <w:tcPr>
+            <w:tcW w:w="0" w:type="auto"/>
+            <w:hideMark/>
+          </w:tcPr>
+          <w:p>
+            <w:pPr>
+              <w:spacing w:after="160" w:line="278" w:lineRule="auto"/>
+            </w:pPr>
+            <w:r>
+              <w:t>Thực hiện hành động</w:t>
+            </w:r>
+          </w:p>
+        </w:tc>
+        <w:tc>
+          <w:tcPr>
+            <w:tcW w:w="0" w:type="auto"/>
+            <w:hideMark/>
+          </w:tcPr>
+          <w:p>
+            <w:pPr>
+              <w:spacing w:after="160" w:line="278" w:lineRule="auto"/>
+            </w:pPr>
+            <w:r>
+              <w:t>Gọi account.Debit(4.55)</w:t>
+            </w:r>
+          </w:p>
+        </w:tc>
+      </w:tr>
+      <w:tr>
+        <w:tc>
+          <w:tcPr>
+            <w:tcW w:w="0" w:type="auto"/>
+            <w:hideMark/>
+          </w:tcPr>
+          <w:p>
+            <w:pPr>
+              <w:spacing w:after="160" w:line="278" w:lineRule="auto"/>
+            </w:pPr>
+            <w:r>
+              <w:t>Assert</w:t>
+            </w:r>
+          </w:p>
+        </w:tc>
+        <w:tc>
+          <w:tcPr>
+            <w:tcW w:w="0" w:type="auto"/>
+            <w:hideMark/>
+          </w:tcPr>
+          <w:p>
+            <w:pPr>
+              <w:spacing w:after="160" w:line="278" w:lineRule="auto"/>
+            </w:pPr>
+            <w:r>
+              <w:t>Kiểm tra kết quả</w:t>
+            </w:r>
+          </w:p>
+        </w:tc>
+        <w:tc>
+          <w:tcPr>
+            <w:tcW w:w="0" w:type="auto"/>
+            <w:hideMark/>
+          </w:tcPr>
+          <w:p>
+            <w:pPr>
+              <w:spacing w:after="160" w:line="278" w:lineRule="auto"/>
+            </w:pPr>
+            <w:r>
+              <w:t>Xác nhận số dư còn 7.44</w:t>
+            </w:r>
+          </w:p>
+        </w:tc>
+      </w:tr>
+    </w:tbl>
+    <w:p>
+      <w:r>
+        <w:t>Mẹo nhớ: Arrange → Act → Assert = Chuẩn bị → Thực hiện → Kiểm tra.</w:t>
+      </w:r>
+    </w:p>
+    <w:p>
+      <w:r>
+        <w:rPr>
+          <w:noProof/>
+        </w:rPr>
+        <w:drawing>
+          <wp:inline distT="0" distB="0" distL="0" distR="0" wp14:anchorId="620243D0" wp14:editId="3BDA51EC">
+            <wp:extent cx="5943600" cy="3359150"/>
+            <wp:effectExtent l="0" t="0" r="0" b="0"/>
+            <wp:docPr id="1588936766" name="Picture 1"/>
+            <wp:cNvGraphicFramePr>
+              <a:graphicFrameLocks xmlns:a="http://schemas.openxmlformats.org/drawingml/2006/main" noChangeAspect="1"/>
+            </wp:cNvGraphicFramePr>
+            <a:graphic xmlns:a="http://schemas.openxmlformats.org/drawingml/2006/main">
+              <a:graphicData uri="http://schemas.openxmlformats.org/drawingml/2006/picture">
+                <pic:pic xmlns:pic="http://schemas.openxmlformats.org/drawingml/2006/picture">
+                  <pic:nvPicPr>
+                    <pic:cNvPr id="1588936766" name=""/>
+                    <pic:cNvPicPr/>
+                  </pic:nvPicPr>
+                  <pic:blipFill>
+                    <a:blip r:embed="rId49"/>
+                    <a:stretch>
+                      <a:fillRect/>
+                    </a:stretch>
+                  </pic:blipFill>
+                  <pic:spPr>
+                    <a:xfrm>
+                      <a:off x="0" y="0"/>
+                      <a:ext cx="5943600" cy="3359150"/>
+                    </a:xfrm>
+                    <a:prstGeom prst="rect">
+                      <a:avLst/>
+                    </a:prstGeom>
+                  </pic:spPr>
+                </pic:pic>
+              </a:graphicData>
+            </a:graphic>
+          </wp:inline>
+        </w:drawing>
+      </w:r>
+    </w:p>
+    <w:p>
+      <w:pPr>
+        <w:jc w:val="both"/>
+        <w:rPr>
+          <w:b/>
+          <w:bCs/>
+          <w:color w:val="EE0000"/>
+        </w:rPr>
+      </w:pPr>
+      <w:r>
+        <w:rPr>
+          <w:b/>
+          <w:bCs/>
+          <w:color w:val="EE0000"/>
+        </w:rPr>
+        <w:t>0.001 trong Assert.AreEqual(expected, result, 0.001)</w:t>
+      </w:r>
+      <w:r>
+        <w:rPr>
+          <w:b/>
+          <w:bCs/>
+          <w:color w:val="EE0000"/>
+        </w:rPr>
+        <w:t xml:space="preserve">: </w:t>
+      </w:r>
+      <w:r>
+        <w:rPr>
+          <w:b/>
+          <w:bCs/>
+          <w:color w:val="EE0000"/>
+        </w:rPr>
+        <w:t>tham số sai số thường dùng khi so sánh số thực (float, double), không cần thiết khi so sánh hai số nguyên int.</w:t>
+      </w:r>
+    </w:p>
+    <w:p/>
+    <w:p/>
+    <w:p>
+      <w:pPr>
+        <w:rPr>
+          <w:b/>
+          <w:bCs/>
+        </w:rPr>
+      </w:pPr>
+      <w:r>
+        <w:rPr>
+          <w:b/>
+          <w:bCs/>
+        </w:rPr>
+        <w:lastRenderedPageBreak/>
+        <w:t xml:space="preserve">CollectionAssert.AreEqual(expected, result); </w:t>
+      </w:r>
+    </w:p>
+    <w:p>
+      <w:pPr>
+        <w:rPr>
+          <w:b/>
+          <w:bCs/>
+        </w:rPr>
+      </w:pPr>
+      <w:r>
+        <w:rPr>
+          <w:b/>
+          <w:bCs/>
+        </w:rPr>
+        <w:t xml:space="preserve">Assert.AreEqual(expected, result); </w:t>
+      </w:r>
+    </w:p>
+    <w:p>
+      <w:pPr>
+        <w:rPr>
+          <w:b/>
+          <w:bCs/>
+        </w:rPr>
+      </w:pPr>
+      <w:r>
+        <w:rPr>
+          <w:b/>
+          <w:bCs/>
+        </w:rPr>
+        <w:drawing>
+          <wp:inline distT="0" distB="0" distL="0" distR="0" wp14:anchorId="0B598E40" wp14:editId="589E8C19">
+            <wp:extent cx="5943600" cy="2561590"/>
+            <wp:effectExtent l="0" t="0" r="0" b="0"/>
+            <wp:docPr id="324932089" name="Picture 1"/>
+            <wp:cNvGraphicFramePr>
+              <a:graphicFrameLocks xmlns:a="http://schemas.openxmlformats.org/drawingml/2006/main" noChangeAspect="1"/>
+            </wp:cNvGraphicFramePr>
+            <a:graphic xmlns:a="http://schemas.openxmlformats.org/drawingml/2006/main">
+              <a:graphicData uri="http://schemas.openxmlformats.org/drawingml/2006/picture">
+                <pic:pic xmlns:pic="http://schemas.openxmlformats.org/drawingml/2006/picture">
+                  <pic:nvPicPr>
+                    <pic:cNvPr id="324932089" name=""/>
+                    <pic:cNvPicPr/>
+                  </pic:nvPicPr>
+                  <pic:blipFill>
+                    <a:blip r:embed="rId50"/>
+                    <a:stretch>
+                      <a:fillRect/>
+                    </a:stretch>
+                  </pic:blipFill>
+                  <pic:spPr>
+                    <a:xfrm>
+                      <a:off x="0" y="0"/>
+                      <a:ext cx="5943600" cy="2561590"/>
+                    </a:xfrm>
+                    <a:prstGeom prst="rect">
+                      <a:avLst/>
+                    </a:prstGeom>
+                  </pic:spPr>
+                </pic:pic>
+              </a:graphicData>
+            </a:graphic>
+          </wp:inline>
+        </w:drawing>
+      </w:r>
     </w:p>
     <w:sectPr>
       <w:pgSz w:w="12240" w:h="15840"/>
@@ -7273,121 +8081,9 @@
     </w:lvl>
   </w:abstractNum>
   <w:abstractNum w:abstractNumId="4" w15:restartNumberingAfterBreak="0">
-    <w:nsid w:val="5C6A0AAD"/>
-    <w:multiLevelType w:val="hybridMultilevel"/>
-    <w:tmpl w:val="DB3C4B42"/>
-    <w:lvl w:ilvl="0" w:tplc="63368C40">
-      <w:numFmt w:val="bullet"/>
-      <w:lvlText w:val=""/>
-      <w:lvlJc w:val="left"/>
-      <w:pPr>
-        <w:ind w:left="720" w:hanging="360"/>
-      </w:pPr>
-      <w:rPr>
-        <w:rFonts w:ascii="Wingdings" w:eastAsiaTheme="minorHAnsi" w:hAnsi="Wingdings" w:cs="Times New Roman" w:hint="default"/>
-      </w:rPr>
-    </w:lvl>
-    <w:lvl w:ilvl="1" w:tplc="04090003" w:tentative="1">
-      <w:start w:val="1"/>
-      <w:numFmt w:val="bullet"/>
-      <w:lvlText w:val="o"/>
-      <w:lvlJc w:val="left"/>
-      <w:pPr>
-        <w:ind w:left="1440" w:hanging="360"/>
-      </w:pPr>
-      <w:rPr>
-        <w:rFonts w:ascii="Courier New" w:hAnsi="Courier New" w:cs="Courier New" w:hint="default"/>
-      </w:rPr>
-    </w:lvl>
-    <w:lvl w:ilvl="2" w:tplc="04090005" w:tentative="1">
-      <w:start w:val="1"/>
-      <w:numFmt w:val="bullet"/>
-      <w:lvlText w:val=""/>
-      <w:lvlJc w:val="left"/>
-      <w:pPr>
-        <w:ind w:left="2160" w:hanging="360"/>
-      </w:pPr>
-      <w:rPr>
-        <w:rFonts w:ascii="Wingdings" w:hAnsi="Wingdings" w:hint="default"/>
-      </w:rPr>
-    </w:lvl>
-    <w:lvl w:ilvl="3" w:tplc="04090001" w:tentative="1">
-      <w:start w:val="1"/>
-      <w:numFmt w:val="bullet"/>
-      <w:lvlText w:val=""/>
-      <w:lvlJc w:val="left"/>
-      <w:pPr>
-        <w:ind w:left="2880" w:hanging="360"/>
-      </w:pPr>
-      <w:rPr>
-        <w:rFonts w:ascii="Symbol" w:hAnsi="Symbol" w:hint="default"/>
-      </w:rPr>
-    </w:lvl>
-    <w:lvl w:ilvl="4" w:tplc="04090003" w:tentative="1">
-      <w:start w:val="1"/>
-      <w:numFmt w:val="bullet"/>
-      <w:lvlText w:val="o"/>
-      <w:lvlJc w:val="left"/>
-      <w:pPr>
-        <w:ind w:left="3600" w:hanging="360"/>
-      </w:pPr>
-      <w:rPr>
-        <w:rFonts w:ascii="Courier New" w:hAnsi="Courier New" w:cs="Courier New" w:hint="default"/>
-      </w:rPr>
-    </w:lvl>
-    <w:lvl w:ilvl="5" w:tplc="04090005" w:tentative="1">
-      <w:start w:val="1"/>
-      <w:numFmt w:val="bullet"/>
-      <w:lvlText w:val=""/>
-      <w:lvlJc w:val="left"/>
-      <w:pPr>
-        <w:ind w:left="4320" w:hanging="360"/>
-      </w:pPr>
-      <w:rPr>
-        <w:rFonts w:ascii="Wingdings" w:hAnsi="Wingdings" w:hint="default"/>
-      </w:rPr>
-    </w:lvl>
-    <w:lvl w:ilvl="6" w:tplc="04090001" w:tentative="1">
-      <w:start w:val="1"/>
-      <w:numFmt w:val="bullet"/>
-      <w:lvlText w:val=""/>
-      <w:lvlJc w:val="left"/>
-      <w:pPr>
-        <w:ind w:left="5040" w:hanging="360"/>
-      </w:pPr>
-      <w:rPr>
-        <w:rFonts w:ascii="Symbol" w:hAnsi="Symbol" w:hint="default"/>
-      </w:rPr>
-    </w:lvl>
-    <w:lvl w:ilvl="7" w:tplc="04090003" w:tentative="1">
-      <w:start w:val="1"/>
-      <w:numFmt w:val="bullet"/>
-      <w:lvlText w:val="o"/>
-      <w:lvlJc w:val="left"/>
-      <w:pPr>
-        <w:ind w:left="5760" w:hanging="360"/>
-      </w:pPr>
-      <w:rPr>
-        <w:rFonts w:ascii="Courier New" w:hAnsi="Courier New" w:cs="Courier New" w:hint="default"/>
-      </w:rPr>
-    </w:lvl>
-    <w:lvl w:ilvl="8" w:tplc="04090005" w:tentative="1">
-      <w:start w:val="1"/>
-      <w:numFmt w:val="bullet"/>
-      <w:lvlText w:val=""/>
-      <w:lvlJc w:val="left"/>
-      <w:pPr>
-        <w:ind w:left="6480" w:hanging="360"/>
-      </w:pPr>
-      <w:rPr>
-        <w:rFonts w:ascii="Wingdings" w:hAnsi="Wingdings" w:hint="default"/>
-      </w:rPr>
-    </w:lvl>
-  </w:abstractNum>
-  <w:abstractNum w:abstractNumId="5" w15:restartNumberingAfterBreak="0">
-    <w:nsid w:val="64A44036"/>
+    <w:nsid w:val="55B71807"/>
     <w:multiLevelType w:val="multilevel"/>
-    <w:tmpl w:val="115A0A7E"/>
+    <w:tmpl w:val="D25C90D4"/>
     <w:lvl w:ilvl="0">
       <w:start w:val="1"/>
       <w:numFmt w:val="bullet"/>
@@ -7533,7 +8229,268 @@
       </w:rPr>
     </w:lvl>
   </w:abstractNum>
+  <w:abstractNum w:abstractNumId="5" w15:restartNumberingAfterBreak="0">
+    <w:nsid w:val="5C6A0AAD"/>
+    <w:multiLevelType w:val="hybridMultilevel"/>
+    <w:tmpl w:val="DB3C4B42"/>
+    <w:lvl w:ilvl="0" w:tplc="63368C40">
+      <w:numFmt w:val="bullet"/>
+      <w:lvlText w:val=""/>
+      <w:lvlJc w:val="left"/>
+      <w:pPr>
+        <w:ind w:left="720" w:hanging="360"/>
+      </w:pPr>
+      <w:rPr>
+        <w:rFonts w:ascii="Wingdings" w:eastAsiaTheme="minorHAnsi" w:hAnsi="Wingdings" w:cs="Times New Roman" w:hint="default"/>
+      </w:rPr>
+    </w:lvl>
+    <w:lvl w:ilvl="1" w:tplc="04090003" w:tentative="1">
+      <w:start w:val="1"/>
+      <w:numFmt w:val="bullet"/>
+      <w:lvlText w:val="o"/>
+      <w:lvlJc w:val="left"/>
+      <w:pPr>
+        <w:ind w:left="1440" w:hanging="360"/>
+      </w:pPr>
+      <w:rPr>
+        <w:rFonts w:ascii="Courier New" w:hAnsi="Courier New" w:cs="Courier New" w:hint="default"/>
+      </w:rPr>
+    </w:lvl>
+    <w:lvl w:ilvl="2" w:tplc="04090005" w:tentative="1">
+      <w:start w:val="1"/>
+      <w:numFmt w:val="bullet"/>
+      <w:lvlText w:val=""/>
+      <w:lvlJc w:val="left"/>
+      <w:pPr>
+        <w:ind w:left="2160" w:hanging="360"/>
+      </w:pPr>
+      <w:rPr>
+        <w:rFonts w:ascii="Wingdings" w:hAnsi="Wingdings" w:hint="default"/>
+      </w:rPr>
+    </w:lvl>
+    <w:lvl w:ilvl="3" w:tplc="04090001" w:tentative="1">
+      <w:start w:val="1"/>
+      <w:numFmt w:val="bullet"/>
+      <w:lvlText w:val=""/>
+      <w:lvlJc w:val="left"/>
+      <w:pPr>
+        <w:ind w:left="2880" w:hanging="360"/>
+      </w:pPr>
+      <w:rPr>
+        <w:rFonts w:ascii="Symbol" w:hAnsi="Symbol" w:hint="default"/>
+      </w:rPr>
+    </w:lvl>
+    <w:lvl w:ilvl="4" w:tplc="04090003" w:tentative="1">
+      <w:start w:val="1"/>
+      <w:numFmt w:val="bullet"/>
+      <w:lvlText w:val="o"/>
+      <w:lvlJc w:val="left"/>
+      <w:pPr>
+        <w:ind w:left="3600" w:hanging="360"/>
+      </w:pPr>
+      <w:rPr>
+        <w:rFonts w:ascii="Courier New" w:hAnsi="Courier New" w:cs="Courier New" w:hint="default"/>
+      </w:rPr>
+    </w:lvl>
+    <w:lvl w:ilvl="5" w:tplc="04090005" w:tentative="1">
+      <w:start w:val="1"/>
+      <w:numFmt w:val="bullet"/>
+      <w:lvlText w:val=""/>
+      <w:lvlJc w:val="left"/>
+      <w:pPr>
+        <w:ind w:left="4320" w:hanging="360"/>
+      </w:pPr>
+      <w:rPr>
+        <w:rFonts w:ascii="Wingdings" w:hAnsi="Wingdings" w:hint="default"/>
+      </w:rPr>
+    </w:lvl>
+    <w:lvl w:ilvl="6" w:tplc="04090001" w:tentative="1">
+      <w:start w:val="1"/>
+      <w:numFmt w:val="bullet"/>
+      <w:lvlText w:val=""/>
+      <w:lvlJc w:val="left"/>
+      <w:pPr>
+        <w:ind w:left="5040" w:hanging="360"/>
+      </w:pPr>
+      <w:rPr>
+        <w:rFonts w:ascii="Symbol" w:hAnsi="Symbol" w:hint="default"/>
+      </w:rPr>
+    </w:lvl>
+    <w:lvl w:ilvl="7" w:tplc="04090003" w:tentative="1">
+      <w:start w:val="1"/>
+      <w:numFmt w:val="bullet"/>
+      <w:lvlText w:val="o"/>
+      <w:lvlJc w:val="left"/>
+      <w:pPr>
+        <w:ind w:left="5760" w:hanging="360"/>
+      </w:pPr>
+      <w:rPr>
+        <w:rFonts w:ascii="Courier New" w:hAnsi="Courier New" w:cs="Courier New" w:hint="default"/>
+      </w:rPr>
+    </w:lvl>
+    <w:lvl w:ilvl="8" w:tplc="04090005" w:tentative="1">
+      <w:start w:val="1"/>
+      <w:numFmt w:val="bullet"/>
+      <w:lvlText w:val=""/>
+      <w:lvlJc w:val="left"/>
+      <w:pPr>
+        <w:ind w:left="6480" w:hanging="360"/>
+      </w:pPr>
+      <w:rPr>
+        <w:rFonts w:ascii="Wingdings" w:hAnsi="Wingdings" w:hint="default"/>
+      </w:rPr>
+    </w:lvl>
+  </w:abstractNum>
   <w:abstractNum w:abstractNumId="6" w15:restartNumberingAfterBreak="0">
+    <w:nsid w:val="64A44036"/>
+    <w:multiLevelType w:val="multilevel"/>
+    <w:tmpl w:val="115A0A7E"/>
+    <w:lvl w:ilvl="0">
+      <w:start w:val="1"/>
+      <w:numFmt w:val="bullet"/>
+      <w:lvlText w:val=""/>
+      <w:lvlJc w:val="left"/>
+      <w:pPr>
+        <w:tabs>
+          <w:tab w:val="num" w:pos="720"/>
+        </w:tabs>
+        <w:ind w:left="720" w:hanging="360"/>
+      </w:pPr>
+      <w:rPr>
+        <w:rFonts w:ascii="Symbol" w:hAnsi="Symbol" w:hint="default"/>
+        <w:sz w:val="20"/>
+      </w:rPr>
+    </w:lvl>
+    <w:lvl w:ilvl="1" w:tentative="1">
+      <w:start w:val="1"/>
+      <w:numFmt w:val="bullet"/>
+      <w:lvlText w:val="o"/>
+      <w:lvlJc w:val="left"/>
+      <w:pPr>
+        <w:tabs>
+          <w:tab w:val="num" w:pos="1440"/>
+        </w:tabs>
+        <w:ind w:left="1440" w:hanging="360"/>
+      </w:pPr>
+      <w:rPr>
+        <w:rFonts w:ascii="Courier New" w:hAnsi="Courier New" w:hint="default"/>
+        <w:sz w:val="20"/>
+      </w:rPr>
+    </w:lvl>
+    <w:lvl w:ilvl="2" w:tentative="1">
+      <w:start w:val="1"/>
+      <w:numFmt w:val="bullet"/>
+      <w:lvlText w:val=""/>
+      <w:lvlJc w:val="left"/>
+      <w:pPr>
+        <w:tabs>
+          <w:tab w:val="num" w:pos="2160"/>
+        </w:tabs>
+        <w:ind w:left="2160" w:hanging="360"/>
+      </w:pPr>
+      <w:rPr>
+        <w:rFonts w:ascii="Wingdings" w:hAnsi="Wingdings" w:hint="default"/>
+        <w:sz w:val="20"/>
+      </w:rPr>
+    </w:lvl>
+    <w:lvl w:ilvl="3" w:tentative="1">
+      <w:start w:val="1"/>
+      <w:numFmt w:val="bullet"/>
+      <w:lvlText w:val=""/>
+      <w:lvlJc w:val="left"/>
+      <w:pPr>
+        <w:tabs>
+          <w:tab w:val="num" w:pos="2880"/>
+        </w:tabs>
+        <w:ind w:left="2880" w:hanging="360"/>
+      </w:pPr>
+      <w:rPr>
+        <w:rFonts w:ascii="Wingdings" w:hAnsi="Wingdings" w:hint="default"/>
+        <w:sz w:val="20"/>
+      </w:rPr>
+    </w:lvl>
+    <w:lvl w:ilvl="4" w:tentative="1">
+      <w:start w:val="1"/>
+      <w:numFmt w:val="bullet"/>
+      <w:lvlText w:val=""/>
+      <w:lvlJc w:val="left"/>
+      <w:pPr>
+        <w:tabs>
+          <w:tab w:val="num" w:pos="3600"/>
+        </w:tabs>
+        <w:ind w:left="3600" w:hanging="360"/>
+      </w:pPr>
+      <w:rPr>
+        <w:rFonts w:ascii="Wingdings" w:hAnsi="Wingdings" w:hint="default"/>
+        <w:sz w:val="20"/>
+      </w:rPr>
+    </w:lvl>
+    <w:lvl w:ilvl="5" w:tentative="1">
+      <w:start w:val="1"/>
+      <w:numFmt w:val="bullet"/>
+      <w:lvlText w:val=""/>
+      <w:lvlJc w:val="left"/>
+      <w:pPr>
+        <w:tabs>
+          <w:tab w:val="num" w:pos="4320"/>
+        </w:tabs>
+        <w:ind w:left="4320" w:hanging="360"/>
+      </w:pPr>
+      <w:rPr>
+        <w:rFonts w:ascii="Wingdings" w:hAnsi="Wingdings" w:hint="default"/>
+        <w:sz w:val="20"/>
+      </w:rPr>
+    </w:lvl>
+    <w:lvl w:ilvl="6" w:tentative="1">
+      <w:start w:val="1"/>
+      <w:numFmt w:val="bullet"/>
+      <w:lvlText w:val=""/>
+      <w:lvlJc w:val="left"/>
+      <w:pPr>
+        <w:tabs>
+          <w:tab w:val="num" w:pos="5040"/>
+        </w:tabs>
+        <w:ind w:left="5040" w:hanging="360"/>
+      </w:pPr>
+      <w:rPr>
+        <w:rFonts w:ascii="Wingdings" w:hAnsi="Wingdings" w:hint="default"/>
+        <w:sz w:val="20"/>
+      </w:rPr>
+    </w:lvl>
+    <w:lvl w:ilvl="7" w:tentative="1">
+      <w:start w:val="1"/>
+      <w:numFmt w:val="bullet"/>
+      <w:lvlText w:val=""/>
+      <w:lvlJc w:val="left"/>
+      <w:pPr>
+        <w:tabs>
+          <w:tab w:val="num" w:pos="5760"/>
+        </w:tabs>
+        <w:ind w:left="5760" w:hanging="360"/>
+      </w:pPr>
+      <w:rPr>
+        <w:rFonts w:ascii="Wingdings" w:hAnsi="Wingdings" w:hint="default"/>
+        <w:sz w:val="20"/>
+      </w:rPr>
+    </w:lvl>
+    <w:lvl w:ilvl="8" w:tentative="1">
+      <w:start w:val="1"/>
+      <w:numFmt w:val="bullet"/>
+      <w:lvlText w:val=""/>
+      <w:lvlJc w:val="left"/>
+      <w:pPr>
+        <w:tabs>
+          <w:tab w:val="num" w:pos="6480"/>
+        </w:tabs>
+        <w:ind w:left="6480" w:hanging="360"/>
+      </w:pPr>
+      <w:rPr>
+        <w:rFonts w:ascii="Wingdings" w:hAnsi="Wingdings" w:hint="default"/>
+        <w:sz w:val="20"/>
+      </w:rPr>
+    </w:lvl>
+  </w:abstractNum>
+  <w:abstractNum w:abstractNumId="7" w15:restartNumberingAfterBreak="0">
     <w:nsid w:val="73B52B43"/>
     <w:multiLevelType w:val="multilevel"/>
     <w:tmpl w:val="59884D7E"/>
@@ -7651,7 +8608,7 @@
     </w:lvl>
   </w:abstractNum>
   <w:num w:numId="1" w16cid:durableId="430272983">
-    <w:abstractNumId w:val="6"/>
+    <w:abstractNumId w:val="7"/>
   </w:num>
   <w:num w:numId="2" w16cid:durableId="2059476422">
     <w:abstractNumId w:val="3"/>
@@ -7660,16 +8617,19 @@
     <w:abstractNumId w:val="0"/>
   </w:num>
   <w:num w:numId="4" w16cid:durableId="1732775149">
-    <w:abstractNumId w:val="5"/>
+    <w:abstractNumId w:val="6"/>
   </w:num>
   <w:num w:numId="5" w16cid:durableId="963661405">
     <w:abstractNumId w:val="1"/>
   </w:num>
   <w:num w:numId="6" w16cid:durableId="1117141553">
-    <w:abstractNumId w:val="4"/>
+    <w:abstractNumId w:val="5"/>
   </w:num>
   <w:num w:numId="7" w16cid:durableId="1585410391">
     <w:abstractNumId w:val="2"/>
+  </w:num>
+  <w:num w:numId="8" w16cid:durableId="1058866126">
+    <w:abstractNumId w:val="4"/>
   </w:num>
 </w:numbering>
 </file>

--- a/ghi-chu.docx
+++ b/ghi-chu.docx
@@ -59,7 +59,7 @@
                     <pic:cNvPicPr/>
                   </pic:nvPicPr>
                   <pic:blipFill>
-                    <a:blip r:embed="rId5"/>
+                    <a:blip r:embed="rId6"/>
                     <a:stretch>
                       <a:fillRect/>
                     </a:stretch>
@@ -121,6 +121,7 @@
           <w:rFonts w:cs="Times New Roman"/>
           <w:b/>
           <w:bCs/>
+          <w:noProof/>
           <w:sz w:val="32"/>
           <w:szCs w:val="32"/>
         </w:rPr>
@@ -140,7 +141,7 @@
                     <pic:cNvPicPr/>
                   </pic:nvPicPr>
                   <pic:blipFill>
-                    <a:blip r:embed="rId6"/>
+                    <a:blip r:embed="rId7"/>
                     <a:stretch>
                       <a:fillRect/>
                     </a:stretch>
@@ -221,6 +222,7 @@
           <w:rFonts w:cs="Times New Roman"/>
           <w:b/>
           <w:bCs/>
+          <w:noProof/>
           <w:sz w:val="32"/>
           <w:szCs w:val="32"/>
         </w:rPr>
@@ -240,7 +242,7 @@
                     <pic:cNvPicPr/>
                   </pic:nvPicPr>
                   <pic:blipFill>
-                    <a:blip r:embed="rId7"/>
+                    <a:blip r:embed="rId8"/>
                     <a:stretch>
                       <a:fillRect/>
                     </a:stretch>
@@ -1875,7 +1877,6 @@
                 <w:rFonts w:cs="Times New Roman"/>
                 <w:szCs w:val="26"/>
               </w:rPr>
-              <w:lastRenderedPageBreak/>
               <w:t>13</w:t>
             </w:r>
           </w:p>
@@ -1990,6 +1991,7 @@
                 <w:rFonts w:cs="Times New Roman"/>
                 <w:szCs w:val="26"/>
               </w:rPr>
+              <w:lastRenderedPageBreak/>
               <w:t>14</w:t>
             </w:r>
           </w:p>
@@ -3358,7 +3360,6 @@
                 <w:rFonts w:cs="Times New Roman"/>
                 <w:szCs w:val="26"/>
               </w:rPr>
-              <w:lastRenderedPageBreak/>
               <w:t>26</w:t>
             </w:r>
           </w:p>
@@ -3473,6 +3474,7 @@
                 <w:rFonts w:cs="Times New Roman"/>
                 <w:szCs w:val="26"/>
               </w:rPr>
+              <w:lastRenderedPageBreak/>
               <w:t>27</w:t>
             </w:r>
           </w:p>
@@ -3608,7 +3610,7 @@
                     <pic:cNvPicPr/>
                   </pic:nvPicPr>
                   <pic:blipFill>
-                    <a:blip r:embed="rId8"/>
+                    <a:blip r:embed="rId9"/>
                     <a:stretch>
                       <a:fillRect/>
                     </a:stretch>
@@ -3704,7 +3706,7 @@
                     <pic:cNvPicPr/>
                   </pic:nvPicPr>
                   <pic:blipFill>
-                    <a:blip r:embed="rId9"/>
+                    <a:blip r:embed="rId10"/>
                     <a:stretch>
                       <a:fillRect/>
                     </a:stretch>
@@ -3760,7 +3762,7 @@
                     <pic:cNvPicPr/>
                   </pic:nvPicPr>
                   <pic:blipFill>
-                    <a:blip r:embed="rId10"/>
+                    <a:blip r:embed="rId11"/>
                     <a:stretch>
                       <a:fillRect/>
                     </a:stretch>
@@ -3815,7 +3817,7 @@
                     <pic:cNvPicPr/>
                   </pic:nvPicPr>
                   <pic:blipFill>
-                    <a:blip r:embed="rId11"/>
+                    <a:blip r:embed="rId12"/>
                     <a:stretch>
                       <a:fillRect/>
                     </a:stretch>
@@ -3945,7 +3947,7 @@
                     <pic:cNvPicPr/>
                   </pic:nvPicPr>
                   <pic:blipFill>
-                    <a:blip r:embed="rId12"/>
+                    <a:blip r:embed="rId13"/>
                     <a:stretch>
                       <a:fillRect/>
                     </a:stretch>
@@ -4120,7 +4122,7 @@
                     <pic:cNvPicPr/>
                   </pic:nvPicPr>
                   <pic:blipFill>
-                    <a:blip r:embed="rId13"/>
+                    <a:blip r:embed="rId14"/>
                     <a:stretch>
                       <a:fillRect/>
                     </a:stretch>
@@ -4249,7 +4251,7 @@
                     <pic:cNvPicPr/>
                   </pic:nvPicPr>
                   <pic:blipFill>
-                    <a:blip r:embed="rId14"/>
+                    <a:blip r:embed="rId15"/>
                     <a:stretch>
                       <a:fillRect/>
                     </a:stretch>
@@ -4378,7 +4380,7 @@
                     <pic:cNvPicPr/>
                   </pic:nvPicPr>
                   <pic:blipFill>
-                    <a:blip r:embed="rId15"/>
+                    <a:blip r:embed="rId16"/>
                     <a:stretch>
                       <a:fillRect/>
                     </a:stretch>
@@ -4522,7 +4524,7 @@
                     <pic:cNvPicPr/>
                   </pic:nvPicPr>
                   <pic:blipFill>
-                    <a:blip r:embed="rId16"/>
+                    <a:blip r:embed="rId17"/>
                     <a:stretch>
                       <a:fillRect/>
                     </a:stretch>
@@ -4801,7 +4803,7 @@
                     <pic:cNvPicPr/>
                   </pic:nvPicPr>
                   <pic:blipFill>
-                    <a:blip r:embed="rId17"/>
+                    <a:blip r:embed="rId18"/>
                     <a:stretch>
                       <a:fillRect/>
                     </a:stretch>
@@ -4837,7 +4839,7 @@
         </w:rPr>
         <w:t xml:space="preserve">Link youtube: </w:t>
       </w:r>
-      <w:hyperlink r:id="rId18" w:history="1">
+      <w:hyperlink r:id="rId19" w:history="1">
         <w:r>
           <w:rPr>
             <w:rStyle w:val="Hyperlink"/>
@@ -4911,7 +4913,7 @@
                     <pic:cNvPicPr/>
                   </pic:nvPicPr>
                   <pic:blipFill>
-                    <a:blip r:embed="rId19"/>
+                    <a:blip r:embed="rId20"/>
                     <a:stretch>
                       <a:fillRect/>
                     </a:stretch>
@@ -4976,7 +4978,7 @@
                     <pic:cNvPicPr/>
                   </pic:nvPicPr>
                   <pic:blipFill>
-                    <a:blip r:embed="rId20"/>
+                    <a:blip r:embed="rId21"/>
                     <a:stretch>
                       <a:fillRect/>
                     </a:stretch>
@@ -5056,7 +5058,7 @@
                     <pic:cNvPicPr/>
                   </pic:nvPicPr>
                   <pic:blipFill>
-                    <a:blip r:embed="rId21"/>
+                    <a:blip r:embed="rId22"/>
                     <a:stretch>
                       <a:fillRect/>
                     </a:stretch>
@@ -5106,7 +5108,7 @@
                     <pic:cNvPicPr/>
                   </pic:nvPicPr>
                   <pic:blipFill>
-                    <a:blip r:embed="rId22"/>
+                    <a:blip r:embed="rId23"/>
                     <a:stretch>
                       <a:fillRect/>
                     </a:stretch>
@@ -5157,7 +5159,7 @@
                     <pic:cNvPicPr/>
                   </pic:nvPicPr>
                   <pic:blipFill>
-                    <a:blip r:embed="rId23"/>
+                    <a:blip r:embed="rId24"/>
                     <a:stretch>
                       <a:fillRect/>
                     </a:stretch>
@@ -5207,7 +5209,7 @@
                     <pic:cNvPicPr/>
                   </pic:nvPicPr>
                   <pic:blipFill>
-                    <a:blip r:embed="rId24"/>
+                    <a:blip r:embed="rId25"/>
                     <a:stretch>
                       <a:fillRect/>
                     </a:stretch>
@@ -5290,7 +5292,7 @@
                     <pic:cNvPicPr/>
                   </pic:nvPicPr>
                   <pic:blipFill>
-                    <a:blip r:embed="rId25"/>
+                    <a:blip r:embed="rId26"/>
                     <a:stretch>
                       <a:fillRect/>
                     </a:stretch>
@@ -5382,7 +5384,7 @@
                     <pic:cNvPicPr/>
                   </pic:nvPicPr>
                   <pic:blipFill>
-                    <a:blip r:embed="rId26"/>
+                    <a:blip r:embed="rId27"/>
                     <a:stretch>
                       <a:fillRect/>
                     </a:stretch>
@@ -5465,7 +5467,7 @@
                     <pic:cNvPicPr/>
                   </pic:nvPicPr>
                   <pic:blipFill>
-                    <a:blip r:embed="rId27"/>
+                    <a:blip r:embed="rId28"/>
                     <a:stretch>
                       <a:fillRect/>
                     </a:stretch>
@@ -5615,7 +5617,7 @@
                     <pic:cNvPicPr/>
                   </pic:nvPicPr>
                   <pic:blipFill>
-                    <a:blip r:embed="rId28"/>
+                    <a:blip r:embed="rId29"/>
                     <a:stretch>
                       <a:fillRect/>
                     </a:stretch>
@@ -5730,7 +5732,7 @@
                     <pic:cNvPicPr/>
                   </pic:nvPicPr>
                   <pic:blipFill>
-                    <a:blip r:embed="rId29"/>
+                    <a:blip r:embed="rId30"/>
                     <a:stretch>
                       <a:fillRect/>
                     </a:stretch>
@@ -5787,7 +5789,7 @@
                     <pic:cNvPicPr/>
                   </pic:nvPicPr>
                   <pic:blipFill>
-                    <a:blip r:embed="rId30"/>
+                    <a:blip r:embed="rId31"/>
                     <a:stretch>
                       <a:fillRect/>
                     </a:stretch>
@@ -5888,7 +5890,7 @@
                     <pic:cNvPicPr/>
                   </pic:nvPicPr>
                   <pic:blipFill>
-                    <a:blip r:embed="rId31"/>
+                    <a:blip r:embed="rId32"/>
                     <a:stretch>
                       <a:fillRect/>
                     </a:stretch>
@@ -5963,7 +5965,7 @@
                     <pic:cNvPicPr/>
                   </pic:nvPicPr>
                   <pic:blipFill>
-                    <a:blip r:embed="rId32"/>
+                    <a:blip r:embed="rId33"/>
                     <a:stretch>
                       <a:fillRect/>
                     </a:stretch>
@@ -6052,7 +6054,7 @@
                     <pic:cNvPicPr/>
                   </pic:nvPicPr>
                   <pic:blipFill>
-                    <a:blip r:embed="rId33"/>
+                    <a:blip r:embed="rId34"/>
                     <a:stretch>
                       <a:fillRect/>
                     </a:stretch>
@@ -6207,7 +6209,7 @@
                     <pic:cNvPicPr/>
                   </pic:nvPicPr>
                   <pic:blipFill>
-                    <a:blip r:embed="rId34"/>
+                    <a:blip r:embed="rId35"/>
                     <a:stretch>
                       <a:fillRect/>
                     </a:stretch>
@@ -6263,7 +6265,7 @@
                     <pic:cNvPicPr/>
                   </pic:nvPicPr>
                   <pic:blipFill>
-                    <a:blip r:embed="rId35"/>
+                    <a:blip r:embed="rId36"/>
                     <a:stretch>
                       <a:fillRect/>
                     </a:stretch>
@@ -6327,7 +6329,7 @@
                     <pic:cNvPicPr/>
                   </pic:nvPicPr>
                   <pic:blipFill>
-                    <a:blip r:embed="rId36"/>
+                    <a:blip r:embed="rId37"/>
                     <a:stretch>
                       <a:fillRect/>
                     </a:stretch>
@@ -6366,17 +6368,11 @@
       </w:r>
     </w:p>
     <w:p>
-      <w:pPr>
-        <w:jc w:val="both"/>
-      </w:pPr>
       <w:r>
         <w:t>Đây là khái niệm quan trọng nhất của bài học.</w:t>
       </w:r>
     </w:p>
     <w:p>
-      <w:pPr>
-        <w:jc w:val="both"/>
-      </w:pPr>
       <w:r>
         <w:t>Immutable nghĩa là chuỗi không thể thay đổi nội dung sau khi được tạo ra. Khi bạn thực hiện thao tác có vẻ như sửa chuỗi, C# tạo ra một chuỗi mới.</w:t>
       </w:r>
@@ -6402,7 +6398,7 @@
                     <pic:cNvPicPr/>
                   </pic:nvPicPr>
                   <pic:blipFill>
-                    <a:blip r:embed="rId37"/>
+                    <a:blip r:embed="rId38"/>
                     <a:stretch>
                       <a:fillRect/>
                     </a:stretch>
@@ -6491,7 +6487,7 @@
                     <pic:cNvPicPr/>
                   </pic:nvPicPr>
                   <pic:blipFill>
-                    <a:blip r:embed="rId38"/>
+                    <a:blip r:embed="rId39"/>
                     <a:stretch>
                       <a:fillRect/>
                     </a:stretch>
@@ -6533,7 +6529,7 @@
                     <pic:cNvPicPr/>
                   </pic:nvPicPr>
                   <pic:blipFill>
-                    <a:blip r:embed="rId39"/>
+                    <a:blip r:embed="rId40"/>
                     <a:stretch>
                       <a:fillRect/>
                     </a:stretch>
@@ -6609,7 +6605,7 @@
                     <pic:cNvPicPr/>
                   </pic:nvPicPr>
                   <pic:blipFill>
-                    <a:blip r:embed="rId40"/>
+                    <a:blip r:embed="rId41"/>
                     <a:stretch>
                       <a:fillRect/>
                     </a:stretch>
@@ -6680,7 +6676,7 @@
                     <pic:cNvPicPr/>
                   </pic:nvPicPr>
                   <pic:blipFill>
-                    <a:blip r:embed="rId41"/>
+                    <a:blip r:embed="rId42"/>
                     <a:stretch>
                       <a:fillRect/>
                     </a:stretch>
@@ -6730,7 +6726,7 @@
                     <pic:cNvPicPr/>
                   </pic:nvPicPr>
                   <pic:blipFill>
-                    <a:blip r:embed="rId42"/>
+                    <a:blip r:embed="rId43"/>
                     <a:stretch>
                       <a:fillRect/>
                     </a:stretch>
@@ -6780,7 +6776,7 @@
                     <pic:cNvPicPr/>
                   </pic:nvPicPr>
                   <pic:blipFill>
-                    <a:blip r:embed="rId43"/>
+                    <a:blip r:embed="rId44"/>
                     <a:stretch>
                       <a:fillRect/>
                     </a:stretch>
@@ -6831,7 +6827,7 @@
                     <pic:cNvPicPr/>
                   </pic:nvPicPr>
                   <pic:blipFill>
-                    <a:blip r:embed="rId44"/>
+                    <a:blip r:embed="rId45"/>
                     <a:stretch>
                       <a:fillRect/>
                     </a:stretch>
@@ -6896,7 +6892,7 @@
                     <pic:cNvPicPr/>
                   </pic:nvPicPr>
                   <pic:blipFill>
-                    <a:blip r:embed="rId45"/>
+                    <a:blip r:embed="rId46"/>
                     <a:stretch>
                       <a:fillRect/>
                     </a:stretch>
@@ -6962,7 +6958,7 @@
                     <pic:cNvPicPr/>
                   </pic:nvPicPr>
                   <pic:blipFill>
-                    <a:blip r:embed="rId46"/>
+                    <a:blip r:embed="rId47"/>
                     <a:stretch>
                       <a:fillRect/>
                     </a:stretch>
@@ -7031,7 +7027,7 @@
                     <pic:cNvPicPr/>
                   </pic:nvPicPr>
                   <pic:blipFill>
-                    <a:blip r:embed="rId47"/>
+                    <a:blip r:embed="rId48"/>
                     <a:stretch>
                       <a:fillRect/>
                     </a:stretch>
@@ -7095,7 +7091,7 @@
                     <pic:cNvPicPr/>
                   </pic:nvPicPr>
                   <pic:blipFill>
-                    <a:blip r:embed="rId48"/>
+                    <a:blip r:embed="rId49"/>
                     <a:stretch>
                       <a:fillRect/>
                     </a:stretch>
@@ -7138,24 +7134,17 @@
       </w:r>
     </w:p>
     <w:p>
-      <w:pPr>
-        <w:jc w:val="both"/>
-      </w:pPr>
       <w:r>
         <w:t>Unit Test là kiểm thử một phần nhỏ của chương trình để xác nhận nó hoạt động đúng như mong đợi.</w:t>
       </w:r>
     </w:p>
     <w:p>
-      <w:pPr>
-        <w:jc w:val="both"/>
-      </w:pPr>
       <w:r>
         <w:t>Ví dụ: kiểm tra phương thức rút tiền Debit() có trừ tiền đúng và từ chối số tiền không hợp lệ hay không.</w:t>
       </w:r>
     </w:p>
     <w:p>
       <w:pPr>
-        <w:jc w:val="both"/>
         <w:rPr>
           <w:b/>
           <w:bCs/>
@@ -7407,7 +7396,7 @@
                     <pic:cNvPicPr/>
                   </pic:nvPicPr>
                   <pic:blipFill>
-                    <a:blip r:embed="rId49"/>
+                    <a:blip r:embed="rId50"/>
                     <a:stretch>
                       <a:fillRect/>
                     </a:stretch>
@@ -7430,7 +7419,6 @@
     </w:p>
     <w:p>
       <w:pPr>
-        <w:jc w:val="both"/>
         <w:rPr>
           <w:b/>
           <w:bCs/>
@@ -7443,23 +7431,7 @@
           <w:bCs/>
           <w:color w:val="EE0000"/>
         </w:rPr>
-        <w:t>0.001 trong Assert.AreEqual(expected, result, 0.001)</w:t>
-      </w:r>
-      <w:r>
-        <w:rPr>
-          <w:b/>
-          <w:bCs/>
-          <w:color w:val="EE0000"/>
-        </w:rPr>
-        <w:t xml:space="preserve">: </w:t>
-      </w:r>
-      <w:r>
-        <w:rPr>
-          <w:b/>
-          <w:bCs/>
-          <w:color w:val="EE0000"/>
-        </w:rPr>
-        <w:t>tham số sai số thường dùng khi so sánh số thực (float, double), không cần thiết khi so sánh hai số nguyên int.</w:t>
+        <w:t>0.001 trong Assert.AreEqual(expected, result, 0.001): tham số sai số thường dùng khi so sánh số thực (float, double), không cần thiết khi so sánh hai số nguyên int.</w:t>
       </w:r>
     </w:p>
     <w:p/>
@@ -7506,6 +7478,7 @@
         <w:rPr>
           <w:b/>
           <w:bCs/>
+          <w:noProof/>
         </w:rPr>
         <w:drawing>
           <wp:inline distT="0" distB="0" distL="0" distR="0" wp14:anchorId="0B598E40" wp14:editId="589E8C19">
@@ -7523,7 +7496,7 @@
                     <pic:cNvPicPr/>
                   </pic:nvPicPr>
                   <pic:blipFill>
-                    <a:blip r:embed="rId50"/>
+                    <a:blip r:embed="rId51"/>
                     <a:stretch>
                       <a:fillRect/>
                     </a:stretch>
@@ -7532,6 +7505,1075 @@
                     <a:xfrm>
                       <a:off x="0" y="0"/>
                       <a:ext cx="5943600" cy="2561590"/>
+                    </a:xfrm>
+                    <a:prstGeom prst="rect">
+                      <a:avLst/>
+                    </a:prstGeom>
+                  </pic:spPr>
+                </pic:pic>
+              </a:graphicData>
+            </a:graphic>
+          </wp:inline>
+        </w:drawing>
+      </w:r>
+    </w:p>
+    <w:p>
+      <w:pPr>
+        <w:rPr>
+          <w:b/>
+          <w:bCs/>
+        </w:rPr>
+      </w:pPr>
+      <w:r>
+        <w:rPr>
+          <w:b/>
+          <w:bCs/>
+        </w:rPr>
+        <w:t>TDD là gì?</w:t>
+      </w:r>
+    </w:p>
+    <w:p>
+      <w:r>
+        <w:t>TDD (Test-Driven Development) là phương pháp phát triển phần mềm theo hướng viết test trước, sau đó mới viết code xử lý.</w:t>
+      </w:r>
+    </w:p>
+    <w:p>
+      <w:r>
+        <w:rPr>
+          <w:noProof/>
+        </w:rPr>
+        <w:drawing>
+          <wp:inline distT="0" distB="0" distL="0" distR="0" wp14:anchorId="348A9589" wp14:editId="2736E8E7">
+            <wp:extent cx="5943600" cy="2679065"/>
+            <wp:effectExtent l="0" t="0" r="0" b="6985"/>
+            <wp:docPr id="1306251298" name="Picture 1"/>
+            <wp:cNvGraphicFramePr>
+              <a:graphicFrameLocks xmlns:a="http://schemas.openxmlformats.org/drawingml/2006/main" noChangeAspect="1"/>
+            </wp:cNvGraphicFramePr>
+            <a:graphic xmlns:a="http://schemas.openxmlformats.org/drawingml/2006/main">
+              <a:graphicData uri="http://schemas.openxmlformats.org/drawingml/2006/picture">
+                <pic:pic xmlns:pic="http://schemas.openxmlformats.org/drawingml/2006/picture">
+                  <pic:nvPicPr>
+                    <pic:cNvPr id="1306251298" name=""/>
+                    <pic:cNvPicPr/>
+                  </pic:nvPicPr>
+                  <pic:blipFill>
+                    <a:blip r:embed="rId52"/>
+                    <a:stretch>
+                      <a:fillRect/>
+                    </a:stretch>
+                  </pic:blipFill>
+                  <pic:spPr>
+                    <a:xfrm>
+                      <a:off x="0" y="0"/>
+                      <a:ext cx="5943600" cy="2679065"/>
+                    </a:xfrm>
+                    <a:prstGeom prst="rect">
+                      <a:avLst/>
+                    </a:prstGeom>
+                  </pic:spPr>
+                </pic:pic>
+              </a:graphicData>
+            </a:graphic>
+          </wp:inline>
+        </w:drawing>
+      </w:r>
+    </w:p>
+    <w:p>
+      <w:r>
+        <w:t>Ví dụ với bài FilterEven:</w:t>
+      </w:r>
+    </w:p>
+    <w:p>
+      <w:pPr>
+        <w:numPr>
+          <w:ilvl w:val="0"/>
+          <w:numId w:val="9"/>
+        </w:numPr>
+      </w:pPr>
+      <w:r>
+        <w:t>Viết test: { 1, 2, 3, 4 } phải trả về { 2, 4 }.</w:t>
+      </w:r>
+    </w:p>
+    <w:p>
+      <w:pPr>
+        <w:numPr>
+          <w:ilvl w:val="0"/>
+          <w:numId w:val="9"/>
+        </w:numPr>
+      </w:pPr>
+      <w:r>
+        <w:t>Chạy test: thất bại vì chưa có phương thức xử lý.</w:t>
+      </w:r>
+    </w:p>
+    <w:p>
+      <w:pPr>
+        <w:numPr>
+          <w:ilvl w:val="0"/>
+          <w:numId w:val="9"/>
+        </w:numPr>
+      </w:pPr>
+      <w:r>
+        <w:t>Viết GetEvenNumbers() để lọc số chẵn.</w:t>
+      </w:r>
+    </w:p>
+    <w:p>
+      <w:pPr>
+        <w:numPr>
+          <w:ilvl w:val="0"/>
+          <w:numId w:val="9"/>
+        </w:numPr>
+      </w:pPr>
+      <w:r>
+        <w:lastRenderedPageBreak/>
+        <w:t>Chạy test lại: Passed.</w:t>
+      </w:r>
+    </w:p>
+    <w:p>
+      <w:pPr>
+        <w:numPr>
+          <w:ilvl w:val="0"/>
+          <w:numId w:val="9"/>
+        </w:numPr>
+      </w:pPr>
+      <w:r>
+        <w:t>Nếu cần, cải thiện code rồi chạy test lại.</w:t>
+      </w:r>
+    </w:p>
+    <w:p>
+      <w:pPr>
+        <w:rPr>
+          <w:color w:val="EE0000"/>
+        </w:rPr>
+      </w:pPr>
+      <w:r>
+        <w:rPr>
+          <w:color w:val="EE0000"/>
+        </w:rPr>
+        <w:t>Lưu ý: TDD không chỉ là viết unit test. Điểm quan trọng là viết test trước khi viết phần code xử lý tương ứng.</w:t>
+      </w:r>
+    </w:p>
+    <w:p>
+      <w:pPr>
+        <w:rPr>
+          <w:color w:val="EE0000"/>
+        </w:rPr>
+      </w:pPr>
+      <w:r>
+        <w:rPr>
+          <w:noProof/>
+          <w:color w:val="EE0000"/>
+        </w:rPr>
+        <w:drawing>
+          <wp:inline distT="0" distB="0" distL="0" distR="0" wp14:anchorId="42CD2120" wp14:editId="4BFFA141">
+            <wp:extent cx="5943600" cy="3148330"/>
+            <wp:effectExtent l="0" t="0" r="0" b="0"/>
+            <wp:docPr id="1558497568" name="Picture 1"/>
+            <wp:cNvGraphicFramePr>
+              <a:graphicFrameLocks xmlns:a="http://schemas.openxmlformats.org/drawingml/2006/main" noChangeAspect="1"/>
+            </wp:cNvGraphicFramePr>
+            <a:graphic xmlns:a="http://schemas.openxmlformats.org/drawingml/2006/main">
+              <a:graphicData uri="http://schemas.openxmlformats.org/drawingml/2006/picture">
+                <pic:pic xmlns:pic="http://schemas.openxmlformats.org/drawingml/2006/picture">
+                  <pic:nvPicPr>
+                    <pic:cNvPr id="1558497568" name=""/>
+                    <pic:cNvPicPr/>
+                  </pic:nvPicPr>
+                  <pic:blipFill>
+                    <a:blip r:embed="rId53"/>
+                    <a:stretch>
+                      <a:fillRect/>
+                    </a:stretch>
+                  </pic:blipFill>
+                  <pic:spPr>
+                    <a:xfrm>
+                      <a:off x="0" y="0"/>
+                      <a:ext cx="5943600" cy="3148330"/>
+                    </a:xfrm>
+                    <a:prstGeom prst="rect">
+                      <a:avLst/>
+                    </a:prstGeom>
+                  </pic:spPr>
+                </pic:pic>
+              </a:graphicData>
+            </a:graphic>
+          </wp:inline>
+        </w:drawing>
+      </w:r>
+    </w:p>
+    <w:p>
+      <w:r>
+        <w:t>Cách đặt tên test:</w:t>
+      </w:r>
+    </w:p>
+    <w:p>
+      <w:r>
+        <w:rPr>
+          <w:noProof/>
+        </w:rPr>
+        <w:drawing>
+          <wp:inline distT="0" distB="0" distL="0" distR="0" wp14:anchorId="74B7A496" wp14:editId="041E23CC">
+            <wp:extent cx="5943600" cy="3270250"/>
+            <wp:effectExtent l="0" t="0" r="0" b="6350"/>
+            <wp:docPr id="158605232" name="Picture 1"/>
+            <wp:cNvGraphicFramePr>
+              <a:graphicFrameLocks xmlns:a="http://schemas.openxmlformats.org/drawingml/2006/main" noChangeAspect="1"/>
+            </wp:cNvGraphicFramePr>
+            <a:graphic xmlns:a="http://schemas.openxmlformats.org/drawingml/2006/main">
+              <a:graphicData uri="http://schemas.openxmlformats.org/drawingml/2006/picture">
+                <pic:pic xmlns:pic="http://schemas.openxmlformats.org/drawingml/2006/picture">
+                  <pic:nvPicPr>
+                    <pic:cNvPr id="158605232" name=""/>
+                    <pic:cNvPicPr/>
+                  </pic:nvPicPr>
+                  <pic:blipFill>
+                    <a:blip r:embed="rId54"/>
+                    <a:stretch>
+                      <a:fillRect/>
+                    </a:stretch>
+                  </pic:blipFill>
+                  <pic:spPr>
+                    <a:xfrm>
+                      <a:off x="0" y="0"/>
+                      <a:ext cx="5943600" cy="3270250"/>
+                    </a:xfrm>
+                    <a:prstGeom prst="rect">
+                      <a:avLst/>
+                    </a:prstGeom>
+                  </pic:spPr>
+                </pic:pic>
+              </a:graphicData>
+            </a:graphic>
+          </wp:inline>
+        </w:drawing>
+      </w:r>
+    </w:p>
+    <w:p>
+      <w:pPr>
+        <w:pStyle w:val="NoSpacing"/>
+      </w:pPr>
+      <w:r>
+        <w:br w:type="page"/>
+      </w:r>
+      <w:r>
+        <w:lastRenderedPageBreak/>
+        <w:t>Exceptions</w:t>
+      </w:r>
+    </w:p>
+    <w:p>
+      <w:r>
+        <w:rPr>
+          <w:noProof/>
+        </w:rPr>
+        <w:drawing>
+          <wp:inline distT="0" distB="0" distL="0" distR="0" wp14:anchorId="2FB62495" wp14:editId="1B1B42AD">
+            <wp:extent cx="5943600" cy="3569335"/>
+            <wp:effectExtent l="0" t="0" r="0" b="0"/>
+            <wp:docPr id="982923432" name="Picture 1"/>
+            <wp:cNvGraphicFramePr>
+              <a:graphicFrameLocks xmlns:a="http://schemas.openxmlformats.org/drawingml/2006/main" noChangeAspect="1"/>
+            </wp:cNvGraphicFramePr>
+            <a:graphic xmlns:a="http://schemas.openxmlformats.org/drawingml/2006/main">
+              <a:graphicData uri="http://schemas.openxmlformats.org/drawingml/2006/picture">
+                <pic:pic xmlns:pic="http://schemas.openxmlformats.org/drawingml/2006/picture">
+                  <pic:nvPicPr>
+                    <pic:cNvPr id="982923432" name=""/>
+                    <pic:cNvPicPr/>
+                  </pic:nvPicPr>
+                  <pic:blipFill>
+                    <a:blip r:embed="rId55"/>
+                    <a:stretch>
+                      <a:fillRect/>
+                    </a:stretch>
+                  </pic:blipFill>
+                  <pic:spPr>
+                    <a:xfrm>
+                      <a:off x="0" y="0"/>
+                      <a:ext cx="5943600" cy="3569335"/>
+                    </a:xfrm>
+                    <a:prstGeom prst="rect">
+                      <a:avLst/>
+                    </a:prstGeom>
+                  </pic:spPr>
+                </pic:pic>
+              </a:graphicData>
+            </a:graphic>
+          </wp:inline>
+        </w:drawing>
+      </w:r>
+    </w:p>
+    <w:p>
+      <w:r>
+        <w:rPr>
+          <w:i/>
+          <w:iCs/>
+        </w:rPr>
+        <w:t>ArgumentOutOfRangeException</w:t>
+      </w:r>
+      <w:r>
+        <w:t xml:space="preserve"> là ngoại lệ xảy ra khi một giá trị truyền vào nằm ngoài phạm vi cho phép.</w:t>
+      </w:r>
+    </w:p>
+    <w:p>
+      <w:r>
+        <w:rPr>
+          <w:i/>
+          <w:iCs/>
+        </w:rPr>
+        <w:t>(IOException)</w:t>
+      </w:r>
+      <w:r>
+        <w:t xml:space="preserve"> là dùng để bắt lỗi nhập/xuất dữ liệu, chẳng hạn như lỗi khi đọc hoặc ghi file.</w:t>
+      </w:r>
+    </w:p>
+    <w:p>
+      <w:r>
+        <w:rPr>
+          <w:i/>
+          <w:iCs/>
+        </w:rPr>
+        <w:t>OverflowException</w:t>
+      </w:r>
+      <w:r>
+        <w:t xml:space="preserve"> là lỗi xảy ra khi giá trị vượt quá giới hạn mà kiểu dữ liệu có thể lưu trữ trong C#.</w:t>
+      </w:r>
+    </w:p>
+    <w:p>
+      <w:r>
+        <w:drawing>
+          <wp:inline distT="0" distB="0" distL="0" distR="0" wp14:anchorId="7DE9E8AD" wp14:editId="03792DC1">
+            <wp:extent cx="5943600" cy="1764665"/>
+            <wp:effectExtent l="0" t="0" r="0" b="6985"/>
+            <wp:docPr id="458498027" name="Picture 1"/>
+            <wp:cNvGraphicFramePr>
+              <a:graphicFrameLocks xmlns:a="http://schemas.openxmlformats.org/drawingml/2006/main" noChangeAspect="1"/>
+            </wp:cNvGraphicFramePr>
+            <a:graphic xmlns:a="http://schemas.openxmlformats.org/drawingml/2006/main">
+              <a:graphicData uri="http://schemas.openxmlformats.org/drawingml/2006/picture">
+                <pic:pic xmlns:pic="http://schemas.openxmlformats.org/drawingml/2006/picture">
+                  <pic:nvPicPr>
+                    <pic:cNvPr id="458498027" name=""/>
+                    <pic:cNvPicPr/>
+                  </pic:nvPicPr>
+                  <pic:blipFill>
+                    <a:blip r:embed="rId56"/>
+                    <a:stretch>
+                      <a:fillRect/>
+                    </a:stretch>
+                  </pic:blipFill>
+                  <pic:spPr>
+                    <a:xfrm>
+                      <a:off x="0" y="0"/>
+                      <a:ext cx="5943600" cy="1764665"/>
+                    </a:xfrm>
+                    <a:prstGeom prst="rect">
+                      <a:avLst/>
+                    </a:prstGeom>
+                  </pic:spPr>
+                </pic:pic>
+              </a:graphicData>
+            </a:graphic>
+          </wp:inline>
+        </w:drawing>
+      </w:r>
+    </w:p>
+    <w:p/>
+    <w:p>
+      <w:pPr>
+        <w:rPr>
+          <w:b/>
+          <w:bCs/>
+        </w:rPr>
+      </w:pPr>
+      <w:r>
+        <w:rPr>
+          <w:b/>
+          <w:bCs/>
+        </w:rPr>
+        <w:t>throw</w:t>
+      </w:r>
+    </w:p>
+    <w:p>
+      <w:r>
+        <w:t>throw là từ khóa dùng để chủ động tạo ra lỗi hoặc ném lại lỗi đã xảy ra trong C#</w:t>
+      </w:r>
+    </w:p>
+    <w:p>
+      <w:r>
+        <w:lastRenderedPageBreak/>
+        <w:drawing>
+          <wp:inline distT="0" distB="0" distL="0" distR="0" wp14:anchorId="2D8B7B61" wp14:editId="5D84AB1C">
+            <wp:extent cx="5943600" cy="3705860"/>
+            <wp:effectExtent l="0" t="0" r="0" b="8890"/>
+            <wp:docPr id="430626119" name="Picture 1"/>
+            <wp:cNvGraphicFramePr>
+              <a:graphicFrameLocks xmlns:a="http://schemas.openxmlformats.org/drawingml/2006/main" noChangeAspect="1"/>
+            </wp:cNvGraphicFramePr>
+            <a:graphic xmlns:a="http://schemas.openxmlformats.org/drawingml/2006/main">
+              <a:graphicData uri="http://schemas.openxmlformats.org/drawingml/2006/picture">
+                <pic:pic xmlns:pic="http://schemas.openxmlformats.org/drawingml/2006/picture">
+                  <pic:nvPicPr>
+                    <pic:cNvPr id="430626119" name=""/>
+                    <pic:cNvPicPr/>
+                  </pic:nvPicPr>
+                  <pic:blipFill>
+                    <a:blip r:embed="rId57"/>
+                    <a:stretch>
+                      <a:fillRect/>
+                    </a:stretch>
+                  </pic:blipFill>
+                  <pic:spPr>
+                    <a:xfrm>
+                      <a:off x="0" y="0"/>
+                      <a:ext cx="5943600" cy="3705860"/>
+                    </a:xfrm>
+                    <a:prstGeom prst="rect">
+                      <a:avLst/>
+                    </a:prstGeom>
+                  </pic:spPr>
+                </pic:pic>
+              </a:graphicData>
+            </a:graphic>
+          </wp:inline>
+        </w:drawing>
+      </w:r>
+    </w:p>
+    <w:p>
+      <w:pPr>
+        <w:rPr>
+          <w:b/>
+          <w:bCs/>
+        </w:rPr>
+      </w:pPr>
+      <w:r>
+        <w:rPr>
+          <w:b/>
+          <w:bCs/>
+        </w:rPr>
+        <w:t>Khi nào cần dùng throw?</w:t>
+      </w:r>
+    </w:p>
+    <w:p>
+      <w:pPr>
+        <w:numPr>
+          <w:ilvl w:val="0"/>
+          <w:numId w:val="10"/>
+        </w:numPr>
+      </w:pPr>
+      <w:r>
+        <w:t>Khi muốn kiểm tra điều kiện và chủ động báo lỗi nếu dữ liệu không hợp lệ.</w:t>
+      </w:r>
+    </w:p>
+    <w:p>
+      <w:pPr>
+        <w:numPr>
+          <w:ilvl w:val="0"/>
+          <w:numId w:val="10"/>
+        </w:numPr>
+      </w:pPr>
+      <w:r>
+        <w:t>Khi muốn ném lại lỗi sau khi đã bắt được nó.</w:t>
+      </w:r>
+    </w:p>
+    <w:p>
+      <w:pPr>
+        <w:numPr>
+          <w:ilvl w:val="0"/>
+          <w:numId w:val="10"/>
+        </w:numPr>
+      </w:pPr>
+      <w:r>
+        <w:t>Khi muốn ngăn chương trình tiếp tục thực hiện thao tác không hợp lệ.</w:t>
+      </w:r>
+    </w:p>
+    <w:p>
+      <w:r>
+        <w:t>Mẹo nhớ: throw = ném lỗi, còn catch = bắt lỗi.</w:t>
+      </w:r>
+    </w:p>
+    <w:p>
+      <w:r>
+        <w:t xml:space="preserve">Ví dụ: </w:t>
+      </w:r>
+    </w:p>
+    <w:p>
+      <w:pPr>
+        <w:rPr>
+          <w:b/>
+          <w:bCs/>
+        </w:rPr>
+      </w:pPr>
+      <w:r>
+        <w:rPr>
+          <w:b/>
+          <w:bCs/>
+        </w:rPr>
+        <w:t>Không có throw</w:t>
+      </w:r>
+    </w:p>
+    <w:p>
+      <w:r>
+        <w:drawing>
+          <wp:inline distT="0" distB="0" distL="0" distR="0" wp14:anchorId="4C96406C" wp14:editId="3CF92EDF">
+            <wp:extent cx="2830664" cy="1960753"/>
+            <wp:effectExtent l="0" t="0" r="8255" b="1905"/>
+            <wp:docPr id="1805756863" name="Picture 1"/>
+            <wp:cNvGraphicFramePr>
+              <a:graphicFrameLocks xmlns:a="http://schemas.openxmlformats.org/drawingml/2006/main" noChangeAspect="1"/>
+            </wp:cNvGraphicFramePr>
+            <a:graphic xmlns:a="http://schemas.openxmlformats.org/drawingml/2006/main">
+              <a:graphicData uri="http://schemas.openxmlformats.org/drawingml/2006/picture">
+                <pic:pic xmlns:pic="http://schemas.openxmlformats.org/drawingml/2006/picture">
+                  <pic:nvPicPr>
+                    <pic:cNvPr id="1805756863" name=""/>
+                    <pic:cNvPicPr/>
+                  </pic:nvPicPr>
+                  <pic:blipFill>
+                    <a:blip r:embed="rId58"/>
+                    <a:stretch>
+                      <a:fillRect/>
+                    </a:stretch>
+                  </pic:blipFill>
+                  <pic:spPr>
+                    <a:xfrm>
+                      <a:off x="0" y="0"/>
+                      <a:ext cx="2838764" cy="1966363"/>
+                    </a:xfrm>
+                    <a:prstGeom prst="rect">
+                      <a:avLst/>
+                    </a:prstGeom>
+                  </pic:spPr>
+                </pic:pic>
+              </a:graphicData>
+            </a:graphic>
+          </wp:inline>
+        </w:drawing>
+      </w:r>
+    </w:p>
+    <w:p>
+      <w:r>
+        <w:lastRenderedPageBreak/>
+        <w:t>Kết quả:</w:t>
+      </w:r>
+    </w:p>
+    <w:p>
+      <w:r>
+        <w:drawing>
+          <wp:inline distT="0" distB="0" distL="0" distR="0" wp14:anchorId="6C6FAEDD" wp14:editId="153EB6D7">
+            <wp:extent cx="5943600" cy="1652905"/>
+            <wp:effectExtent l="0" t="0" r="0" b="4445"/>
+            <wp:docPr id="1272026753" name="Picture 1"/>
+            <wp:cNvGraphicFramePr>
+              <a:graphicFrameLocks xmlns:a="http://schemas.openxmlformats.org/drawingml/2006/main" noChangeAspect="1"/>
+            </wp:cNvGraphicFramePr>
+            <a:graphic xmlns:a="http://schemas.openxmlformats.org/drawingml/2006/main">
+              <a:graphicData uri="http://schemas.openxmlformats.org/drawingml/2006/picture">
+                <pic:pic xmlns:pic="http://schemas.openxmlformats.org/drawingml/2006/picture">
+                  <pic:nvPicPr>
+                    <pic:cNvPr id="1272026753" name=""/>
+                    <pic:cNvPicPr/>
+                  </pic:nvPicPr>
+                  <pic:blipFill>
+                    <a:blip r:embed="rId59"/>
+                    <a:stretch>
+                      <a:fillRect/>
+                    </a:stretch>
+                  </pic:blipFill>
+                  <pic:spPr>
+                    <a:xfrm>
+                      <a:off x="0" y="0"/>
+                      <a:ext cx="5943600" cy="1652905"/>
+                    </a:xfrm>
+                    <a:prstGeom prst="rect">
+                      <a:avLst/>
+                    </a:prstGeom>
+                  </pic:spPr>
+                </pic:pic>
+              </a:graphicData>
+            </a:graphic>
+          </wp:inline>
+        </w:drawing>
+      </w:r>
+    </w:p>
+    <w:p>
+      <w:pPr>
+        <w:rPr>
+          <w:b/>
+          <w:bCs/>
+        </w:rPr>
+      </w:pPr>
+      <w:r>
+        <w:rPr>
+          <w:b/>
+          <w:bCs/>
+        </w:rPr>
+        <w:t>Có throw:</w:t>
+      </w:r>
+    </w:p>
+    <w:p>
+      <w:r>
+        <w:drawing>
+          <wp:inline distT="0" distB="0" distL="0" distR="0" wp14:anchorId="051B055B" wp14:editId="34263B11">
+            <wp:extent cx="2981739" cy="2064836"/>
+            <wp:effectExtent l="0" t="0" r="0" b="0"/>
+            <wp:docPr id="1038396820" name="Picture 1"/>
+            <wp:cNvGraphicFramePr>
+              <a:graphicFrameLocks xmlns:a="http://schemas.openxmlformats.org/drawingml/2006/main" noChangeAspect="1"/>
+            </wp:cNvGraphicFramePr>
+            <a:graphic xmlns:a="http://schemas.openxmlformats.org/drawingml/2006/main">
+              <a:graphicData uri="http://schemas.openxmlformats.org/drawingml/2006/picture">
+                <pic:pic xmlns:pic="http://schemas.openxmlformats.org/drawingml/2006/picture">
+                  <pic:nvPicPr>
+                    <pic:cNvPr id="1038396820" name=""/>
+                    <pic:cNvPicPr/>
+                  </pic:nvPicPr>
+                  <pic:blipFill>
+                    <a:blip r:embed="rId60"/>
+                    <a:stretch>
+                      <a:fillRect/>
+                    </a:stretch>
+                  </pic:blipFill>
+                  <pic:spPr>
+                    <a:xfrm>
+                      <a:off x="0" y="0"/>
+                      <a:ext cx="2985159" cy="2067205"/>
+                    </a:xfrm>
+                    <a:prstGeom prst="rect">
+                      <a:avLst/>
+                    </a:prstGeom>
+                  </pic:spPr>
+                </pic:pic>
+              </a:graphicData>
+            </a:graphic>
+          </wp:inline>
+        </w:drawing>
+      </w:r>
+    </w:p>
+    <w:p>
+      <w:r>
+        <w:t>Kết quả:</w:t>
+      </w:r>
+    </w:p>
+    <w:p>
+      <w:r>
+        <w:drawing>
+          <wp:inline distT="0" distB="0" distL="0" distR="0" wp14:anchorId="24EDFE26" wp14:editId="103F24F4">
+            <wp:extent cx="5943600" cy="1896110"/>
+            <wp:effectExtent l="0" t="0" r="0" b="8890"/>
+            <wp:docPr id="491300950" name="Picture 1"/>
+            <wp:cNvGraphicFramePr>
+              <a:graphicFrameLocks xmlns:a="http://schemas.openxmlformats.org/drawingml/2006/main" noChangeAspect="1"/>
+            </wp:cNvGraphicFramePr>
+            <a:graphic xmlns:a="http://schemas.openxmlformats.org/drawingml/2006/main">
+              <a:graphicData uri="http://schemas.openxmlformats.org/drawingml/2006/picture">
+                <pic:pic xmlns:pic="http://schemas.openxmlformats.org/drawingml/2006/picture">
+                  <pic:nvPicPr>
+                    <pic:cNvPr id="491300950" name=""/>
+                    <pic:cNvPicPr/>
+                  </pic:nvPicPr>
+                  <pic:blipFill>
+                    <a:blip r:embed="rId61"/>
+                    <a:stretch>
+                      <a:fillRect/>
+                    </a:stretch>
+                  </pic:blipFill>
+                  <pic:spPr>
+                    <a:xfrm>
+                      <a:off x="0" y="0"/>
+                      <a:ext cx="5943600" cy="1896110"/>
+                    </a:xfrm>
+                    <a:prstGeom prst="rect">
+                      <a:avLst/>
+                    </a:prstGeom>
+                  </pic:spPr>
+                </pic:pic>
+              </a:graphicData>
+            </a:graphic>
+          </wp:inline>
+        </w:drawing>
+      </w:r>
+    </w:p>
+    <w:p/>
+    <w:p>
+      <w:r>
+        <w:lastRenderedPageBreak/>
+        <w:drawing>
+          <wp:inline distT="0" distB="0" distL="0" distR="0" wp14:anchorId="67FC47D6" wp14:editId="5D70D132">
+            <wp:extent cx="5943600" cy="1508125"/>
+            <wp:effectExtent l="0" t="0" r="0" b="0"/>
+            <wp:docPr id="836673871" name="Picture 1"/>
+            <wp:cNvGraphicFramePr>
+              <a:graphicFrameLocks xmlns:a="http://schemas.openxmlformats.org/drawingml/2006/main" noChangeAspect="1"/>
+            </wp:cNvGraphicFramePr>
+            <a:graphic xmlns:a="http://schemas.openxmlformats.org/drawingml/2006/main">
+              <a:graphicData uri="http://schemas.openxmlformats.org/drawingml/2006/picture">
+                <pic:pic xmlns:pic="http://schemas.openxmlformats.org/drawingml/2006/picture">
+                  <pic:nvPicPr>
+                    <pic:cNvPr id="836673871" name=""/>
+                    <pic:cNvPicPr/>
+                  </pic:nvPicPr>
+                  <pic:blipFill>
+                    <a:blip r:embed="rId62"/>
+                    <a:stretch>
+                      <a:fillRect/>
+                    </a:stretch>
+                  </pic:blipFill>
+                  <pic:spPr>
+                    <a:xfrm>
+                      <a:off x="0" y="0"/>
+                      <a:ext cx="5943600" cy="1508125"/>
+                    </a:xfrm>
+                    <a:prstGeom prst="rect">
+                      <a:avLst/>
+                    </a:prstGeom>
+                  </pic:spPr>
+                </pic:pic>
+              </a:graphicData>
+            </a:graphic>
+          </wp:inline>
+        </w:drawing>
+      </w:r>
+    </w:p>
+    <w:p>
+      <w:pPr>
+        <w:rPr>
+          <w:b/>
+          <w:bCs/>
+        </w:rPr>
+      </w:pPr>
+      <w:r>
+        <w:rPr>
+          <w:b/>
+          <w:bCs/>
+        </w:rPr>
+        <w:t>F</w:t>
+      </w:r>
+      <w:r>
+        <w:rPr>
+          <w:b/>
+          <w:bCs/>
+        </w:rPr>
+        <w:t>inally</w:t>
+      </w:r>
+      <w:r>
+        <w:rPr>
+          <w:b/>
+          <w:bCs/>
+        </w:rPr>
+        <w:t>:</w:t>
+      </w:r>
+    </w:p>
+    <w:p>
+      <w:r>
+        <w:t>Bạn cứ hiểu đơn giản:</w:t>
+      </w:r>
+    </w:p>
+    <w:p>
+      <w:pPr>
+        <w:numPr>
+          <w:ilvl w:val="0"/>
+          <w:numId w:val="11"/>
+        </w:numPr>
+      </w:pPr>
+      <w:r>
+        <w:t>try: Thử chạy code.</w:t>
+      </w:r>
+    </w:p>
+    <w:p>
+      <w:pPr>
+        <w:numPr>
+          <w:ilvl w:val="0"/>
+          <w:numId w:val="11"/>
+        </w:numPr>
+      </w:pPr>
+      <w:r>
+        <w:t>catch: Bắt lỗi.</w:t>
+      </w:r>
+    </w:p>
+    <w:p>
+      <w:pPr>
+        <w:numPr>
+          <w:ilvl w:val="0"/>
+          <w:numId w:val="11"/>
+        </w:numPr>
+      </w:pPr>
+      <w:r>
+        <w:t>finally: Chạy công việc cuối cùng sau khi xử lý.</w:t>
+      </w:r>
+    </w:p>
+    <w:p>
+      <w:pPr>
+        <w:rPr>
+          <w:b/>
+          <w:bCs/>
+        </w:rPr>
+      </w:pPr>
+      <w:r>
+        <w:rPr>
+          <w:b/>
+          <w:bCs/>
+        </w:rPr>
+        <w:drawing>
+          <wp:inline distT="0" distB="0" distL="0" distR="0" wp14:anchorId="271404B8" wp14:editId="311BF558">
+            <wp:extent cx="4691270" cy="4350952"/>
+            <wp:effectExtent l="0" t="0" r="0" b="0"/>
+            <wp:docPr id="630508755" name="Picture 1"/>
+            <wp:cNvGraphicFramePr>
+              <a:graphicFrameLocks xmlns:a="http://schemas.openxmlformats.org/drawingml/2006/main" noChangeAspect="1"/>
+            </wp:cNvGraphicFramePr>
+            <a:graphic xmlns:a="http://schemas.openxmlformats.org/drawingml/2006/main">
+              <a:graphicData uri="http://schemas.openxmlformats.org/drawingml/2006/picture">
+                <pic:pic xmlns:pic="http://schemas.openxmlformats.org/drawingml/2006/picture">
+                  <pic:nvPicPr>
+                    <pic:cNvPr id="630508755" name=""/>
+                    <pic:cNvPicPr/>
+                  </pic:nvPicPr>
+                  <pic:blipFill>
+                    <a:blip r:embed="rId63"/>
+                    <a:stretch>
+                      <a:fillRect/>
+                    </a:stretch>
+                  </pic:blipFill>
+                  <pic:spPr>
+                    <a:xfrm>
+                      <a:off x="0" y="0"/>
+                      <a:ext cx="4696093" cy="4355426"/>
+                    </a:xfrm>
+                    <a:prstGeom prst="rect">
+                      <a:avLst/>
+                    </a:prstGeom>
+                  </pic:spPr>
+                </pic:pic>
+              </a:graphicData>
+            </a:graphic>
+          </wp:inline>
+        </w:drawing>
+      </w:r>
+    </w:p>
+    <w:p>
+      <w:pPr>
+        <w:rPr>
+          <w:b/>
+          <w:bCs/>
+        </w:rPr>
+      </w:pPr>
+      <w:r>
+        <w:rPr>
+          <w:b/>
+          <w:bCs/>
+        </w:rPr>
+        <w:lastRenderedPageBreak/>
+        <w:drawing>
+          <wp:inline distT="0" distB="0" distL="0" distR="0" wp14:anchorId="7576C5F7" wp14:editId="0B8775E2">
+            <wp:extent cx="4842344" cy="3886809"/>
+            <wp:effectExtent l="0" t="0" r="0" b="0"/>
+            <wp:docPr id="1208820552" name="Picture 1"/>
+            <wp:cNvGraphicFramePr>
+              <a:graphicFrameLocks xmlns:a="http://schemas.openxmlformats.org/drawingml/2006/main" noChangeAspect="1"/>
+            </wp:cNvGraphicFramePr>
+            <a:graphic xmlns:a="http://schemas.openxmlformats.org/drawingml/2006/main">
+              <a:graphicData uri="http://schemas.openxmlformats.org/drawingml/2006/picture">
+                <pic:pic xmlns:pic="http://schemas.openxmlformats.org/drawingml/2006/picture">
+                  <pic:nvPicPr>
+                    <pic:cNvPr id="1208820552" name=""/>
+                    <pic:cNvPicPr/>
+                  </pic:nvPicPr>
+                  <pic:blipFill>
+                    <a:blip r:embed="rId64"/>
+                    <a:stretch>
+                      <a:fillRect/>
+                    </a:stretch>
+                  </pic:blipFill>
+                  <pic:spPr>
+                    <a:xfrm>
+                      <a:off x="0" y="0"/>
+                      <a:ext cx="4846087" cy="3889813"/>
+                    </a:xfrm>
+                    <a:prstGeom prst="rect">
+                      <a:avLst/>
+                    </a:prstGeom>
+                  </pic:spPr>
+                </pic:pic>
+              </a:graphicData>
+            </a:graphic>
+          </wp:inline>
+        </w:drawing>
+      </w:r>
+    </w:p>
+    <w:p>
+      <w:pPr>
+        <w:rPr>
+          <w:b/>
+          <w:bCs/>
+        </w:rPr>
+      </w:pPr>
+    </w:p>
+    <w:p>
+      <w:pPr>
+        <w:rPr>
+          <w:b/>
+          <w:bCs/>
+        </w:rPr>
+      </w:pPr>
+      <w:r>
+        <w:rPr>
+          <w:b/>
+          <w:bCs/>
+        </w:rPr>
+        <w:t>Nếu có throw thì sao?</w:t>
+      </w:r>
+    </w:p>
+    <w:p>
+      <w:pPr>
+        <w:rPr>
+          <w:b/>
+          <w:bCs/>
+        </w:rPr>
+      </w:pPr>
+      <w:r>
+        <w:rPr>
+          <w:b/>
+          <w:bCs/>
+        </w:rPr>
+        <w:drawing>
+          <wp:inline distT="0" distB="0" distL="0" distR="0" wp14:anchorId="46B599A8" wp14:editId="3FD49547">
+            <wp:extent cx="4791744" cy="3210373"/>
+            <wp:effectExtent l="0" t="0" r="8890" b="9525"/>
+            <wp:docPr id="938189253" name="Picture 1"/>
+            <wp:cNvGraphicFramePr>
+              <a:graphicFrameLocks xmlns:a="http://schemas.openxmlformats.org/drawingml/2006/main" noChangeAspect="1"/>
+            </wp:cNvGraphicFramePr>
+            <a:graphic xmlns:a="http://schemas.openxmlformats.org/drawingml/2006/main">
+              <a:graphicData uri="http://schemas.openxmlformats.org/drawingml/2006/picture">
+                <pic:pic xmlns:pic="http://schemas.openxmlformats.org/drawingml/2006/picture">
+                  <pic:nvPicPr>
+                    <pic:cNvPr id="938189253" name=""/>
+                    <pic:cNvPicPr/>
+                  </pic:nvPicPr>
+                  <pic:blipFill>
+                    <a:blip r:embed="rId65"/>
+                    <a:stretch>
+                      <a:fillRect/>
+                    </a:stretch>
+                  </pic:blipFill>
+                  <pic:spPr>
+                    <a:xfrm>
+                      <a:off x="0" y="0"/>
+                      <a:ext cx="4791744" cy="3210373"/>
+                    </a:xfrm>
+                    <a:prstGeom prst="rect">
+                      <a:avLst/>
+                    </a:prstGeom>
+                  </pic:spPr>
+                </pic:pic>
+              </a:graphicData>
+            </a:graphic>
+          </wp:inline>
+        </w:drawing>
+      </w:r>
+    </w:p>
+    <w:p>
+      <w:pPr>
+        <w:rPr>
+          <w:b/>
+          <w:bCs/>
+        </w:rPr>
+      </w:pPr>
+      <w:r>
+        <w:rPr>
+          <w:b/>
+          <w:bCs/>
+        </w:rPr>
+        <w:t>Kết quả:</w:t>
+      </w:r>
+    </w:p>
+    <w:p>
+      <w:pPr>
+        <w:rPr>
+          <w:b/>
+          <w:bCs/>
+        </w:rPr>
+      </w:pPr>
+      <w:r>
+        <w:rPr>
+          <w:b/>
+          <w:bCs/>
+        </w:rPr>
+        <w:lastRenderedPageBreak/>
+        <w:drawing>
+          <wp:inline distT="0" distB="0" distL="0" distR="0" wp14:anchorId="5366A665" wp14:editId="5E879403">
+            <wp:extent cx="5943600" cy="1584960"/>
+            <wp:effectExtent l="0" t="0" r="0" b="0"/>
+            <wp:docPr id="181154488" name="Picture 1"/>
+            <wp:cNvGraphicFramePr>
+              <a:graphicFrameLocks xmlns:a="http://schemas.openxmlformats.org/drawingml/2006/main" noChangeAspect="1"/>
+            </wp:cNvGraphicFramePr>
+            <a:graphic xmlns:a="http://schemas.openxmlformats.org/drawingml/2006/main">
+              <a:graphicData uri="http://schemas.openxmlformats.org/drawingml/2006/picture">
+                <pic:pic xmlns:pic="http://schemas.openxmlformats.org/drawingml/2006/picture">
+                  <pic:nvPicPr>
+                    <pic:cNvPr id="181154488" name=""/>
+                    <pic:cNvPicPr/>
+                  </pic:nvPicPr>
+                  <pic:blipFill>
+                    <a:blip r:embed="rId66"/>
+                    <a:stretch>
+                      <a:fillRect/>
+                    </a:stretch>
+                  </pic:blipFill>
+                  <pic:spPr>
+                    <a:xfrm>
+                      <a:off x="0" y="0"/>
+                      <a:ext cx="5943600" cy="1584960"/>
+                    </a:xfrm>
+                    <a:prstGeom prst="rect">
+                      <a:avLst/>
+                    </a:prstGeom>
+                  </pic:spPr>
+                </pic:pic>
+              </a:graphicData>
+            </a:graphic>
+          </wp:inline>
+        </w:drawing>
+      </w:r>
+    </w:p>
+    <w:p>
+      <w:pPr>
+        <w:rPr>
+          <w:b/>
+          <w:bCs/>
+        </w:rPr>
+      </w:pPr>
+      <w:r>
+        <w:rPr>
+          <w:b/>
+          <w:bCs/>
+        </w:rPr>
+        <w:drawing>
+          <wp:inline distT="0" distB="0" distL="0" distR="0" wp14:anchorId="289FC259" wp14:editId="13EF9738">
+            <wp:extent cx="4220164" cy="1086002"/>
+            <wp:effectExtent l="0" t="0" r="0" b="0"/>
+            <wp:docPr id="1205301461" name="Picture 1"/>
+            <wp:cNvGraphicFramePr>
+              <a:graphicFrameLocks xmlns:a="http://schemas.openxmlformats.org/drawingml/2006/main" noChangeAspect="1"/>
+            </wp:cNvGraphicFramePr>
+            <a:graphic xmlns:a="http://schemas.openxmlformats.org/drawingml/2006/main">
+              <a:graphicData uri="http://schemas.openxmlformats.org/drawingml/2006/picture">
+                <pic:pic xmlns:pic="http://schemas.openxmlformats.org/drawingml/2006/picture">
+                  <pic:nvPicPr>
+                    <pic:cNvPr id="1205301461" name=""/>
+                    <pic:cNvPicPr/>
+                  </pic:nvPicPr>
+                  <pic:blipFill>
+                    <a:blip r:embed="rId67"/>
+                    <a:stretch>
+                      <a:fillRect/>
+                    </a:stretch>
+                  </pic:blipFill>
+                  <pic:spPr>
+                    <a:xfrm>
+                      <a:off x="0" y="0"/>
+                      <a:ext cx="4220164" cy="1086002"/>
                     </a:xfrm>
                     <a:prstGeom prst="rect">
                       <a:avLst/>
@@ -7669,9 +8711,9 @@
     </w:lvl>
   </w:abstractNum>
   <w:abstractNum w:abstractNumId="1" w15:restartNumberingAfterBreak="0">
-    <w:nsid w:val="24353905"/>
+    <w:nsid w:val="23A77C63"/>
     <w:multiLevelType w:val="multilevel"/>
-    <w:tmpl w:val="67C6A2F0"/>
+    <w:tmpl w:val="6F40499A"/>
     <w:lvl w:ilvl="0">
       <w:start w:val="1"/>
       <w:numFmt w:val="bullet"/>
@@ -7818,9 +8860,9 @@
     </w:lvl>
   </w:abstractNum>
   <w:abstractNum w:abstractNumId="2" w15:restartNumberingAfterBreak="0">
-    <w:nsid w:val="25AB5D52"/>
+    <w:nsid w:val="24353905"/>
     <w:multiLevelType w:val="multilevel"/>
-    <w:tmpl w:val="955EADD8"/>
+    <w:tmpl w:val="67C6A2F0"/>
     <w:lvl w:ilvl="0">
       <w:start w:val="1"/>
       <w:numFmt w:val="bullet"/>
@@ -7967,123 +9009,9 @@
     </w:lvl>
   </w:abstractNum>
   <w:abstractNum w:abstractNumId="3" w15:restartNumberingAfterBreak="0">
-    <w:nsid w:val="4EB95672"/>
+    <w:nsid w:val="24AE4F05"/>
     <w:multiLevelType w:val="multilevel"/>
-    <w:tmpl w:val="55C0416A"/>
-    <w:lvl w:ilvl="0">
-      <w:start w:val="1"/>
-      <w:numFmt w:val="decimal"/>
-      <w:lvlText w:val="%1."/>
-      <w:lvlJc w:val="left"/>
-      <w:pPr>
-        <w:tabs>
-          <w:tab w:val="num" w:pos="720"/>
-        </w:tabs>
-        <w:ind w:left="720" w:hanging="720"/>
-      </w:pPr>
-    </w:lvl>
-    <w:lvl w:ilvl="1">
-      <w:start w:val="1"/>
-      <w:numFmt w:val="decimal"/>
-      <w:lvlText w:val="%2."/>
-      <w:lvlJc w:val="left"/>
-      <w:pPr>
-        <w:tabs>
-          <w:tab w:val="num" w:pos="1440"/>
-        </w:tabs>
-        <w:ind w:left="1440" w:hanging="720"/>
-      </w:pPr>
-    </w:lvl>
-    <w:lvl w:ilvl="2">
-      <w:start w:val="1"/>
-      <w:numFmt w:val="decimal"/>
-      <w:pStyle w:val="LV3"/>
-      <w:lvlText w:val="%3."/>
-      <w:lvlJc w:val="left"/>
-      <w:pPr>
-        <w:tabs>
-          <w:tab w:val="num" w:pos="2160"/>
-        </w:tabs>
-        <w:ind w:left="2160" w:hanging="720"/>
-      </w:pPr>
-    </w:lvl>
-    <w:lvl w:ilvl="3">
-      <w:start w:val="1"/>
-      <w:numFmt w:val="decimal"/>
-      <w:lvlText w:val="%4."/>
-      <w:lvlJc w:val="left"/>
-      <w:pPr>
-        <w:tabs>
-          <w:tab w:val="num" w:pos="2880"/>
-        </w:tabs>
-        <w:ind w:left="2880" w:hanging="720"/>
-      </w:pPr>
-    </w:lvl>
-    <w:lvl w:ilvl="4">
-      <w:start w:val="1"/>
-      <w:numFmt w:val="decimal"/>
-      <w:lvlText w:val="%5."/>
-      <w:lvlJc w:val="left"/>
-      <w:pPr>
-        <w:tabs>
-          <w:tab w:val="num" w:pos="3600"/>
-        </w:tabs>
-        <w:ind w:left="3600" w:hanging="720"/>
-      </w:pPr>
-    </w:lvl>
-    <w:lvl w:ilvl="5">
-      <w:start w:val="1"/>
-      <w:numFmt w:val="decimal"/>
-      <w:lvlText w:val="%6."/>
-      <w:lvlJc w:val="left"/>
-      <w:pPr>
-        <w:tabs>
-          <w:tab w:val="num" w:pos="4320"/>
-        </w:tabs>
-        <w:ind w:left="4320" w:hanging="720"/>
-      </w:pPr>
-    </w:lvl>
-    <w:lvl w:ilvl="6">
-      <w:start w:val="1"/>
-      <w:numFmt w:val="decimal"/>
-      <w:lvlText w:val="%7."/>
-      <w:lvlJc w:val="left"/>
-      <w:pPr>
-        <w:tabs>
-          <w:tab w:val="num" w:pos="5040"/>
-        </w:tabs>
-        <w:ind w:left="5040" w:hanging="720"/>
-      </w:pPr>
-    </w:lvl>
-    <w:lvl w:ilvl="7">
-      <w:start w:val="1"/>
-      <w:numFmt w:val="decimal"/>
-      <w:lvlText w:val="%8."/>
-      <w:lvlJc w:val="left"/>
-      <w:pPr>
-        <w:tabs>
-          <w:tab w:val="num" w:pos="5760"/>
-        </w:tabs>
-        <w:ind w:left="5760" w:hanging="720"/>
-      </w:pPr>
-    </w:lvl>
-    <w:lvl w:ilvl="8">
-      <w:start w:val="1"/>
-      <w:numFmt w:val="decimal"/>
-      <w:lvlText w:val="%9."/>
-      <w:lvlJc w:val="left"/>
-      <w:pPr>
-        <w:tabs>
-          <w:tab w:val="num" w:pos="6480"/>
-        </w:tabs>
-        <w:ind w:left="6480" w:hanging="720"/>
-      </w:pPr>
-    </w:lvl>
-  </w:abstractNum>
-  <w:abstractNum w:abstractNumId="4" w15:restartNumberingAfterBreak="0">
-    <w:nsid w:val="55B71807"/>
-    <w:multiLevelType w:val="multilevel"/>
-    <w:tmpl w:val="D25C90D4"/>
+    <w:tmpl w:val="4BDA5E06"/>
     <w:lvl w:ilvl="0">
       <w:start w:val="1"/>
       <w:numFmt w:val="bullet"/>
@@ -8229,122 +9157,10 @@
       </w:rPr>
     </w:lvl>
   </w:abstractNum>
-  <w:abstractNum w:abstractNumId="5" w15:restartNumberingAfterBreak="0">
-    <w:nsid w:val="5C6A0AAD"/>
-    <w:multiLevelType w:val="hybridMultilevel"/>
-    <w:tmpl w:val="DB3C4B42"/>
-    <w:lvl w:ilvl="0" w:tplc="63368C40">
-      <w:numFmt w:val="bullet"/>
-      <w:lvlText w:val=""/>
-      <w:lvlJc w:val="left"/>
-      <w:pPr>
-        <w:ind w:left="720" w:hanging="360"/>
-      </w:pPr>
-      <w:rPr>
-        <w:rFonts w:ascii="Wingdings" w:eastAsiaTheme="minorHAnsi" w:hAnsi="Wingdings" w:cs="Times New Roman" w:hint="default"/>
-      </w:rPr>
-    </w:lvl>
-    <w:lvl w:ilvl="1" w:tplc="04090003" w:tentative="1">
-      <w:start w:val="1"/>
-      <w:numFmt w:val="bullet"/>
-      <w:lvlText w:val="o"/>
-      <w:lvlJc w:val="left"/>
-      <w:pPr>
-        <w:ind w:left="1440" w:hanging="360"/>
-      </w:pPr>
-      <w:rPr>
-        <w:rFonts w:ascii="Courier New" w:hAnsi="Courier New" w:cs="Courier New" w:hint="default"/>
-      </w:rPr>
-    </w:lvl>
-    <w:lvl w:ilvl="2" w:tplc="04090005" w:tentative="1">
-      <w:start w:val="1"/>
-      <w:numFmt w:val="bullet"/>
-      <w:lvlText w:val=""/>
-      <w:lvlJc w:val="left"/>
-      <w:pPr>
-        <w:ind w:left="2160" w:hanging="360"/>
-      </w:pPr>
-      <w:rPr>
-        <w:rFonts w:ascii="Wingdings" w:hAnsi="Wingdings" w:hint="default"/>
-      </w:rPr>
-    </w:lvl>
-    <w:lvl w:ilvl="3" w:tplc="04090001" w:tentative="1">
-      <w:start w:val="1"/>
-      <w:numFmt w:val="bullet"/>
-      <w:lvlText w:val=""/>
-      <w:lvlJc w:val="left"/>
-      <w:pPr>
-        <w:ind w:left="2880" w:hanging="360"/>
-      </w:pPr>
-      <w:rPr>
-        <w:rFonts w:ascii="Symbol" w:hAnsi="Symbol" w:hint="default"/>
-      </w:rPr>
-    </w:lvl>
-    <w:lvl w:ilvl="4" w:tplc="04090003" w:tentative="1">
-      <w:start w:val="1"/>
-      <w:numFmt w:val="bullet"/>
-      <w:lvlText w:val="o"/>
-      <w:lvlJc w:val="left"/>
-      <w:pPr>
-        <w:ind w:left="3600" w:hanging="360"/>
-      </w:pPr>
-      <w:rPr>
-        <w:rFonts w:ascii="Courier New" w:hAnsi="Courier New" w:cs="Courier New" w:hint="default"/>
-      </w:rPr>
-    </w:lvl>
-    <w:lvl w:ilvl="5" w:tplc="04090005" w:tentative="1">
-      <w:start w:val="1"/>
-      <w:numFmt w:val="bullet"/>
-      <w:lvlText w:val=""/>
-      <w:lvlJc w:val="left"/>
-      <w:pPr>
-        <w:ind w:left="4320" w:hanging="360"/>
-      </w:pPr>
-      <w:rPr>
-        <w:rFonts w:ascii="Wingdings" w:hAnsi="Wingdings" w:hint="default"/>
-      </w:rPr>
-    </w:lvl>
-    <w:lvl w:ilvl="6" w:tplc="04090001" w:tentative="1">
-      <w:start w:val="1"/>
-      <w:numFmt w:val="bullet"/>
-      <w:lvlText w:val=""/>
-      <w:lvlJc w:val="left"/>
-      <w:pPr>
-        <w:ind w:left="5040" w:hanging="360"/>
-      </w:pPr>
-      <w:rPr>
-        <w:rFonts w:ascii="Symbol" w:hAnsi="Symbol" w:hint="default"/>
-      </w:rPr>
-    </w:lvl>
-    <w:lvl w:ilvl="7" w:tplc="04090003" w:tentative="1">
-      <w:start w:val="1"/>
-      <w:numFmt w:val="bullet"/>
-      <w:lvlText w:val="o"/>
-      <w:lvlJc w:val="left"/>
-      <w:pPr>
-        <w:ind w:left="5760" w:hanging="360"/>
-      </w:pPr>
-      <w:rPr>
-        <w:rFonts w:ascii="Courier New" w:hAnsi="Courier New" w:cs="Courier New" w:hint="default"/>
-      </w:rPr>
-    </w:lvl>
-    <w:lvl w:ilvl="8" w:tplc="04090005" w:tentative="1">
-      <w:start w:val="1"/>
-      <w:numFmt w:val="bullet"/>
-      <w:lvlText w:val=""/>
-      <w:lvlJc w:val="left"/>
-      <w:pPr>
-        <w:ind w:left="6480" w:hanging="360"/>
-      </w:pPr>
-      <w:rPr>
-        <w:rFonts w:ascii="Wingdings" w:hAnsi="Wingdings" w:hint="default"/>
-      </w:rPr>
-    </w:lvl>
-  </w:abstractNum>
-  <w:abstractNum w:abstractNumId="6" w15:restartNumberingAfterBreak="0">
-    <w:nsid w:val="64A44036"/>
+  <w:abstractNum w:abstractNumId="4" w15:restartNumberingAfterBreak="0">
+    <w:nsid w:val="25AB5D52"/>
     <w:multiLevelType w:val="multilevel"/>
-    <w:tmpl w:val="115A0A7E"/>
+    <w:tmpl w:val="955EADD8"/>
     <w:lvl w:ilvl="0">
       <w:start w:val="1"/>
       <w:numFmt w:val="bullet"/>
@@ -8490,7 +9306,531 @@
       </w:rPr>
     </w:lvl>
   </w:abstractNum>
+  <w:abstractNum w:abstractNumId="5" w15:restartNumberingAfterBreak="0">
+    <w:nsid w:val="4EB95672"/>
+    <w:multiLevelType w:val="multilevel"/>
+    <w:tmpl w:val="55C0416A"/>
+    <w:lvl w:ilvl="0">
+      <w:start w:val="1"/>
+      <w:numFmt w:val="decimal"/>
+      <w:lvlText w:val="%1."/>
+      <w:lvlJc w:val="left"/>
+      <w:pPr>
+        <w:tabs>
+          <w:tab w:val="num" w:pos="720"/>
+        </w:tabs>
+        <w:ind w:left="720" w:hanging="720"/>
+      </w:pPr>
+    </w:lvl>
+    <w:lvl w:ilvl="1">
+      <w:start w:val="1"/>
+      <w:numFmt w:val="decimal"/>
+      <w:lvlText w:val="%2."/>
+      <w:lvlJc w:val="left"/>
+      <w:pPr>
+        <w:tabs>
+          <w:tab w:val="num" w:pos="1440"/>
+        </w:tabs>
+        <w:ind w:left="1440" w:hanging="720"/>
+      </w:pPr>
+    </w:lvl>
+    <w:lvl w:ilvl="2">
+      <w:start w:val="1"/>
+      <w:numFmt w:val="decimal"/>
+      <w:pStyle w:val="LV3"/>
+      <w:lvlText w:val="%3."/>
+      <w:lvlJc w:val="left"/>
+      <w:pPr>
+        <w:tabs>
+          <w:tab w:val="num" w:pos="2160"/>
+        </w:tabs>
+        <w:ind w:left="2160" w:hanging="720"/>
+      </w:pPr>
+    </w:lvl>
+    <w:lvl w:ilvl="3">
+      <w:start w:val="1"/>
+      <w:numFmt w:val="decimal"/>
+      <w:lvlText w:val="%4."/>
+      <w:lvlJc w:val="left"/>
+      <w:pPr>
+        <w:tabs>
+          <w:tab w:val="num" w:pos="2880"/>
+        </w:tabs>
+        <w:ind w:left="2880" w:hanging="720"/>
+      </w:pPr>
+    </w:lvl>
+    <w:lvl w:ilvl="4">
+      <w:start w:val="1"/>
+      <w:numFmt w:val="decimal"/>
+      <w:lvlText w:val="%5."/>
+      <w:lvlJc w:val="left"/>
+      <w:pPr>
+        <w:tabs>
+          <w:tab w:val="num" w:pos="3600"/>
+        </w:tabs>
+        <w:ind w:left="3600" w:hanging="720"/>
+      </w:pPr>
+    </w:lvl>
+    <w:lvl w:ilvl="5">
+      <w:start w:val="1"/>
+      <w:numFmt w:val="decimal"/>
+      <w:lvlText w:val="%6."/>
+      <w:lvlJc w:val="left"/>
+      <w:pPr>
+        <w:tabs>
+          <w:tab w:val="num" w:pos="4320"/>
+        </w:tabs>
+        <w:ind w:left="4320" w:hanging="720"/>
+      </w:pPr>
+    </w:lvl>
+    <w:lvl w:ilvl="6">
+      <w:start w:val="1"/>
+      <w:numFmt w:val="decimal"/>
+      <w:lvlText w:val="%7."/>
+      <w:lvlJc w:val="left"/>
+      <w:pPr>
+        <w:tabs>
+          <w:tab w:val="num" w:pos="5040"/>
+        </w:tabs>
+        <w:ind w:left="5040" w:hanging="720"/>
+      </w:pPr>
+    </w:lvl>
+    <w:lvl w:ilvl="7">
+      <w:start w:val="1"/>
+      <w:numFmt w:val="decimal"/>
+      <w:lvlText w:val="%8."/>
+      <w:lvlJc w:val="left"/>
+      <w:pPr>
+        <w:tabs>
+          <w:tab w:val="num" w:pos="5760"/>
+        </w:tabs>
+        <w:ind w:left="5760" w:hanging="720"/>
+      </w:pPr>
+    </w:lvl>
+    <w:lvl w:ilvl="8">
+      <w:start w:val="1"/>
+      <w:numFmt w:val="decimal"/>
+      <w:lvlText w:val="%9."/>
+      <w:lvlJc w:val="left"/>
+      <w:pPr>
+        <w:tabs>
+          <w:tab w:val="num" w:pos="6480"/>
+        </w:tabs>
+        <w:ind w:left="6480" w:hanging="720"/>
+      </w:pPr>
+    </w:lvl>
+  </w:abstractNum>
+  <w:abstractNum w:abstractNumId="6" w15:restartNumberingAfterBreak="0">
+    <w:nsid w:val="55B71807"/>
+    <w:multiLevelType w:val="multilevel"/>
+    <w:tmpl w:val="D25C90D4"/>
+    <w:lvl w:ilvl="0">
+      <w:start w:val="1"/>
+      <w:numFmt w:val="bullet"/>
+      <w:lvlText w:val=""/>
+      <w:lvlJc w:val="left"/>
+      <w:pPr>
+        <w:tabs>
+          <w:tab w:val="num" w:pos="720"/>
+        </w:tabs>
+        <w:ind w:left="720" w:hanging="360"/>
+      </w:pPr>
+      <w:rPr>
+        <w:rFonts w:ascii="Symbol" w:hAnsi="Symbol" w:hint="default"/>
+        <w:sz w:val="20"/>
+      </w:rPr>
+    </w:lvl>
+    <w:lvl w:ilvl="1" w:tentative="1">
+      <w:start w:val="1"/>
+      <w:numFmt w:val="bullet"/>
+      <w:lvlText w:val="o"/>
+      <w:lvlJc w:val="left"/>
+      <w:pPr>
+        <w:tabs>
+          <w:tab w:val="num" w:pos="1440"/>
+        </w:tabs>
+        <w:ind w:left="1440" w:hanging="360"/>
+      </w:pPr>
+      <w:rPr>
+        <w:rFonts w:ascii="Courier New" w:hAnsi="Courier New" w:hint="default"/>
+        <w:sz w:val="20"/>
+      </w:rPr>
+    </w:lvl>
+    <w:lvl w:ilvl="2" w:tentative="1">
+      <w:start w:val="1"/>
+      <w:numFmt w:val="bullet"/>
+      <w:lvlText w:val=""/>
+      <w:lvlJc w:val="left"/>
+      <w:pPr>
+        <w:tabs>
+          <w:tab w:val="num" w:pos="2160"/>
+        </w:tabs>
+        <w:ind w:left="2160" w:hanging="360"/>
+      </w:pPr>
+      <w:rPr>
+        <w:rFonts w:ascii="Wingdings" w:hAnsi="Wingdings" w:hint="default"/>
+        <w:sz w:val="20"/>
+      </w:rPr>
+    </w:lvl>
+    <w:lvl w:ilvl="3" w:tentative="1">
+      <w:start w:val="1"/>
+      <w:numFmt w:val="bullet"/>
+      <w:lvlText w:val=""/>
+      <w:lvlJc w:val="left"/>
+      <w:pPr>
+        <w:tabs>
+          <w:tab w:val="num" w:pos="2880"/>
+        </w:tabs>
+        <w:ind w:left="2880" w:hanging="360"/>
+      </w:pPr>
+      <w:rPr>
+        <w:rFonts w:ascii="Wingdings" w:hAnsi="Wingdings" w:hint="default"/>
+        <w:sz w:val="20"/>
+      </w:rPr>
+    </w:lvl>
+    <w:lvl w:ilvl="4" w:tentative="1">
+      <w:start w:val="1"/>
+      <w:numFmt w:val="bullet"/>
+      <w:lvlText w:val=""/>
+      <w:lvlJc w:val="left"/>
+      <w:pPr>
+        <w:tabs>
+          <w:tab w:val="num" w:pos="3600"/>
+        </w:tabs>
+        <w:ind w:left="3600" w:hanging="360"/>
+      </w:pPr>
+      <w:rPr>
+        <w:rFonts w:ascii="Wingdings" w:hAnsi="Wingdings" w:hint="default"/>
+        <w:sz w:val="20"/>
+      </w:rPr>
+    </w:lvl>
+    <w:lvl w:ilvl="5" w:tentative="1">
+      <w:start w:val="1"/>
+      <w:numFmt w:val="bullet"/>
+      <w:lvlText w:val=""/>
+      <w:lvlJc w:val="left"/>
+      <w:pPr>
+        <w:tabs>
+          <w:tab w:val="num" w:pos="4320"/>
+        </w:tabs>
+        <w:ind w:left="4320" w:hanging="360"/>
+      </w:pPr>
+      <w:rPr>
+        <w:rFonts w:ascii="Wingdings" w:hAnsi="Wingdings" w:hint="default"/>
+        <w:sz w:val="20"/>
+      </w:rPr>
+    </w:lvl>
+    <w:lvl w:ilvl="6" w:tentative="1">
+      <w:start w:val="1"/>
+      <w:numFmt w:val="bullet"/>
+      <w:lvlText w:val=""/>
+      <w:lvlJc w:val="left"/>
+      <w:pPr>
+        <w:tabs>
+          <w:tab w:val="num" w:pos="5040"/>
+        </w:tabs>
+        <w:ind w:left="5040" w:hanging="360"/>
+      </w:pPr>
+      <w:rPr>
+        <w:rFonts w:ascii="Wingdings" w:hAnsi="Wingdings" w:hint="default"/>
+        <w:sz w:val="20"/>
+      </w:rPr>
+    </w:lvl>
+    <w:lvl w:ilvl="7" w:tentative="1">
+      <w:start w:val="1"/>
+      <w:numFmt w:val="bullet"/>
+      <w:lvlText w:val=""/>
+      <w:lvlJc w:val="left"/>
+      <w:pPr>
+        <w:tabs>
+          <w:tab w:val="num" w:pos="5760"/>
+        </w:tabs>
+        <w:ind w:left="5760" w:hanging="360"/>
+      </w:pPr>
+      <w:rPr>
+        <w:rFonts w:ascii="Wingdings" w:hAnsi="Wingdings" w:hint="default"/>
+        <w:sz w:val="20"/>
+      </w:rPr>
+    </w:lvl>
+    <w:lvl w:ilvl="8" w:tentative="1">
+      <w:start w:val="1"/>
+      <w:numFmt w:val="bullet"/>
+      <w:lvlText w:val=""/>
+      <w:lvlJc w:val="left"/>
+      <w:pPr>
+        <w:tabs>
+          <w:tab w:val="num" w:pos="6480"/>
+        </w:tabs>
+        <w:ind w:left="6480" w:hanging="360"/>
+      </w:pPr>
+      <w:rPr>
+        <w:rFonts w:ascii="Wingdings" w:hAnsi="Wingdings" w:hint="default"/>
+        <w:sz w:val="20"/>
+      </w:rPr>
+    </w:lvl>
+  </w:abstractNum>
   <w:abstractNum w:abstractNumId="7" w15:restartNumberingAfterBreak="0">
+    <w:nsid w:val="5C6A0AAD"/>
+    <w:multiLevelType w:val="hybridMultilevel"/>
+    <w:tmpl w:val="DB3C4B42"/>
+    <w:lvl w:ilvl="0" w:tplc="63368C40">
+      <w:numFmt w:val="bullet"/>
+      <w:lvlText w:val=""/>
+      <w:lvlJc w:val="left"/>
+      <w:pPr>
+        <w:ind w:left="720" w:hanging="360"/>
+      </w:pPr>
+      <w:rPr>
+        <w:rFonts w:ascii="Wingdings" w:eastAsiaTheme="minorHAnsi" w:hAnsi="Wingdings" w:cs="Times New Roman" w:hint="default"/>
+      </w:rPr>
+    </w:lvl>
+    <w:lvl w:ilvl="1" w:tplc="04090003" w:tentative="1">
+      <w:start w:val="1"/>
+      <w:numFmt w:val="bullet"/>
+      <w:lvlText w:val="o"/>
+      <w:lvlJc w:val="left"/>
+      <w:pPr>
+        <w:ind w:left="1440" w:hanging="360"/>
+      </w:pPr>
+      <w:rPr>
+        <w:rFonts w:ascii="Courier New" w:hAnsi="Courier New" w:cs="Courier New" w:hint="default"/>
+      </w:rPr>
+    </w:lvl>
+    <w:lvl w:ilvl="2" w:tplc="04090005" w:tentative="1">
+      <w:start w:val="1"/>
+      <w:numFmt w:val="bullet"/>
+      <w:lvlText w:val=""/>
+      <w:lvlJc w:val="left"/>
+      <w:pPr>
+        <w:ind w:left="2160" w:hanging="360"/>
+      </w:pPr>
+      <w:rPr>
+        <w:rFonts w:ascii="Wingdings" w:hAnsi="Wingdings" w:hint="default"/>
+      </w:rPr>
+    </w:lvl>
+    <w:lvl w:ilvl="3" w:tplc="04090001" w:tentative="1">
+      <w:start w:val="1"/>
+      <w:numFmt w:val="bullet"/>
+      <w:lvlText w:val=""/>
+      <w:lvlJc w:val="left"/>
+      <w:pPr>
+        <w:ind w:left="2880" w:hanging="360"/>
+      </w:pPr>
+      <w:rPr>
+        <w:rFonts w:ascii="Symbol" w:hAnsi="Symbol" w:hint="default"/>
+      </w:rPr>
+    </w:lvl>
+    <w:lvl w:ilvl="4" w:tplc="04090003" w:tentative="1">
+      <w:start w:val="1"/>
+      <w:numFmt w:val="bullet"/>
+      <w:lvlText w:val="o"/>
+      <w:lvlJc w:val="left"/>
+      <w:pPr>
+        <w:ind w:left="3600" w:hanging="360"/>
+      </w:pPr>
+      <w:rPr>
+        <w:rFonts w:ascii="Courier New" w:hAnsi="Courier New" w:cs="Courier New" w:hint="default"/>
+      </w:rPr>
+    </w:lvl>
+    <w:lvl w:ilvl="5" w:tplc="04090005" w:tentative="1">
+      <w:start w:val="1"/>
+      <w:numFmt w:val="bullet"/>
+      <w:lvlText w:val=""/>
+      <w:lvlJc w:val="left"/>
+      <w:pPr>
+        <w:ind w:left="4320" w:hanging="360"/>
+      </w:pPr>
+      <w:rPr>
+        <w:rFonts w:ascii="Wingdings" w:hAnsi="Wingdings" w:hint="default"/>
+      </w:rPr>
+    </w:lvl>
+    <w:lvl w:ilvl="6" w:tplc="04090001" w:tentative="1">
+      <w:start w:val="1"/>
+      <w:numFmt w:val="bullet"/>
+      <w:lvlText w:val=""/>
+      <w:lvlJc w:val="left"/>
+      <w:pPr>
+        <w:ind w:left="5040" w:hanging="360"/>
+      </w:pPr>
+      <w:rPr>
+        <w:rFonts w:ascii="Symbol" w:hAnsi="Symbol" w:hint="default"/>
+      </w:rPr>
+    </w:lvl>
+    <w:lvl w:ilvl="7" w:tplc="04090003" w:tentative="1">
+      <w:start w:val="1"/>
+      <w:numFmt w:val="bullet"/>
+      <w:lvlText w:val="o"/>
+      <w:lvlJc w:val="left"/>
+      <w:pPr>
+        <w:ind w:left="5760" w:hanging="360"/>
+      </w:pPr>
+      <w:rPr>
+        <w:rFonts w:ascii="Courier New" w:hAnsi="Courier New" w:cs="Courier New" w:hint="default"/>
+      </w:rPr>
+    </w:lvl>
+    <w:lvl w:ilvl="8" w:tplc="04090005" w:tentative="1">
+      <w:start w:val="1"/>
+      <w:numFmt w:val="bullet"/>
+      <w:lvlText w:val=""/>
+      <w:lvlJc w:val="left"/>
+      <w:pPr>
+        <w:ind w:left="6480" w:hanging="360"/>
+      </w:pPr>
+      <w:rPr>
+        <w:rFonts w:ascii="Wingdings" w:hAnsi="Wingdings" w:hint="default"/>
+      </w:rPr>
+    </w:lvl>
+  </w:abstractNum>
+  <w:abstractNum w:abstractNumId="8" w15:restartNumberingAfterBreak="0">
+    <w:nsid w:val="64A44036"/>
+    <w:multiLevelType w:val="multilevel"/>
+    <w:tmpl w:val="115A0A7E"/>
+    <w:lvl w:ilvl="0">
+      <w:start w:val="1"/>
+      <w:numFmt w:val="bullet"/>
+      <w:lvlText w:val=""/>
+      <w:lvlJc w:val="left"/>
+      <w:pPr>
+        <w:tabs>
+          <w:tab w:val="num" w:pos="720"/>
+        </w:tabs>
+        <w:ind w:left="720" w:hanging="360"/>
+      </w:pPr>
+      <w:rPr>
+        <w:rFonts w:ascii="Symbol" w:hAnsi="Symbol" w:hint="default"/>
+        <w:sz w:val="20"/>
+      </w:rPr>
+    </w:lvl>
+    <w:lvl w:ilvl="1" w:tentative="1">
+      <w:start w:val="1"/>
+      <w:numFmt w:val="bullet"/>
+      <w:lvlText w:val="o"/>
+      <w:lvlJc w:val="left"/>
+      <w:pPr>
+        <w:tabs>
+          <w:tab w:val="num" w:pos="1440"/>
+        </w:tabs>
+        <w:ind w:left="1440" w:hanging="360"/>
+      </w:pPr>
+      <w:rPr>
+        <w:rFonts w:ascii="Courier New" w:hAnsi="Courier New" w:hint="default"/>
+        <w:sz w:val="20"/>
+      </w:rPr>
+    </w:lvl>
+    <w:lvl w:ilvl="2" w:tentative="1">
+      <w:start w:val="1"/>
+      <w:numFmt w:val="bullet"/>
+      <w:lvlText w:val=""/>
+      <w:lvlJc w:val="left"/>
+      <w:pPr>
+        <w:tabs>
+          <w:tab w:val="num" w:pos="2160"/>
+        </w:tabs>
+        <w:ind w:left="2160" w:hanging="360"/>
+      </w:pPr>
+      <w:rPr>
+        <w:rFonts w:ascii="Wingdings" w:hAnsi="Wingdings" w:hint="default"/>
+        <w:sz w:val="20"/>
+      </w:rPr>
+    </w:lvl>
+    <w:lvl w:ilvl="3" w:tentative="1">
+      <w:start w:val="1"/>
+      <w:numFmt w:val="bullet"/>
+      <w:lvlText w:val=""/>
+      <w:lvlJc w:val="left"/>
+      <w:pPr>
+        <w:tabs>
+          <w:tab w:val="num" w:pos="2880"/>
+        </w:tabs>
+        <w:ind w:left="2880" w:hanging="360"/>
+      </w:pPr>
+      <w:rPr>
+        <w:rFonts w:ascii="Wingdings" w:hAnsi="Wingdings" w:hint="default"/>
+        <w:sz w:val="20"/>
+      </w:rPr>
+    </w:lvl>
+    <w:lvl w:ilvl="4" w:tentative="1">
+      <w:start w:val="1"/>
+      <w:numFmt w:val="bullet"/>
+      <w:lvlText w:val=""/>
+      <w:lvlJc w:val="left"/>
+      <w:pPr>
+        <w:tabs>
+          <w:tab w:val="num" w:pos="3600"/>
+        </w:tabs>
+        <w:ind w:left="3600" w:hanging="360"/>
+      </w:pPr>
+      <w:rPr>
+        <w:rFonts w:ascii="Wingdings" w:hAnsi="Wingdings" w:hint="default"/>
+        <w:sz w:val="20"/>
+      </w:rPr>
+    </w:lvl>
+    <w:lvl w:ilvl="5" w:tentative="1">
+      <w:start w:val="1"/>
+      <w:numFmt w:val="bullet"/>
+      <w:lvlText w:val=""/>
+      <w:lvlJc w:val="left"/>
+      <w:pPr>
+        <w:tabs>
+          <w:tab w:val="num" w:pos="4320"/>
+        </w:tabs>
+        <w:ind w:left="4320" w:hanging="360"/>
+      </w:pPr>
+      <w:rPr>
+        <w:rFonts w:ascii="Wingdings" w:hAnsi="Wingdings" w:hint="default"/>
+        <w:sz w:val="20"/>
+      </w:rPr>
+    </w:lvl>
+    <w:lvl w:ilvl="6" w:tentative="1">
+      <w:start w:val="1"/>
+      <w:numFmt w:val="bullet"/>
+      <w:lvlText w:val=""/>
+      <w:lvlJc w:val="left"/>
+      <w:pPr>
+        <w:tabs>
+          <w:tab w:val="num" w:pos="5040"/>
+        </w:tabs>
+        <w:ind w:left="5040" w:hanging="360"/>
+      </w:pPr>
+      <w:rPr>
+        <w:rFonts w:ascii="Wingdings" w:hAnsi="Wingdings" w:hint="default"/>
+        <w:sz w:val="20"/>
+      </w:rPr>
+    </w:lvl>
+    <w:lvl w:ilvl="7" w:tentative="1">
+      <w:start w:val="1"/>
+      <w:numFmt w:val="bullet"/>
+      <w:lvlText w:val=""/>
+      <w:lvlJc w:val="left"/>
+      <w:pPr>
+        <w:tabs>
+          <w:tab w:val="num" w:pos="5760"/>
+        </w:tabs>
+        <w:ind w:left="5760" w:hanging="360"/>
+      </w:pPr>
+      <w:rPr>
+        <w:rFonts w:ascii="Wingdings" w:hAnsi="Wingdings" w:hint="default"/>
+        <w:sz w:val="20"/>
+      </w:rPr>
+    </w:lvl>
+    <w:lvl w:ilvl="8" w:tentative="1">
+      <w:start w:val="1"/>
+      <w:numFmt w:val="bullet"/>
+      <w:lvlText w:val=""/>
+      <w:lvlJc w:val="left"/>
+      <w:pPr>
+        <w:tabs>
+          <w:tab w:val="num" w:pos="6480"/>
+        </w:tabs>
+        <w:ind w:left="6480" w:hanging="360"/>
+      </w:pPr>
+      <w:rPr>
+        <w:rFonts w:ascii="Wingdings" w:hAnsi="Wingdings" w:hint="default"/>
+        <w:sz w:val="20"/>
+      </w:rPr>
+    </w:lvl>
+  </w:abstractNum>
+  <w:abstractNum w:abstractNumId="9" w15:restartNumberingAfterBreak="0">
     <w:nsid w:val="73B52B43"/>
     <w:multiLevelType w:val="multilevel"/>
     <w:tmpl w:val="59884D7E"/>
@@ -8607,29 +9947,151 @@
       </w:rPr>
     </w:lvl>
   </w:abstractNum>
+  <w:abstractNum w:abstractNumId="10" w15:restartNumberingAfterBreak="0">
+    <w:nsid w:val="77AD6C70"/>
+    <w:multiLevelType w:val="multilevel"/>
+    <w:tmpl w:val="A90CE474"/>
+    <w:lvl w:ilvl="0">
+      <w:start w:val="1"/>
+      <w:numFmt w:val="decimal"/>
+      <w:lvlText w:val="%1."/>
+      <w:lvlJc w:val="left"/>
+      <w:pPr>
+        <w:tabs>
+          <w:tab w:val="num" w:pos="720"/>
+        </w:tabs>
+        <w:ind w:left="720" w:hanging="360"/>
+      </w:pPr>
+    </w:lvl>
+    <w:lvl w:ilvl="1" w:tentative="1">
+      <w:start w:val="1"/>
+      <w:numFmt w:val="decimal"/>
+      <w:lvlText w:val="%2."/>
+      <w:lvlJc w:val="left"/>
+      <w:pPr>
+        <w:tabs>
+          <w:tab w:val="num" w:pos="1440"/>
+        </w:tabs>
+        <w:ind w:left="1440" w:hanging="360"/>
+      </w:pPr>
+    </w:lvl>
+    <w:lvl w:ilvl="2" w:tentative="1">
+      <w:start w:val="1"/>
+      <w:numFmt w:val="decimal"/>
+      <w:lvlText w:val="%3."/>
+      <w:lvlJc w:val="left"/>
+      <w:pPr>
+        <w:tabs>
+          <w:tab w:val="num" w:pos="2160"/>
+        </w:tabs>
+        <w:ind w:left="2160" w:hanging="360"/>
+      </w:pPr>
+    </w:lvl>
+    <w:lvl w:ilvl="3" w:tentative="1">
+      <w:start w:val="1"/>
+      <w:numFmt w:val="decimal"/>
+      <w:lvlText w:val="%4."/>
+      <w:lvlJc w:val="left"/>
+      <w:pPr>
+        <w:tabs>
+          <w:tab w:val="num" w:pos="2880"/>
+        </w:tabs>
+        <w:ind w:left="2880" w:hanging="360"/>
+      </w:pPr>
+    </w:lvl>
+    <w:lvl w:ilvl="4" w:tentative="1">
+      <w:start w:val="1"/>
+      <w:numFmt w:val="decimal"/>
+      <w:lvlText w:val="%5."/>
+      <w:lvlJc w:val="left"/>
+      <w:pPr>
+        <w:tabs>
+          <w:tab w:val="num" w:pos="3600"/>
+        </w:tabs>
+        <w:ind w:left="3600" w:hanging="360"/>
+      </w:pPr>
+    </w:lvl>
+    <w:lvl w:ilvl="5" w:tentative="1">
+      <w:start w:val="1"/>
+      <w:numFmt w:val="decimal"/>
+      <w:lvlText w:val="%6."/>
+      <w:lvlJc w:val="left"/>
+      <w:pPr>
+        <w:tabs>
+          <w:tab w:val="num" w:pos="4320"/>
+        </w:tabs>
+        <w:ind w:left="4320" w:hanging="360"/>
+      </w:pPr>
+    </w:lvl>
+    <w:lvl w:ilvl="6" w:tentative="1">
+      <w:start w:val="1"/>
+      <w:numFmt w:val="decimal"/>
+      <w:lvlText w:val="%7."/>
+      <w:lvlJc w:val="left"/>
+      <w:pPr>
+        <w:tabs>
+          <w:tab w:val="num" w:pos="5040"/>
+        </w:tabs>
+        <w:ind w:left="5040" w:hanging="360"/>
+      </w:pPr>
+    </w:lvl>
+    <w:lvl w:ilvl="7" w:tentative="1">
+      <w:start w:val="1"/>
+      <w:numFmt w:val="decimal"/>
+      <w:lvlText w:val="%8."/>
+      <w:lvlJc w:val="left"/>
+      <w:pPr>
+        <w:tabs>
+          <w:tab w:val="num" w:pos="5760"/>
+        </w:tabs>
+        <w:ind w:left="5760" w:hanging="360"/>
+      </w:pPr>
+    </w:lvl>
+    <w:lvl w:ilvl="8" w:tentative="1">
+      <w:start w:val="1"/>
+      <w:numFmt w:val="decimal"/>
+      <w:lvlText w:val="%9."/>
+      <w:lvlJc w:val="left"/>
+      <w:pPr>
+        <w:tabs>
+          <w:tab w:val="num" w:pos="6480"/>
+        </w:tabs>
+        <w:ind w:left="6480" w:hanging="360"/>
+      </w:pPr>
+    </w:lvl>
+  </w:abstractNum>
   <w:num w:numId="1" w16cid:durableId="430272983">
-    <w:abstractNumId w:val="7"/>
+    <w:abstractNumId w:val="9"/>
   </w:num>
   <w:num w:numId="2" w16cid:durableId="2059476422">
-    <w:abstractNumId w:val="3"/>
+    <w:abstractNumId w:val="5"/>
   </w:num>
   <w:num w:numId="3" w16cid:durableId="75521308">
     <w:abstractNumId w:val="0"/>
   </w:num>
   <w:num w:numId="4" w16cid:durableId="1732775149">
+    <w:abstractNumId w:val="8"/>
+  </w:num>
+  <w:num w:numId="5" w16cid:durableId="963661405">
+    <w:abstractNumId w:val="2"/>
+  </w:num>
+  <w:num w:numId="6" w16cid:durableId="1117141553">
+    <w:abstractNumId w:val="7"/>
+  </w:num>
+  <w:num w:numId="7" w16cid:durableId="1585410391">
+    <w:abstractNumId w:val="4"/>
+  </w:num>
+  <w:num w:numId="8" w16cid:durableId="1058866126">
     <w:abstractNumId w:val="6"/>
   </w:num>
-  <w:num w:numId="5" w16cid:durableId="963661405">
+  <w:num w:numId="9" w16cid:durableId="1504315662">
+    <w:abstractNumId w:val="10"/>
+  </w:num>
+  <w:num w:numId="10" w16cid:durableId="1404838655">
+    <w:abstractNumId w:val="3"/>
+  </w:num>
+  <w:num w:numId="11" w16cid:durableId="2123841054">
     <w:abstractNumId w:val="1"/>
-  </w:num>
-  <w:num w:numId="6" w16cid:durableId="1117141553">
-    <w:abstractNumId w:val="5"/>
-  </w:num>
-  <w:num w:numId="7" w16cid:durableId="1585410391">
-    <w:abstractNumId w:val="2"/>
-  </w:num>
-  <w:num w:numId="8" w16cid:durableId="1058866126">
-    <w:abstractNumId w:val="4"/>
   </w:num>
 </w:numbering>
 </file>
@@ -9035,7 +10497,10 @@
     <w:name w:val="Normal"/>
     <w:aliases w:val="basic"/>
     <w:qFormat/>
-    <w:rsid w:val="007142A0"/>
+    <w:rsid w:val="001058F0"/>
+    <w:pPr>
+      <w:jc w:val="both"/>
+    </w:pPr>
     <w:rPr>
       <w:rFonts w:ascii="Times New Roman" w:hAnsi="Times New Roman"/>
       <w:sz w:val="26"/>
@@ -9284,7 +10749,6 @@
       </w:tabs>
       <w:spacing w:before="120" w:after="120" w:line="360" w:lineRule="auto"/>
       <w:ind w:left="2444" w:hanging="180"/>
-      <w:jc w:val="both"/>
       <w:outlineLvl w:val="2"/>
     </w:pPr>
     <w:rPr>
@@ -9949,4 +11413,16 @@
     </a:ext>
   </a:extLst>
 </a:theme>
+</file>
+
+<file path=customXml/item1.xml><?xml version="1.0" encoding="utf-8"?>
+<b:Sources xmlns:b="http://schemas.openxmlformats.org/officeDocument/2006/bibliography" xmlns="http://schemas.openxmlformats.org/officeDocument/2006/bibliography" SelectedStyle="\APASixthEditionOfficeOnline.xsl" StyleName="APA" Version="6"/>
+</file>
+
+<file path=customXml/itemProps1.xml><?xml version="1.0" encoding="utf-8"?>
+<ds:datastoreItem xmlns:ds="http://schemas.openxmlformats.org/officeDocument/2006/customXml" ds:itemID="{CF5DF3FD-BDBC-4E79-9047-60AE66E569F1}">
+  <ds:schemaRefs>
+    <ds:schemaRef ds:uri="http://schemas.openxmlformats.org/officeDocument/2006/bibliography"/>
+  </ds:schemaRefs>
+</ds:datastoreItem>
 </file>
--- a/ghi-chu.docx
+++ b/ghi-chu.docx
@@ -7840,6 +7840,9 @@
     </w:p>
     <w:p>
       <w:r>
+        <w:rPr>
+          <w:noProof/>
+        </w:rPr>
         <w:drawing>
           <wp:inline distT="0" distB="0" distL="0" distR="0" wp14:anchorId="7DE9E8AD" wp14:editId="03792DC1">
             <wp:extent cx="5943600" cy="1764665"/>
@@ -7900,6 +7903,9 @@
     </w:p>
     <w:p>
       <w:r>
+        <w:rPr>
+          <w:noProof/>
+        </w:rPr>
         <w:lastRenderedPageBreak/>
         <w:drawing>
           <wp:inline distT="0" distB="0" distL="0" distR="0" wp14:anchorId="2D8B7B61" wp14:editId="5D84AB1C">
@@ -8013,6 +8019,9 @@
     </w:p>
     <w:p>
       <w:r>
+        <w:rPr>
+          <w:noProof/>
+        </w:rPr>
         <w:drawing>
           <wp:inline distT="0" distB="0" distL="0" distR="0" wp14:anchorId="4C96406C" wp14:editId="3CF92EDF">
             <wp:extent cx="2830664" cy="1960753"/>
@@ -8058,6 +8067,9 @@
     </w:p>
     <w:p>
       <w:r>
+        <w:rPr>
+          <w:noProof/>
+        </w:rPr>
         <w:drawing>
           <wp:inline distT="0" distB="0" distL="0" distR="0" wp14:anchorId="6C6FAEDD" wp14:editId="153EB6D7">
             <wp:extent cx="5943600" cy="1652905"/>
@@ -8112,6 +8124,9 @@
     </w:p>
     <w:p>
       <w:r>
+        <w:rPr>
+          <w:noProof/>
+        </w:rPr>
         <w:drawing>
           <wp:inline distT="0" distB="0" distL="0" distR="0" wp14:anchorId="051B055B" wp14:editId="34263B11">
             <wp:extent cx="2981739" cy="2064836"/>
@@ -8156,6 +8171,9 @@
     </w:p>
     <w:p>
       <w:r>
+        <w:rPr>
+          <w:noProof/>
+        </w:rPr>
         <w:drawing>
           <wp:inline distT="0" distB="0" distL="0" distR="0" wp14:anchorId="24EDFE26" wp14:editId="103F24F4">
             <wp:extent cx="5943600" cy="1896110"/>
@@ -8196,6 +8214,9 @@
     <w:p/>
     <w:p>
       <w:r>
+        <w:rPr>
+          <w:noProof/>
+        </w:rPr>
         <w:lastRenderedPageBreak/>
         <w:drawing>
           <wp:inline distT="0" distB="0" distL="0" distR="0" wp14:anchorId="67FC47D6" wp14:editId="5D70D132">
@@ -8246,21 +8267,7 @@
           <w:b/>
           <w:bCs/>
         </w:rPr>
-        <w:t>F</w:t>
-      </w:r>
-      <w:r>
-        <w:rPr>
-          <w:b/>
-          <w:bCs/>
-        </w:rPr>
-        <w:t>inally</w:t>
-      </w:r>
-      <w:r>
-        <w:rPr>
-          <w:b/>
-          <w:bCs/>
-        </w:rPr>
-        <w:t>:</w:t>
+        <w:t>Finally:</w:t>
       </w:r>
     </w:p>
     <w:p>
@@ -8312,6 +8319,7 @@
         <w:rPr>
           <w:b/>
           <w:bCs/>
+          <w:noProof/>
         </w:rPr>
         <w:drawing>
           <wp:inline distT="0" distB="0" distL="0" distR="0" wp14:anchorId="271404B8" wp14:editId="311BF558">
@@ -8361,6 +8369,7 @@
         <w:rPr>
           <w:b/>
           <w:bCs/>
+          <w:noProof/>
         </w:rPr>
         <w:lastRenderedPageBreak/>
         <w:drawing>
@@ -8434,6 +8443,7 @@
         <w:rPr>
           <w:b/>
           <w:bCs/>
+          <w:noProof/>
         </w:rPr>
         <w:drawing>
           <wp:inline distT="0" distB="0" distL="0" distR="0" wp14:anchorId="46B599A8" wp14:editId="3FD49547">
@@ -8498,6 +8508,7 @@
         <w:rPr>
           <w:b/>
           <w:bCs/>
+          <w:noProof/>
         </w:rPr>
         <w:lastRenderedPageBreak/>
         <w:drawing>
@@ -8548,6 +8559,7 @@
         <w:rPr>
           <w:b/>
           <w:bCs/>
+          <w:noProof/>
         </w:rPr>
         <w:drawing>
           <wp:inline distT="0" distB="0" distL="0" distR="0" wp14:anchorId="289FC259" wp14:editId="13EF9738">
@@ -8574,6 +8586,80 @@
                     <a:xfrm>
                       <a:off x="0" y="0"/>
                       <a:ext cx="4220164" cy="1086002"/>
+                    </a:xfrm>
+                    <a:prstGeom prst="rect">
+                      <a:avLst/>
+                    </a:prstGeom>
+                  </pic:spPr>
+                </pic:pic>
+              </a:graphicData>
+            </a:graphic>
+          </wp:inline>
+        </w:drawing>
+      </w:r>
+    </w:p>
+    <w:p>
+      <w:pPr>
+        <w:jc w:val="left"/>
+        <w:rPr>
+          <w:b/>
+          <w:bCs/>
+        </w:rPr>
+      </w:pPr>
+      <w:r>
+        <w:rPr>
+          <w:b/>
+          <w:bCs/>
+        </w:rPr>
+        <w:br w:type="page"/>
+      </w:r>
+    </w:p>
+    <w:p>
+      <w:pPr>
+        <w:pStyle w:val="NoSpacing"/>
+      </w:pPr>
+      <w:r>
+        <w:lastRenderedPageBreak/>
+        <w:t>WorkingWithFiles</w:t>
+      </w:r>
+    </w:p>
+    <w:p>
+      <w:pPr>
+        <w:rPr>
+          <w:b/>
+          <w:bCs/>
+        </w:rPr>
+      </w:pPr>
+      <w:r>
+        <w:rPr>
+          <w:b/>
+          <w:bCs/>
+        </w:rPr>
+        <w:drawing>
+          <wp:inline distT="0" distB="0" distL="0" distR="0" wp14:anchorId="1A324CD6" wp14:editId="7AE6DCAB">
+            <wp:extent cx="5943600" cy="6624955"/>
+            <wp:effectExtent l="0" t="0" r="0" b="4445"/>
+            <wp:docPr id="327046040" name="Picture 1"/>
+            <wp:cNvGraphicFramePr>
+              <a:graphicFrameLocks xmlns:a="http://schemas.openxmlformats.org/drawingml/2006/main" noChangeAspect="1"/>
+            </wp:cNvGraphicFramePr>
+            <a:graphic xmlns:a="http://schemas.openxmlformats.org/drawingml/2006/main">
+              <a:graphicData uri="http://schemas.openxmlformats.org/drawingml/2006/picture">
+                <pic:pic xmlns:pic="http://schemas.openxmlformats.org/drawingml/2006/picture">
+                  <pic:nvPicPr>
+                    <pic:cNvPr id="327046040" name=""/>
+                    <pic:cNvPicPr/>
+                  </pic:nvPicPr>
+                  <pic:blipFill>
+                    <a:blip r:embed="rId68"/>
+                    <a:stretch>
+                      <a:fillRect/>
+                    </a:stretch>
+                  </pic:blipFill>
+                  <pic:spPr>
+                    <a:xfrm>
+                      <a:off x="0" y="0"/>
+                      <a:ext cx="5943600" cy="6624955"/>
                     </a:xfrm>
                     <a:prstGeom prst="rect">
                       <a:avLst/>
